--- a/Hnnn-Ppe/H307-3Mq.docx
+++ b/Hnnn-Ppe/H307-3Mq.docx
@@ -614,6 +614,419 @@
         </w:rPr>
         <w:t>mi will distance them by these from straight LAW.</w:t>
       </w:r>
+      <w:r>
+        <w:rPr>
+          <w:rFonts w:ascii="Gentium" w:hAnsi="Gentium" w:cs="Gentium"/>
+          <w:noProof/>
+          <w:color w:val="auto"/>
+          <w:lang w:val="en-029"/>
+        </w:rPr>
+        <w:t xml:space="preserve"> </w:t>
+      </w:r>
+      <w:r>
+        <w:rPr>
+          <w:rFonts w:ascii="Gentium" w:hAnsi="Gentium" w:cs="Gentium"/>
+          <w:noProof/>
+          <w:color w:val="0070C0"/>
+          <w:vertAlign w:val="superscript"/>
+          <w:lang w:val="en-029"/>
+        </w:rPr>
+        <w:t>8 </w:t>
+      </w:r>
+      <w:r>
+        <w:rPr>
+          <w:rFonts w:ascii="Gentium" w:hAnsi="Gentium" w:cs="Gentium"/>
+          <w:noProof/>
+          <w:color w:val="auto"/>
+          <w:lang w:val="en-029"/>
+        </w:rPr>
+        <w:t>An pon the time mi showed them shinin Hindekie jewels an silver an gold</w:t>
+      </w:r>
+      <w:r>
+        <w:rPr>
+          <w:rFonts w:ascii="Gentium" w:hAnsi="Gentium" w:cs="Gentium"/>
+          <w:noProof/>
+          <w:color w:val="auto"/>
+          <w:lang w:val="en-029"/>
+        </w:rPr>
+        <w:t xml:space="preserve"> ~ </w:t>
+      </w:r>
+      <w:r>
+        <w:rPr>
+          <w:rFonts w:ascii="Gentium" w:hAnsi="Gentium" w:cs="Gentium"/>
+          <w:noProof/>
+          <w:color w:val="auto"/>
+          <w:lang w:val="en-029"/>
+        </w:rPr>
+        <w:t xml:space="preserve">mi will distance them by this also from straight LAW that them might return toward mi Work. </w:t>
+      </w:r>
+      <w:r>
+        <w:rPr>
+          <w:rFonts w:ascii="Gentium" w:hAnsi="Gentium" w:cs="Gentium"/>
+          <w:noProof/>
+          <w:color w:val="0070C0"/>
+          <w:vertAlign w:val="superscript"/>
+          <w:lang w:val="en-029"/>
+        </w:rPr>
+        <w:t>9 </w:t>
+      </w:r>
+      <w:r>
+        <w:rPr>
+          <w:rFonts w:ascii="Gentium" w:hAnsi="Gentium" w:cs="Gentium"/>
+          <w:noProof/>
+          <w:color w:val="auto"/>
+          <w:lang w:val="en-029"/>
+        </w:rPr>
+        <w:t>An pon the time mi showed them thin clothes an red silk an white silk</w:t>
+      </w:r>
+      <w:r>
+        <w:rPr>
+          <w:rFonts w:ascii="Gentium" w:hAnsi="Gentium" w:cs="Gentium"/>
+          <w:noProof/>
+          <w:color w:val="auto"/>
+          <w:lang w:val="en-029"/>
+        </w:rPr>
+        <w:t xml:space="preserve"> ~ </w:t>
+      </w:r>
+      <w:r>
+        <w:rPr>
+          <w:rFonts w:ascii="Gentium" w:hAnsi="Gentium" w:cs="Gentium"/>
+          <w:noProof/>
+          <w:color w:val="auto"/>
+          <w:lang w:val="en-029"/>
+        </w:rPr>
+        <w:t>an linens an white silk</w:t>
+      </w:r>
+      <w:r>
+        <w:rPr>
+          <w:rFonts w:ascii="Gentium" w:hAnsi="Gentium" w:cs="Gentium"/>
+          <w:noProof/>
+          <w:color w:val="auto"/>
+          <w:lang w:val="en-029"/>
+        </w:rPr>
+        <w:t xml:space="preserve"> ~ </w:t>
+      </w:r>
+      <w:r>
+        <w:rPr>
+          <w:rFonts w:ascii="Gentium" w:hAnsi="Gentium" w:cs="Gentium"/>
+          <w:noProof/>
+          <w:color w:val="auto"/>
+          <w:lang w:val="en-029"/>
+        </w:rPr>
+        <w:t>mi will distance them by this also from straight LAW</w:t>
+      </w:r>
+      <w:r>
+        <w:rPr>
+          <w:rFonts w:ascii="Gentium" w:hAnsi="Gentium" w:cs="Gentium"/>
+          <w:noProof/>
+          <w:color w:val="auto"/>
+          <w:lang w:val="en-029"/>
+        </w:rPr>
+        <w:t xml:space="preserve"> ~ </w:t>
+      </w:r>
+      <w:r>
+        <w:rPr>
+          <w:rFonts w:ascii="Gentium" w:hAnsi="Gentium" w:cs="Gentium"/>
+          <w:noProof/>
+          <w:color w:val="auto"/>
+          <w:lang w:val="en-029"/>
+        </w:rPr>
+        <w:t>an mi will return them toward mi thoughts ~ pon the time mi multiplied money an livestocks like unto sand an showed them</w:t>
+      </w:r>
+      <w:r>
+        <w:rPr>
+          <w:rFonts w:ascii="Gentium" w:hAnsi="Gentium" w:cs="Gentium"/>
+          <w:noProof/>
+          <w:color w:val="auto"/>
+          <w:lang w:val="en-029"/>
+        </w:rPr>
+        <w:t xml:space="preserve"> ~ </w:t>
+      </w:r>
+      <w:r>
+        <w:rPr>
+          <w:rFonts w:ascii="Gentium" w:hAnsi="Gentium" w:cs="Gentium"/>
+          <w:noProof/>
+          <w:color w:val="auto"/>
+          <w:lang w:val="en-029"/>
+        </w:rPr>
+        <w:t>by this also mi will return them toward mi Work.</w:t>
+      </w:r>
+      <w:r>
+        <w:rPr>
+          <w:rFonts w:ascii="Gentium" w:hAnsi="Gentium" w:cs="Gentium"/>
+          <w:noProof/>
+          <w:color w:val="auto"/>
+          <w:lang w:val="en-029"/>
+        </w:rPr>
+        <w:t xml:space="preserve"> </w:t>
+      </w:r>
+      <w:r>
+        <w:rPr>
+          <w:rFonts w:ascii="Gentium" w:hAnsi="Gentium" w:cs="Gentium"/>
+          <w:noProof/>
+          <w:color w:val="0070C0"/>
+          <w:vertAlign w:val="superscript"/>
+          <w:lang w:val="en-029"/>
+        </w:rPr>
+        <w:t>1</w:t>
+      </w:r>
+      <w:r>
+        <w:rPr>
+          <w:rFonts w:ascii="Gentium" w:hAnsi="Gentium" w:cs="Gentium"/>
+          <w:noProof/>
+          <w:color w:val="0070C0"/>
+          <w:vertAlign w:val="superscript"/>
+          <w:lang w:val="en-029"/>
+        </w:rPr>
+        <w:t>0 </w:t>
+      </w:r>
+      <w:r>
+        <w:rPr>
+          <w:rFonts w:ascii="Gentium" w:hAnsi="Gentium" w:cs="Gentium"/>
+          <w:noProof/>
+          <w:color w:val="auto"/>
+          <w:lang w:val="en-029"/>
+        </w:rPr>
+        <w:t>An pon the time mi showed them jealousy done in arrogance becau dawtaz an becau anger an quarrels</w:t>
+      </w:r>
+      <w:r>
+        <w:rPr>
+          <w:rFonts w:ascii="Gentium" w:hAnsi="Gentium" w:cs="Gentium"/>
+          <w:noProof/>
+          <w:color w:val="auto"/>
+          <w:lang w:val="en-029"/>
+        </w:rPr>
+        <w:t xml:space="preserve"> ~ </w:t>
+      </w:r>
+      <w:r>
+        <w:rPr>
+          <w:rFonts w:ascii="Gentium" w:hAnsi="Gentium" w:cs="Gentium"/>
+          <w:noProof/>
+          <w:color w:val="auto"/>
+          <w:lang w:val="en-029"/>
+        </w:rPr>
+        <w:t xml:space="preserve">by all this mi will return them toward mi Work. </w:t>
+      </w:r>
+      <w:r>
+        <w:rPr>
+          <w:rFonts w:ascii="Gentium" w:hAnsi="Gentium" w:cs="Gentium"/>
+          <w:noProof/>
+          <w:color w:val="0070C0"/>
+          <w:vertAlign w:val="superscript"/>
+          <w:lang w:val="en-029"/>
+        </w:rPr>
+        <w:t>1</w:t>
+      </w:r>
+      <w:r>
+        <w:rPr>
+          <w:rFonts w:ascii="Gentium" w:hAnsi="Gentium" w:cs="Gentium"/>
+          <w:noProof/>
+          <w:color w:val="0070C0"/>
+          <w:vertAlign w:val="superscript"/>
+          <w:lang w:val="en-029"/>
+        </w:rPr>
+        <w:t>1 </w:t>
+      </w:r>
+      <w:r>
+        <w:rPr>
+          <w:rFonts w:ascii="Gentium" w:hAnsi="Gentium" w:cs="Gentium"/>
+          <w:noProof/>
+          <w:color w:val="auto"/>
+          <w:lang w:val="en-029"/>
+        </w:rPr>
+        <w:t>An pon the time mi showed them signs</w:t>
+      </w:r>
+      <w:r>
+        <w:rPr>
+          <w:rFonts w:ascii="Gentium" w:hAnsi="Gentium" w:cs="Gentium"/>
+          <w:noProof/>
+          <w:color w:val="auto"/>
+          <w:lang w:val="en-029"/>
+        </w:rPr>
+        <w:t xml:space="preserve"> ~ </w:t>
+      </w:r>
+      <w:r>
+        <w:rPr>
+          <w:rFonts w:ascii="Gentium" w:hAnsi="Gentium" w:cs="Gentium"/>
+          <w:noProof/>
+          <w:color w:val="auto"/>
+          <w:lang w:val="en-029"/>
+        </w:rPr>
+        <w:t>mi will lodge ina them companions reasonin</w:t>
+      </w:r>
+      <w:r>
+        <w:rPr>
+          <w:rFonts w:ascii="Gentium" w:hAnsi="Gentium" w:cs="Gentium"/>
+          <w:noProof/>
+          <w:color w:val="auto"/>
+          <w:lang w:val="en-029"/>
+        </w:rPr>
+        <w:t xml:space="preserve"> ~ </w:t>
+      </w:r>
+      <w:r>
+        <w:rPr>
+          <w:rFonts w:ascii="Gentium" w:hAnsi="Gentium" w:cs="Gentium"/>
+          <w:noProof/>
+          <w:color w:val="auto"/>
+          <w:lang w:val="en-029"/>
+        </w:rPr>
+        <w:t>an mi will lodge a sign thing that were fe each of the ras selves ina them reasonin</w:t>
+      </w:r>
+      <w:r>
+        <w:rPr>
+          <w:rFonts w:ascii="Gentium" w:hAnsi="Gentium" w:cs="Gentium"/>
+          <w:noProof/>
+          <w:color w:val="auto"/>
+          <w:lang w:val="en-029"/>
+        </w:rPr>
+        <w:t xml:space="preserve"> ~ </w:t>
+      </w:r>
+      <w:r>
+        <w:rPr>
+          <w:rFonts w:ascii="Gentium" w:hAnsi="Gentium" w:cs="Gentium"/>
+          <w:noProof/>
+          <w:color w:val="auto"/>
+          <w:lang w:val="en-029"/>
+        </w:rPr>
+        <w:t xml:space="preserve">an mi showed them words signs an misled them. </w:t>
+      </w:r>
+      <w:r>
+        <w:rPr>
+          <w:rFonts w:ascii="Gentium" w:hAnsi="Gentium" w:cs="Gentium"/>
+          <w:noProof/>
+          <w:color w:val="0070C0"/>
+          <w:vertAlign w:val="superscript"/>
+          <w:lang w:val="en-029"/>
+        </w:rPr>
+        <w:t>1</w:t>
+      </w:r>
+      <w:r>
+        <w:rPr>
+          <w:rFonts w:ascii="Gentium" w:hAnsi="Gentium" w:cs="Gentium"/>
+          <w:noProof/>
+          <w:color w:val="0070C0"/>
+          <w:vertAlign w:val="superscript"/>
+          <w:lang w:val="en-029"/>
+        </w:rPr>
+        <w:t>2 </w:t>
+      </w:r>
+      <w:r>
+        <w:rPr>
+          <w:rFonts w:ascii="Gentium" w:hAnsi="Gentium" w:cs="Gentium"/>
+          <w:noProof/>
+          <w:color w:val="auto"/>
+          <w:lang w:val="en-029"/>
+        </w:rPr>
+        <w:t>An fe persons ina whom mi lodged mi lodgin</w:t>
+      </w:r>
+      <w:r>
+        <w:rPr>
+          <w:rFonts w:ascii="Gentium" w:hAnsi="Gentium" w:cs="Gentium"/>
+          <w:noProof/>
+          <w:color w:val="auto"/>
+          <w:lang w:val="en-029"/>
+        </w:rPr>
+        <w:t xml:space="preserve"> ~ </w:t>
+      </w:r>
+      <w:r>
+        <w:rPr>
+          <w:rFonts w:ascii="Gentium" w:hAnsi="Gentium" w:cs="Gentium"/>
+          <w:noProof/>
+          <w:color w:val="auto"/>
+          <w:lang w:val="en-029"/>
+        </w:rPr>
+        <w:t>mi will show them signs</w:t>
+      </w:r>
+      <w:r>
+        <w:rPr>
+          <w:rFonts w:ascii="Gentium" w:hAnsi="Gentium" w:cs="Gentium"/>
+          <w:noProof/>
+          <w:color w:val="auto"/>
+          <w:lang w:val="en-029"/>
+        </w:rPr>
+        <w:t xml:space="preserve"> ~ </w:t>
+      </w:r>
+      <w:r>
+        <w:rPr>
+          <w:rFonts w:ascii="Gentium" w:hAnsi="Gentium" w:cs="Gentium"/>
+          <w:noProof/>
+          <w:color w:val="auto"/>
+          <w:lang w:val="en-029"/>
+        </w:rPr>
+        <w:t>an be it ina stars gait</w:t>
+      </w:r>
+      <w:r>
+        <w:rPr>
+          <w:rFonts w:ascii="Gentium" w:hAnsi="Gentium" w:cs="Gentium"/>
+          <w:noProof/>
+          <w:color w:val="auto"/>
+          <w:lang w:val="en-029"/>
+        </w:rPr>
+        <w:t xml:space="preserve"> ~ </w:t>
+      </w:r>
+      <w:r>
+        <w:rPr>
+          <w:rFonts w:ascii="Gentium" w:hAnsi="Gentium" w:cs="Gentium"/>
+          <w:noProof/>
+          <w:color w:val="auto"/>
+          <w:lang w:val="en-029"/>
+        </w:rPr>
+        <w:t>or be it ina cloud proceedin or ina fiyah flickerin</w:t>
+      </w:r>
+      <w:r>
+        <w:rPr>
+          <w:rFonts w:ascii="Gentium" w:hAnsi="Gentium" w:cs="Gentium"/>
+          <w:noProof/>
+          <w:color w:val="auto"/>
+          <w:lang w:val="en-029"/>
+        </w:rPr>
+        <w:t xml:space="preserve"> ~ </w:t>
+      </w:r>
+      <w:r>
+        <w:rPr>
+          <w:rFonts w:ascii="Gentium" w:hAnsi="Gentium" w:cs="Gentium"/>
+          <w:noProof/>
+          <w:color w:val="auto"/>
+          <w:lang w:val="en-029"/>
+        </w:rPr>
+        <w:t>or be it ina beasts an birds cries</w:t>
+      </w:r>
+      <w:r>
+        <w:rPr>
+          <w:rFonts w:ascii="Gentium" w:hAnsi="Gentium" w:cs="Gentium"/>
+          <w:noProof/>
+          <w:color w:val="auto"/>
+          <w:lang w:val="en-029"/>
+        </w:rPr>
+        <w:t xml:space="preserve"> ~ </w:t>
+      </w:r>
+      <w:r>
+        <w:rPr>
+          <w:rFonts w:ascii="Gentium" w:hAnsi="Gentium" w:cs="Gentium"/>
+          <w:noProof/>
+          <w:color w:val="auto"/>
+          <w:lang w:val="en-029"/>
+        </w:rPr>
+        <w:t>as them are mi lodgins</w:t>
+      </w:r>
+      <w:r>
+        <w:rPr>
+          <w:rFonts w:ascii="Gentium" w:hAnsi="Gentium" w:cs="Gentium"/>
+          <w:noProof/>
+          <w:color w:val="auto"/>
+          <w:lang w:val="en-029"/>
+        </w:rPr>
+        <w:t xml:space="preserve"> ~ </w:t>
+      </w:r>
+      <w:r>
+        <w:rPr>
+          <w:rFonts w:ascii="Gentium" w:hAnsi="Gentium" w:cs="Gentium"/>
+          <w:noProof/>
+          <w:color w:val="auto"/>
+          <w:lang w:val="en-029"/>
+        </w:rPr>
+        <w:t>mi will lodge signs ina them reasonin pon them by all this.</w:t>
+      </w:r>
     </w:p>
     <w:p>
       <w:pPr>
@@ -636,125 +1049,692 @@
           <w:vertAlign w:val="superscript"/>
           <w:lang w:val="en-029"/>
         </w:rPr>
-        <w:t>8 </w:t>
-      </w:r>
-      <w:r>
-        <w:rPr>
-          <w:rFonts w:ascii="Gentium" w:hAnsi="Gentium" w:cs="Gentium"/>
-          <w:noProof/>
-          <w:color w:val="auto"/>
-          <w:lang w:val="en-029"/>
-        </w:rPr>
-        <w:t>An pon the time mi showed them shinin Hindekie jewels an silver an gold</w:t>
-      </w:r>
-      <w:r>
-        <w:rPr>
-          <w:rFonts w:ascii="Gentium" w:hAnsi="Gentium" w:cs="Gentium"/>
-          <w:noProof/>
-          <w:color w:val="auto"/>
-          <w:lang w:val="en-029"/>
-        </w:rPr>
-        <w:t xml:space="preserve"> ~ </w:t>
-      </w:r>
-      <w:r>
-        <w:rPr>
-          <w:rFonts w:ascii="Gentium" w:hAnsi="Gentium" w:cs="Gentium"/>
-          <w:noProof/>
-          <w:color w:val="auto"/>
-          <w:lang w:val="en-029"/>
-        </w:rPr>
-        <w:t xml:space="preserve">mi will distance them by this also from straight LAW that them might return toward mi Work. </w:t>
-      </w:r>
-      <w:r>
-        <w:rPr>
-          <w:rFonts w:ascii="Gentium" w:hAnsi="Gentium" w:cs="Gentium"/>
-          <w:noProof/>
-          <w:color w:val="0070C0"/>
-          <w:vertAlign w:val="superscript"/>
-          <w:lang w:val="en-029"/>
-        </w:rPr>
-        <w:t>9 </w:t>
-      </w:r>
-      <w:r>
-        <w:rPr>
-          <w:rFonts w:ascii="Gentium" w:hAnsi="Gentium" w:cs="Gentium"/>
-          <w:noProof/>
-          <w:color w:val="auto"/>
-          <w:lang w:val="en-029"/>
-        </w:rPr>
-        <w:t>An pon the time mi showed them thin clothes an red silk an white silk</w:t>
-      </w:r>
-      <w:r>
-        <w:rPr>
-          <w:rFonts w:ascii="Gentium" w:hAnsi="Gentium" w:cs="Gentium"/>
-          <w:noProof/>
-          <w:color w:val="auto"/>
-          <w:lang w:val="en-029"/>
-        </w:rPr>
-        <w:t xml:space="preserve"> ~ </w:t>
-      </w:r>
-      <w:r>
-        <w:rPr>
-          <w:rFonts w:ascii="Gentium" w:hAnsi="Gentium" w:cs="Gentium"/>
-          <w:noProof/>
-          <w:color w:val="auto"/>
-          <w:lang w:val="en-029"/>
-        </w:rPr>
-        <w:t>an linens an white silk</w:t>
-      </w:r>
-      <w:r>
-        <w:rPr>
-          <w:rFonts w:ascii="Gentium" w:hAnsi="Gentium" w:cs="Gentium"/>
-          <w:noProof/>
-          <w:color w:val="auto"/>
-          <w:lang w:val="en-029"/>
-        </w:rPr>
-        <w:t xml:space="preserve"> ~ </w:t>
-      </w:r>
-      <w:r>
-        <w:rPr>
-          <w:rFonts w:ascii="Gentium" w:hAnsi="Gentium" w:cs="Gentium"/>
-          <w:noProof/>
-          <w:color w:val="auto"/>
-          <w:lang w:val="en-029"/>
-        </w:rPr>
-        <w:t>mi will distance them by this also from straight LAW</w:t>
-      </w:r>
-      <w:r>
-        <w:rPr>
-          <w:rFonts w:ascii="Gentium" w:hAnsi="Gentium" w:cs="Gentium"/>
-          <w:noProof/>
-          <w:color w:val="auto"/>
-          <w:lang w:val="en-029"/>
-        </w:rPr>
-        <w:t xml:space="preserve"> ~ </w:t>
-      </w:r>
-      <w:r>
-        <w:rPr>
-          <w:rFonts w:ascii="Gentium" w:hAnsi="Gentium" w:cs="Gentium"/>
-          <w:noProof/>
-          <w:color w:val="auto"/>
-          <w:lang w:val="en-029"/>
-        </w:rPr>
-        <w:t>an mi will return them toward mi thoughts ~ pon the time mi multiplied money an livestocks like unto sand an showed them</w:t>
-      </w:r>
-      <w:r>
-        <w:rPr>
-          <w:rFonts w:ascii="Gentium" w:hAnsi="Gentium" w:cs="Gentium"/>
-          <w:noProof/>
-          <w:color w:val="auto"/>
-          <w:lang w:val="en-029"/>
-        </w:rPr>
-        <w:t xml:space="preserve"> ~ </w:t>
-      </w:r>
-      <w:r>
-        <w:rPr>
-          <w:rFonts w:ascii="Gentium" w:hAnsi="Gentium" w:cs="Gentium"/>
-          <w:noProof/>
-          <w:color w:val="auto"/>
-          <w:lang w:val="en-029"/>
-        </w:rPr>
-        <w:t>by this also mi will return them toward mi Work.</w:t>
+        <w:t>1</w:t>
+      </w:r>
+      <w:r>
+        <w:rPr>
+          <w:rFonts w:ascii="Gentium" w:hAnsi="Gentium" w:cs="Gentium"/>
+          <w:noProof/>
+          <w:color w:val="0070C0"/>
+          <w:vertAlign w:val="superscript"/>
+          <w:lang w:val="en-029"/>
+        </w:rPr>
+        <w:t>3 </w:t>
+      </w:r>
+      <w:r>
+        <w:rPr>
+          <w:rFonts w:ascii="Gentium" w:hAnsi="Gentium" w:cs="Gentium"/>
+          <w:noProof/>
+          <w:color w:val="auto"/>
+          <w:lang w:val="en-029"/>
+        </w:rPr>
+        <w:t>“</w:t>
+      </w:r>
+      <w:r>
+        <w:rPr>
+          <w:rFonts w:ascii="Gentium" w:hAnsi="Gentium" w:cs="Gentium"/>
+          <w:noProof/>
+          <w:color w:val="auto"/>
+          <w:lang w:val="en-029"/>
+        </w:rPr>
+        <w:t>Them will speak an give signs fe them companions</w:t>
+      </w:r>
+      <w:r>
+        <w:rPr>
+          <w:rFonts w:ascii="Gentium" w:hAnsi="Gentium" w:cs="Gentium"/>
+          <w:noProof/>
+          <w:color w:val="auto"/>
+          <w:lang w:val="en-029"/>
+        </w:rPr>
+        <w:t xml:space="preserve"> ~ </w:t>
+      </w:r>
+      <w:r>
+        <w:rPr>
+          <w:rFonts w:ascii="Gentium" w:hAnsi="Gentium" w:cs="Gentium"/>
+          <w:noProof/>
+          <w:color w:val="auto"/>
+          <w:lang w:val="en-029"/>
+        </w:rPr>
+        <w:t>an like unto those them naysayers told them</w:t>
+      </w:r>
+      <w:r>
+        <w:rPr>
+          <w:rFonts w:ascii="Gentium" w:hAnsi="Gentium" w:cs="Gentium"/>
+          <w:noProof/>
+          <w:color w:val="auto"/>
+          <w:lang w:val="en-029"/>
+        </w:rPr>
+        <w:t xml:space="preserve"> ~ </w:t>
+      </w:r>
+      <w:r>
+        <w:rPr>
+          <w:rFonts w:ascii="Gentium" w:hAnsi="Gentium" w:cs="Gentium"/>
+          <w:noProof/>
+          <w:color w:val="auto"/>
+          <w:lang w:val="en-029"/>
+        </w:rPr>
+        <w:t xml:space="preserve">mi will precede an be a sign fe them. </w:t>
+      </w:r>
+      <w:r>
+        <w:rPr>
+          <w:rFonts w:ascii="Gentium" w:hAnsi="Gentium" w:cs="Gentium"/>
+          <w:noProof/>
+          <w:color w:val="0070C0"/>
+          <w:vertAlign w:val="superscript"/>
+          <w:lang w:val="en-029"/>
+        </w:rPr>
+        <w:t>1</w:t>
+      </w:r>
+      <w:r>
+        <w:rPr>
+          <w:rFonts w:ascii="Gentium" w:hAnsi="Gentium" w:cs="Gentium"/>
+          <w:noProof/>
+          <w:color w:val="0070C0"/>
+          <w:vertAlign w:val="superscript"/>
+          <w:lang w:val="en-029"/>
+        </w:rPr>
+        <w:t>4 </w:t>
+      </w:r>
+      <w:r>
+        <w:rPr>
+          <w:rFonts w:ascii="Gentium" w:hAnsi="Gentium" w:cs="Gentium"/>
+          <w:noProof/>
+          <w:color w:val="auto"/>
+          <w:lang w:val="en-029"/>
+        </w:rPr>
+        <w:t>Mi will do them words signs fe them</w:t>
+      </w:r>
+      <w:r>
+        <w:rPr>
+          <w:rFonts w:ascii="Gentium" w:hAnsi="Gentium" w:cs="Gentium"/>
+          <w:noProof/>
+          <w:color w:val="auto"/>
+          <w:lang w:val="en-029"/>
+        </w:rPr>
+        <w:t xml:space="preserve"> ~ </w:t>
+      </w:r>
+      <w:r>
+        <w:rPr>
+          <w:rFonts w:ascii="Gentium" w:hAnsi="Gentium" w:cs="Gentium"/>
+          <w:noProof/>
+          <w:color w:val="auto"/>
+          <w:lang w:val="en-029"/>
+        </w:rPr>
+        <w:t>that persons who examined them might be misled</w:t>
+      </w:r>
+      <w:r>
+        <w:rPr>
+          <w:rFonts w:ascii="Gentium" w:hAnsi="Gentium" w:cs="Gentium"/>
+          <w:noProof/>
+          <w:color w:val="auto"/>
+          <w:lang w:val="en-029"/>
+        </w:rPr>
+        <w:t xml:space="preserve"> ~ </w:t>
+      </w:r>
+      <w:r>
+        <w:rPr>
+          <w:rFonts w:ascii="Gentium" w:hAnsi="Gentium" w:cs="Gentium"/>
+          <w:noProof/>
+          <w:color w:val="auto"/>
+          <w:lang w:val="en-029"/>
+        </w:rPr>
+        <w:t>an that them might give a wage fe magicians</w:t>
+      </w:r>
+      <w:r>
+        <w:rPr>
+          <w:rFonts w:ascii="Gentium" w:hAnsi="Gentium" w:cs="Gentium"/>
+          <w:noProof/>
+          <w:color w:val="auto"/>
+          <w:lang w:val="en-029"/>
+        </w:rPr>
+        <w:t xml:space="preserve"> ~ </w:t>
+      </w:r>
+      <w:r>
+        <w:rPr>
+          <w:rFonts w:ascii="Gentium" w:hAnsi="Gentium" w:cs="Gentium"/>
+          <w:noProof/>
+          <w:color w:val="auto"/>
+          <w:lang w:val="en-029"/>
+        </w:rPr>
+        <w:t>an that them might tell fe them companions sayin</w:t>
+      </w:r>
+      <w:r>
+        <w:rPr>
+          <w:rFonts w:ascii="Gentium" w:hAnsi="Gentium" w:cs="Gentium"/>
+          <w:noProof/>
+          <w:color w:val="auto"/>
+          <w:lang w:val="en-029"/>
+        </w:rPr>
+        <w:t xml:space="preserve"> ~ ‘</w:t>
+      </w:r>
+      <w:r>
+        <w:rPr>
+          <w:rFonts w:ascii="Gentium" w:hAnsi="Gentium" w:cs="Gentium"/>
+          <w:noProof/>
+          <w:color w:val="auto"/>
+          <w:lang w:val="en-029"/>
+        </w:rPr>
+        <w:t>There are no savants like unto so-an-so an so-an-so fe whom it are done like unto them spoke</w:t>
+      </w:r>
+      <w:r>
+        <w:rPr>
+          <w:rFonts w:ascii="Gentium" w:hAnsi="Gentium" w:cs="Gentium"/>
+          <w:noProof/>
+          <w:color w:val="auto"/>
+          <w:lang w:val="en-029"/>
+        </w:rPr>
+        <w:t xml:space="preserve"> ~ </w:t>
+      </w:r>
+      <w:r>
+        <w:rPr>
+          <w:rFonts w:ascii="Gentium" w:hAnsi="Gentium" w:cs="Gentium"/>
+          <w:noProof/>
+          <w:color w:val="auto"/>
+          <w:lang w:val="en-029"/>
+        </w:rPr>
+        <w:t>an who know prophecy</w:t>
+      </w:r>
+      <w:r>
+        <w:rPr>
+          <w:rFonts w:ascii="Gentium" w:hAnsi="Gentium" w:cs="Gentium"/>
+          <w:noProof/>
+          <w:color w:val="auto"/>
+          <w:lang w:val="en-029"/>
+        </w:rPr>
+        <w:t xml:space="preserve"> ~ </w:t>
+      </w:r>
+      <w:r>
+        <w:rPr>
+          <w:rFonts w:ascii="Gentium" w:hAnsi="Gentium" w:cs="Gentium"/>
+          <w:noProof/>
+          <w:color w:val="auto"/>
+          <w:lang w:val="en-029"/>
+        </w:rPr>
+        <w:t>an who separate good an evil</w:t>
+      </w:r>
+      <w:r>
+        <w:rPr>
+          <w:rFonts w:ascii="Gentium" w:hAnsi="Gentium" w:cs="Gentium"/>
+          <w:noProof/>
+          <w:color w:val="auto"/>
+          <w:lang w:val="en-029"/>
+        </w:rPr>
+        <w:t xml:space="preserve"> ~ </w:t>
+      </w:r>
+      <w:r>
+        <w:rPr>
+          <w:rFonts w:ascii="Gentium" w:hAnsi="Gentium" w:cs="Gentium"/>
+          <w:noProof/>
+          <w:color w:val="auto"/>
+          <w:lang w:val="en-029"/>
+        </w:rPr>
+        <w:t>an fe whom all are like unto them spoke</w:t>
+      </w:r>
+      <w:r>
+        <w:rPr>
+          <w:rFonts w:ascii="Gentium" w:hAnsi="Gentium" w:cs="Gentium"/>
+          <w:noProof/>
+          <w:color w:val="auto"/>
+          <w:lang w:val="en-029"/>
+        </w:rPr>
+        <w:t xml:space="preserve"> ~ </w:t>
+      </w:r>
+      <w:r>
+        <w:rPr>
+          <w:rFonts w:ascii="Gentium" w:hAnsi="Gentium" w:cs="Gentium"/>
+          <w:noProof/>
+          <w:color w:val="auto"/>
+          <w:lang w:val="en-029"/>
+        </w:rPr>
+        <w:t>an fe whom it are done like unto them word.</w:t>
+      </w:r>
+      <w:r>
+        <w:rPr>
+          <w:rFonts w:ascii="Gentium" w:hAnsi="Gentium" w:cs="Gentium"/>
+          <w:noProof/>
+          <w:color w:val="auto"/>
+          <w:lang w:val="en-029"/>
+        </w:rPr>
+        <w:t>’</w:t>
+      </w:r>
+      <w:r>
+        <w:rPr>
+          <w:rFonts w:ascii="Gentium" w:hAnsi="Gentium" w:cs="Gentium"/>
+          <w:noProof/>
+          <w:color w:val="auto"/>
+          <w:lang w:val="en-029"/>
+        </w:rPr>
+        <w:t xml:space="preserve"> </w:t>
+      </w:r>
+      <w:r>
+        <w:rPr>
+          <w:rFonts w:ascii="Gentium" w:hAnsi="Gentium" w:cs="Gentium"/>
+          <w:noProof/>
+          <w:color w:val="0070C0"/>
+          <w:vertAlign w:val="superscript"/>
+          <w:lang w:val="en-029"/>
+        </w:rPr>
+        <w:t>1</w:t>
+      </w:r>
+      <w:r>
+        <w:rPr>
+          <w:rFonts w:ascii="Gentium" w:hAnsi="Gentium" w:cs="Gentium"/>
+          <w:noProof/>
+          <w:color w:val="0070C0"/>
+          <w:vertAlign w:val="superscript"/>
+          <w:lang w:val="en-029"/>
+        </w:rPr>
+        <w:t>5 </w:t>
+      </w:r>
+      <w:r>
+        <w:rPr>
+          <w:rFonts w:ascii="Gentium" w:hAnsi="Gentium" w:cs="Gentium"/>
+          <w:noProof/>
+          <w:color w:val="auto"/>
+          <w:lang w:val="en-029"/>
+        </w:rPr>
+        <w:t>Mi will be Irie pon the time them spoke this</w:t>
+      </w:r>
+      <w:r>
+        <w:rPr>
+          <w:rFonts w:ascii="Gentium" w:hAnsi="Gentium" w:cs="Gentium"/>
+          <w:noProof/>
+          <w:color w:val="auto"/>
+          <w:lang w:val="en-029"/>
+        </w:rPr>
+        <w:t xml:space="preserve"> ~ </w:t>
+      </w:r>
+      <w:r>
+        <w:rPr>
+          <w:rFonts w:ascii="Gentium" w:hAnsi="Gentium" w:cs="Gentium"/>
+          <w:noProof/>
+          <w:color w:val="auto"/>
+          <w:lang w:val="en-029"/>
+        </w:rPr>
+        <w:t xml:space="preserve">that persons who perish an err by mi might </w:t>
+      </w:r>
+      <w:r>
+        <w:rPr>
+          <w:rFonts w:ascii="Gentium" w:hAnsi="Gentium" w:cs="Gentium"/>
+          <w:noProof/>
+          <w:color w:val="auto"/>
+          <w:lang w:val="en-029"/>
+        </w:rPr>
+        <w:lastRenderedPageBreak/>
+        <w:t xml:space="preserve">totally abound an that </w:t>
+      </w:r>
+      <w:r>
+        <w:rPr>
+          <w:rFonts w:ascii="Gentium" w:hAnsi="Gentium" w:cs="Gentium"/>
+          <w:noProof/>
+          <w:color w:val="auto"/>
+          <w:lang w:val="en-029"/>
+        </w:rPr>
+        <w:t>‘</w:t>
+      </w:r>
+      <w:r>
+        <w:rPr>
+          <w:rFonts w:ascii="Gentium" w:hAnsi="Gentium" w:cs="Gentium"/>
+          <w:noProof/>
+          <w:color w:val="auto"/>
+          <w:lang w:val="en-029"/>
+        </w:rPr>
+        <w:t>Adam childran might perish</w:t>
+      </w:r>
+      <w:r>
+        <w:rPr>
+          <w:rFonts w:ascii="Gentium" w:hAnsi="Gentium" w:cs="Gentium"/>
+          <w:noProof/>
+          <w:color w:val="auto"/>
+          <w:lang w:val="en-029"/>
+        </w:rPr>
+        <w:t xml:space="preserve"> ~ </w:t>
+      </w:r>
+      <w:r>
+        <w:rPr>
+          <w:rFonts w:ascii="Gentium" w:hAnsi="Gentium" w:cs="Gentium"/>
+          <w:noProof/>
+          <w:color w:val="auto"/>
+          <w:lang w:val="en-029"/>
+        </w:rPr>
+        <w:t xml:space="preserve">fe JAH have downbased mi from mi rank becau them faada </w:t>
+      </w:r>
+      <w:r>
+        <w:rPr>
+          <w:rFonts w:ascii="Gentium" w:hAnsi="Gentium" w:cs="Gentium"/>
+          <w:noProof/>
+          <w:color w:val="auto"/>
+          <w:lang w:val="en-029"/>
+        </w:rPr>
+        <w:t>‘</w:t>
+      </w:r>
+      <w:r>
+        <w:rPr>
+          <w:rFonts w:ascii="Gentium" w:hAnsi="Gentium" w:cs="Gentium"/>
+          <w:noProof/>
+          <w:color w:val="auto"/>
+          <w:lang w:val="en-029"/>
+        </w:rPr>
+        <w:t>Adam</w:t>
+      </w:r>
+      <w:r>
+        <w:rPr>
+          <w:rFonts w:ascii="Gentium" w:hAnsi="Gentium" w:cs="Gentium"/>
+          <w:noProof/>
+          <w:color w:val="auto"/>
+          <w:lang w:val="en-029"/>
+        </w:rPr>
+        <w:t xml:space="preserve"> ~ </w:t>
+      </w:r>
+      <w:r>
+        <w:rPr>
+          <w:rFonts w:ascii="Gentium" w:hAnsi="Gentium" w:cs="Gentium"/>
+          <w:noProof/>
+          <w:color w:val="auto"/>
+          <w:lang w:val="en-029"/>
+        </w:rPr>
+        <w:t xml:space="preserve">pon mi sayin </w:t>
+      </w:r>
+      <w:r>
+        <w:rPr>
+          <w:rFonts w:ascii="Gentium" w:hAnsi="Gentium" w:cs="Gentium"/>
+          <w:noProof/>
+          <w:color w:val="auto"/>
+          <w:lang w:val="en-029"/>
+        </w:rPr>
+        <w:t>‘</w:t>
+      </w:r>
+      <w:r>
+        <w:rPr>
+          <w:rFonts w:ascii="Gentium" w:hAnsi="Gentium" w:cs="Gentium"/>
+          <w:noProof/>
+          <w:color w:val="auto"/>
+          <w:lang w:val="en-029"/>
+        </w:rPr>
+        <w:t>Mi won</w:t>
+      </w:r>
+      <w:r>
+        <w:rPr>
+          <w:rFonts w:ascii="Gentium" w:hAnsi="Gentium" w:cs="Gentium"/>
+          <w:noProof/>
+          <w:color w:val="auto"/>
+          <w:lang w:val="en-029"/>
+        </w:rPr>
+        <w:t>’</w:t>
+      </w:r>
+      <w:r>
+        <w:rPr>
+          <w:rFonts w:ascii="Gentium" w:hAnsi="Gentium" w:cs="Gentium"/>
+          <w:noProof/>
+          <w:color w:val="auto"/>
+          <w:lang w:val="en-029"/>
+        </w:rPr>
+        <w:t xml:space="preserve">t bow fe </w:t>
+      </w:r>
+      <w:r>
+        <w:rPr>
+          <w:rFonts w:ascii="Gentium" w:hAnsi="Gentium" w:cs="Gentium"/>
+          <w:noProof/>
+          <w:color w:val="auto"/>
+          <w:lang w:val="en-029"/>
+        </w:rPr>
+        <w:t>‘</w:t>
+      </w:r>
+      <w:r>
+        <w:rPr>
+          <w:rFonts w:ascii="Gentium" w:hAnsi="Gentium" w:cs="Gentium"/>
+          <w:noProof/>
+          <w:color w:val="auto"/>
+          <w:lang w:val="en-029"/>
+        </w:rPr>
+        <w:t>Adam who are downbased fe mi.</w:t>
+      </w:r>
+      <w:r>
+        <w:rPr>
+          <w:rFonts w:ascii="Gentium" w:hAnsi="Gentium" w:cs="Gentium"/>
+          <w:noProof/>
+          <w:color w:val="auto"/>
+          <w:lang w:val="en-029"/>
+        </w:rPr>
+        <w:t>’</w:t>
+      </w:r>
+      <w:r>
+        <w:rPr>
+          <w:rFonts w:ascii="Gentium" w:hAnsi="Gentium" w:cs="Gentium"/>
+          <w:noProof/>
+          <w:color w:val="auto"/>
+          <w:lang w:val="en-029"/>
+        </w:rPr>
+        <w:t xml:space="preserve"> </w:t>
+      </w:r>
+      <w:r>
+        <w:rPr>
+          <w:rFonts w:ascii="Gentium" w:hAnsi="Gentium" w:cs="Gentium"/>
+          <w:noProof/>
+          <w:color w:val="0070C0"/>
+          <w:vertAlign w:val="superscript"/>
+          <w:lang w:val="en-029"/>
+        </w:rPr>
+        <w:t>1</w:t>
+      </w:r>
+      <w:r>
+        <w:rPr>
+          <w:rFonts w:ascii="Gentium" w:hAnsi="Gentium" w:cs="Gentium"/>
+          <w:noProof/>
+          <w:color w:val="0070C0"/>
+          <w:vertAlign w:val="superscript"/>
+          <w:lang w:val="en-029"/>
+        </w:rPr>
+        <w:t>6 </w:t>
+      </w:r>
+      <w:r>
+        <w:rPr>
+          <w:rFonts w:ascii="Gentium" w:hAnsi="Gentium" w:cs="Gentium"/>
+          <w:noProof/>
+          <w:color w:val="auto"/>
+          <w:lang w:val="en-029"/>
+        </w:rPr>
+        <w:t>An mi will tek toward downstruction all him childran who live firmed up ina mi command ~ mi have a Oath from JAH Who Irated mi</w:t>
+      </w:r>
+      <w:r>
+        <w:rPr>
+          <w:rFonts w:ascii="Gentium" w:hAnsi="Gentium" w:cs="Gentium"/>
+          <w:noProof/>
+          <w:color w:val="auto"/>
+          <w:lang w:val="en-029"/>
+        </w:rPr>
+        <w:t xml:space="preserve"> ~ </w:t>
+      </w:r>
+      <w:r>
+        <w:rPr>
+          <w:rFonts w:ascii="Gentium" w:hAnsi="Gentium" w:cs="Gentium"/>
+          <w:noProof/>
+          <w:color w:val="auto"/>
+          <w:lang w:val="en-029"/>
+        </w:rPr>
+        <w:t xml:space="preserve">that all persons whom mi misled might downscend toward Gehannem with mi. </w:t>
+      </w:r>
+      <w:r>
+        <w:rPr>
+          <w:rFonts w:ascii="Gentium" w:hAnsi="Gentium" w:cs="Gentium"/>
+          <w:noProof/>
+          <w:color w:val="0070C0"/>
+          <w:vertAlign w:val="superscript"/>
+          <w:lang w:val="en-029"/>
+        </w:rPr>
+        <w:t>1</w:t>
+      </w:r>
+      <w:r>
+        <w:rPr>
+          <w:rFonts w:ascii="Gentium" w:hAnsi="Gentium" w:cs="Gentium"/>
+          <w:noProof/>
+          <w:color w:val="0070C0"/>
+          <w:vertAlign w:val="superscript"/>
+          <w:lang w:val="en-029"/>
+        </w:rPr>
+        <w:t>7 </w:t>
+      </w:r>
+      <w:r>
+        <w:rPr>
+          <w:rFonts w:ascii="Gentium" w:hAnsi="Gentium" w:cs="Gentium"/>
+          <w:noProof/>
+          <w:color w:val="auto"/>
+          <w:lang w:val="en-029"/>
+        </w:rPr>
+        <w:t>An pon the time Him multiplied Him anger pon mi</w:t>
+      </w:r>
+      <w:r>
+        <w:rPr>
+          <w:rFonts w:ascii="Gentium" w:hAnsi="Gentium" w:cs="Gentium"/>
+          <w:noProof/>
+          <w:color w:val="auto"/>
+          <w:lang w:val="en-029"/>
+        </w:rPr>
+        <w:t xml:space="preserve"> ~ </w:t>
+      </w:r>
+      <w:r>
+        <w:rPr>
+          <w:rFonts w:ascii="Gentium" w:hAnsi="Gentium" w:cs="Gentium"/>
+          <w:noProof/>
+          <w:color w:val="auto"/>
+          <w:lang w:val="en-029"/>
+        </w:rPr>
+        <w:t>an pon the time Him commanded that them might bind an cast mi toward Gehannem</w:t>
+      </w:r>
+      <w:r>
+        <w:rPr>
+          <w:rFonts w:ascii="Gentium" w:hAnsi="Gentium" w:cs="Gentium"/>
+          <w:noProof/>
+          <w:color w:val="auto"/>
+          <w:lang w:val="en-029"/>
+        </w:rPr>
+        <w:t xml:space="preserve"> ~ </w:t>
+      </w:r>
+      <w:r>
+        <w:rPr>
+          <w:rFonts w:ascii="Gentium" w:hAnsi="Gentium" w:cs="Gentium"/>
+          <w:noProof/>
+          <w:color w:val="auto"/>
+          <w:lang w:val="en-029"/>
+        </w:rPr>
+        <w:t>pon the time mi Irator commanded sayin thus</w:t>
+      </w:r>
+      <w:r>
+        <w:rPr>
+          <w:rFonts w:ascii="Gentium" w:hAnsi="Gentium" w:cs="Gentium"/>
+          <w:noProof/>
+          <w:color w:val="auto"/>
+          <w:lang w:val="en-029"/>
+        </w:rPr>
+        <w:t xml:space="preserve"> ~ </w:t>
+      </w:r>
+      <w:r>
+        <w:rPr>
+          <w:rFonts w:ascii="Gentium" w:hAnsi="Gentium" w:cs="Gentium"/>
+          <w:noProof/>
+          <w:color w:val="auto"/>
+          <w:lang w:val="en-029"/>
+        </w:rPr>
+        <w:t>mi interceded with mi Lord ~ mi interceded before Him while mi said</w:t>
+      </w:r>
+      <w:r>
+        <w:rPr>
+          <w:rFonts w:ascii="Gentium" w:hAnsi="Gentium" w:cs="Gentium"/>
+          <w:noProof/>
+          <w:color w:val="auto"/>
+          <w:lang w:val="en-029"/>
+        </w:rPr>
+        <w:t xml:space="preserve"> ~ ‘</w:t>
+      </w:r>
+      <w:r>
+        <w:rPr>
+          <w:rFonts w:ascii="Gentium" w:hAnsi="Gentium" w:cs="Gentium"/>
+          <w:noProof/>
+          <w:color w:val="auto"/>
+          <w:lang w:val="en-029"/>
+        </w:rPr>
+        <w:t>As Thou have vexed pon mi</w:t>
+      </w:r>
+      <w:r>
+        <w:rPr>
+          <w:rFonts w:ascii="Gentium" w:hAnsi="Gentium" w:cs="Gentium"/>
+          <w:noProof/>
+          <w:color w:val="auto"/>
+          <w:lang w:val="en-029"/>
+        </w:rPr>
+        <w:t xml:space="preserve"> ~ </w:t>
+      </w:r>
+      <w:r>
+        <w:rPr>
+          <w:rFonts w:ascii="Gentium" w:hAnsi="Gentium" w:cs="Gentium"/>
+          <w:noProof/>
+          <w:color w:val="auto"/>
+          <w:lang w:val="en-029"/>
+        </w:rPr>
+        <w:t>an as Thou have admonished mi by Thy chastisemant</w:t>
+      </w:r>
+      <w:r>
+        <w:rPr>
+          <w:rFonts w:ascii="Gentium" w:hAnsi="Gentium" w:cs="Gentium"/>
+          <w:noProof/>
+          <w:color w:val="auto"/>
+          <w:lang w:val="en-029"/>
+        </w:rPr>
+        <w:t xml:space="preserve"> ~ </w:t>
+      </w:r>
+      <w:r>
+        <w:rPr>
+          <w:rFonts w:ascii="Gentium" w:hAnsi="Gentium" w:cs="Gentium"/>
+          <w:noProof/>
+          <w:color w:val="auto"/>
+          <w:lang w:val="en-029"/>
+        </w:rPr>
+        <w:t>an as Thou have chastised mi by Thy wrath</w:t>
+      </w:r>
+      <w:r>
+        <w:rPr>
+          <w:rFonts w:ascii="Gentium" w:hAnsi="Gentium" w:cs="Gentium"/>
+          <w:noProof/>
+          <w:color w:val="auto"/>
+          <w:lang w:val="en-029"/>
+        </w:rPr>
+        <w:t xml:space="preserve"> ~ </w:t>
+      </w:r>
+      <w:r>
+        <w:rPr>
+          <w:rFonts w:ascii="Gentium" w:hAnsi="Gentium" w:cs="Gentium"/>
+          <w:noProof/>
+          <w:color w:val="auto"/>
+          <w:lang w:val="en-029"/>
+        </w:rPr>
+        <w:t>Lord mi Lord</w:t>
+      </w:r>
+      <w:r>
+        <w:rPr>
+          <w:rFonts w:ascii="Gentium" w:hAnsi="Gentium" w:cs="Gentium"/>
+          <w:noProof/>
+          <w:color w:val="auto"/>
+          <w:lang w:val="en-029"/>
+        </w:rPr>
+        <w:t xml:space="preserve"> ~ </w:t>
+      </w:r>
+      <w:r>
+        <w:rPr>
+          <w:rFonts w:ascii="Gentium" w:hAnsi="Gentium" w:cs="Gentium"/>
+          <w:noProof/>
+          <w:color w:val="auto"/>
+          <w:lang w:val="en-029"/>
+        </w:rPr>
+        <w:t>adjourn mi that mi might speak one thing before Thee-I.</w:t>
+      </w:r>
+      <w:r>
+        <w:rPr>
+          <w:rFonts w:ascii="Gentium" w:hAnsi="Gentium" w:cs="Gentium"/>
+          <w:noProof/>
+          <w:color w:val="auto"/>
+          <w:lang w:val="en-029"/>
+        </w:rPr>
+        <w:t>’</w:t>
       </w:r>
     </w:p>
     <w:p>
@@ -788,34 +1768,97 @@
           <w:vertAlign w:val="superscript"/>
           <w:lang w:val="en-029"/>
         </w:rPr>
-        <w:t>0 </w:t>
-      </w:r>
-      <w:r>
-        <w:rPr>
-          <w:rFonts w:ascii="Gentium" w:hAnsi="Gentium" w:cs="Gentium"/>
-          <w:noProof/>
-          <w:color w:val="auto"/>
-          <w:lang w:val="en-029"/>
-        </w:rPr>
-        <w:t>An pon the time mi showed them jealousy done in arrogance becau dawtaz an becau anger an quarrels</w:t>
-      </w:r>
-      <w:r>
-        <w:rPr>
-          <w:rFonts w:ascii="Gentium" w:hAnsi="Gentium" w:cs="Gentium"/>
-          <w:noProof/>
-          <w:color w:val="auto"/>
-          <w:lang w:val="en-029"/>
-        </w:rPr>
-        <w:t xml:space="preserve"> ~ </w:t>
-      </w:r>
-      <w:r>
-        <w:rPr>
-          <w:rFonts w:ascii="Gentium" w:hAnsi="Gentium" w:cs="Gentium"/>
-          <w:noProof/>
-          <w:color w:val="auto"/>
-          <w:lang w:val="en-029"/>
-        </w:rPr>
-        <w:t xml:space="preserve">by all this mi will return them toward mi Work. </w:t>
+        <w:t>8 </w:t>
+      </w:r>
+      <w:r>
+        <w:rPr>
+          <w:rFonts w:ascii="Gentium" w:hAnsi="Gentium" w:cs="Gentium"/>
+          <w:noProof/>
+          <w:color w:val="auto"/>
+          <w:lang w:val="en-029"/>
+        </w:rPr>
+        <w:t>“</w:t>
+      </w:r>
+      <w:r>
+        <w:rPr>
+          <w:rFonts w:ascii="Gentium" w:hAnsi="Gentium" w:cs="Gentium"/>
+          <w:noProof/>
+          <w:color w:val="auto"/>
+          <w:lang w:val="en-029"/>
+        </w:rPr>
+        <w:t>An mi Lord answered fe mi sayin</w:t>
+      </w:r>
+      <w:r>
+        <w:rPr>
+          <w:rFonts w:ascii="Gentium" w:hAnsi="Gentium" w:cs="Gentium"/>
+          <w:noProof/>
+          <w:color w:val="auto"/>
+          <w:lang w:val="en-029"/>
+        </w:rPr>
+        <w:t xml:space="preserve"> ~ </w:t>
+      </w:r>
+      <w:r>
+        <w:rPr>
+          <w:rFonts w:ascii="Gentium" w:hAnsi="Gentium" w:cs="Gentium"/>
+          <w:noProof/>
+          <w:color w:val="auto"/>
+          <w:lang w:val="en-029"/>
+        </w:rPr>
+        <w:t>Speak</w:t>
+      </w:r>
+      <w:r>
+        <w:rPr>
+          <w:rFonts w:ascii="Gentium" w:hAnsi="Gentium" w:cs="Gentium"/>
+          <w:noProof/>
+          <w:color w:val="auto"/>
+          <w:lang w:val="en-029"/>
+        </w:rPr>
+        <w:t xml:space="preserve"> ~ </w:t>
+      </w:r>
+      <w:r>
+        <w:rPr>
+          <w:rFonts w:ascii="Gentium" w:hAnsi="Gentium" w:cs="Gentium"/>
+          <w:noProof/>
+          <w:color w:val="auto"/>
+          <w:lang w:val="en-029"/>
+        </w:rPr>
+        <w:t>I-man will hear thee ~ at that time mi began mi plea toward Him sayin</w:t>
+      </w:r>
+      <w:r>
+        <w:rPr>
+          <w:rFonts w:ascii="Gentium" w:hAnsi="Gentium" w:cs="Gentium"/>
+          <w:noProof/>
+          <w:color w:val="auto"/>
+          <w:lang w:val="en-029"/>
+        </w:rPr>
+        <w:t xml:space="preserve"> ~ ‘</w:t>
+      </w:r>
+      <w:r>
+        <w:rPr>
+          <w:rFonts w:ascii="Gentium" w:hAnsi="Gentium" w:cs="Gentium"/>
+          <w:noProof/>
+          <w:color w:val="auto"/>
+          <w:lang w:val="en-029"/>
+        </w:rPr>
+        <w:t>After mi were downbased from mi rank</w:t>
+      </w:r>
+      <w:r>
+        <w:rPr>
+          <w:rFonts w:ascii="Gentium" w:hAnsi="Gentium" w:cs="Gentium"/>
+          <w:noProof/>
+          <w:color w:val="auto"/>
+          <w:lang w:val="en-029"/>
+        </w:rPr>
+        <w:t xml:space="preserve"> ~ </w:t>
+      </w:r>
+      <w:r>
+        <w:rPr>
+          <w:rFonts w:ascii="Gentium" w:hAnsi="Gentium" w:cs="Gentium"/>
+          <w:noProof/>
+          <w:color w:val="auto"/>
+          <w:lang w:val="en-029"/>
+        </w:rPr>
+        <w:t xml:space="preserve">mek the persons whom mi misled be like unto mi ina Gehannem where mi will raceive tribulation. </w:t>
       </w:r>
       <w:r>
         <w:rPr>
@@ -835,207 +1878,178 @@
           <w:vertAlign w:val="superscript"/>
           <w:lang w:val="en-029"/>
         </w:rPr>
-        <w:t>1 </w:t>
-      </w:r>
-      <w:r>
-        <w:rPr>
-          <w:rFonts w:ascii="Gentium" w:hAnsi="Gentium" w:cs="Gentium"/>
-          <w:noProof/>
-          <w:color w:val="auto"/>
-          <w:lang w:val="en-029"/>
-        </w:rPr>
-        <w:t>An pon the time mi showed them signs</w:t>
-      </w:r>
-      <w:r>
-        <w:rPr>
-          <w:rFonts w:ascii="Gentium" w:hAnsi="Gentium" w:cs="Gentium"/>
-          <w:noProof/>
-          <w:color w:val="auto"/>
-          <w:lang w:val="en-029"/>
-        </w:rPr>
-        <w:t xml:space="preserve"> ~ </w:t>
-      </w:r>
-      <w:r>
-        <w:rPr>
-          <w:rFonts w:ascii="Gentium" w:hAnsi="Gentium" w:cs="Gentium"/>
-          <w:noProof/>
-          <w:color w:val="auto"/>
-          <w:lang w:val="en-029"/>
-        </w:rPr>
-        <w:t>mi will lodge ina them companions reasonin</w:t>
-      </w:r>
-      <w:r>
-        <w:rPr>
-          <w:rFonts w:ascii="Gentium" w:hAnsi="Gentium" w:cs="Gentium"/>
-          <w:noProof/>
-          <w:color w:val="auto"/>
-          <w:lang w:val="en-029"/>
-        </w:rPr>
-        <w:t xml:space="preserve"> ~ </w:t>
-      </w:r>
-      <w:r>
-        <w:rPr>
-          <w:rFonts w:ascii="Gentium" w:hAnsi="Gentium" w:cs="Gentium"/>
-          <w:noProof/>
-          <w:color w:val="auto"/>
-          <w:lang w:val="en-029"/>
-        </w:rPr>
-        <w:t>an mi will lodge a sign thing that were fe each of the ras selves ina them reasonin</w:t>
-      </w:r>
-      <w:r>
-        <w:rPr>
-          <w:rFonts w:ascii="Gentium" w:hAnsi="Gentium" w:cs="Gentium"/>
-          <w:noProof/>
-          <w:color w:val="auto"/>
-          <w:lang w:val="en-029"/>
-        </w:rPr>
-        <w:t xml:space="preserve"> ~ </w:t>
-      </w:r>
-      <w:r>
-        <w:rPr>
-          <w:rFonts w:ascii="Gentium" w:hAnsi="Gentium" w:cs="Gentium"/>
-          <w:noProof/>
-          <w:color w:val="auto"/>
-          <w:lang w:val="en-029"/>
-        </w:rPr>
-        <w:t xml:space="preserve">an mi showed them words signs an misled them. </w:t>
-      </w:r>
-      <w:r>
-        <w:rPr>
-          <w:rFonts w:ascii="Gentium" w:hAnsi="Gentium" w:cs="Gentium"/>
-          <w:noProof/>
-          <w:color w:val="0070C0"/>
-          <w:vertAlign w:val="superscript"/>
-          <w:lang w:val="en-029"/>
-        </w:rPr>
-        <w:t>1</w:t>
-      </w:r>
-      <w:r>
-        <w:rPr>
-          <w:rFonts w:ascii="Gentium" w:hAnsi="Gentium" w:cs="Gentium"/>
-          <w:noProof/>
-          <w:color w:val="0070C0"/>
-          <w:vertAlign w:val="superscript"/>
-          <w:lang w:val="en-029"/>
-        </w:rPr>
-        <w:t>2 </w:t>
-      </w:r>
-      <w:r>
-        <w:rPr>
-          <w:rFonts w:ascii="Gentium" w:hAnsi="Gentium" w:cs="Gentium"/>
-          <w:noProof/>
-          <w:color w:val="auto"/>
-          <w:lang w:val="en-029"/>
-        </w:rPr>
-        <w:t>An fe persons ina whom mi lodged mi lodgin</w:t>
-      </w:r>
-      <w:r>
-        <w:rPr>
-          <w:rFonts w:ascii="Gentium" w:hAnsi="Gentium" w:cs="Gentium"/>
-          <w:noProof/>
-          <w:color w:val="auto"/>
-          <w:lang w:val="en-029"/>
-        </w:rPr>
-        <w:t xml:space="preserve"> ~ </w:t>
-      </w:r>
-      <w:r>
-        <w:rPr>
-          <w:rFonts w:ascii="Gentium" w:hAnsi="Gentium" w:cs="Gentium"/>
-          <w:noProof/>
-          <w:color w:val="auto"/>
-          <w:lang w:val="en-029"/>
-        </w:rPr>
-        <w:t>mi will show them signs</w:t>
-      </w:r>
-      <w:r>
-        <w:rPr>
-          <w:rFonts w:ascii="Gentium" w:hAnsi="Gentium" w:cs="Gentium"/>
-          <w:noProof/>
-          <w:color w:val="auto"/>
-          <w:lang w:val="en-029"/>
-        </w:rPr>
-        <w:t xml:space="preserve"> ~ </w:t>
-      </w:r>
-      <w:r>
-        <w:rPr>
-          <w:rFonts w:ascii="Gentium" w:hAnsi="Gentium" w:cs="Gentium"/>
-          <w:noProof/>
-          <w:color w:val="auto"/>
-          <w:lang w:val="en-029"/>
-        </w:rPr>
-        <w:t>an be it ina stars gait</w:t>
-      </w:r>
-      <w:r>
-        <w:rPr>
-          <w:rFonts w:ascii="Gentium" w:hAnsi="Gentium" w:cs="Gentium"/>
-          <w:noProof/>
-          <w:color w:val="auto"/>
-          <w:lang w:val="en-029"/>
-        </w:rPr>
-        <w:t xml:space="preserve"> ~ </w:t>
-      </w:r>
-      <w:r>
-        <w:rPr>
-          <w:rFonts w:ascii="Gentium" w:hAnsi="Gentium" w:cs="Gentium"/>
-          <w:noProof/>
-          <w:color w:val="auto"/>
-          <w:lang w:val="en-029"/>
-        </w:rPr>
-        <w:t>or be it ina cloud proceedin or ina fiyah flickerin</w:t>
-      </w:r>
-      <w:r>
-        <w:rPr>
-          <w:rFonts w:ascii="Gentium" w:hAnsi="Gentium" w:cs="Gentium"/>
-          <w:noProof/>
-          <w:color w:val="auto"/>
-          <w:lang w:val="en-029"/>
-        </w:rPr>
-        <w:t xml:space="preserve"> ~ </w:t>
-      </w:r>
-      <w:r>
-        <w:rPr>
-          <w:rFonts w:ascii="Gentium" w:hAnsi="Gentium" w:cs="Gentium"/>
-          <w:noProof/>
-          <w:color w:val="auto"/>
-          <w:lang w:val="en-029"/>
-        </w:rPr>
-        <w:t>or be it ina beasts an birds cries</w:t>
-      </w:r>
-      <w:r>
-        <w:rPr>
-          <w:rFonts w:ascii="Gentium" w:hAnsi="Gentium" w:cs="Gentium"/>
-          <w:noProof/>
-          <w:color w:val="auto"/>
-          <w:lang w:val="en-029"/>
-        </w:rPr>
-        <w:t xml:space="preserve"> ~ </w:t>
-      </w:r>
-      <w:r>
-        <w:rPr>
-          <w:rFonts w:ascii="Gentium" w:hAnsi="Gentium" w:cs="Gentium"/>
-          <w:noProof/>
-          <w:color w:val="auto"/>
-          <w:lang w:val="en-029"/>
-        </w:rPr>
-        <w:t>as them are mi lodgins</w:t>
-      </w:r>
-      <w:r>
-        <w:rPr>
-          <w:rFonts w:ascii="Gentium" w:hAnsi="Gentium" w:cs="Gentium"/>
-          <w:noProof/>
-          <w:color w:val="auto"/>
-          <w:lang w:val="en-029"/>
-        </w:rPr>
-        <w:t xml:space="preserve"> ~ </w:t>
-      </w:r>
-      <w:r>
-        <w:rPr>
-          <w:rFonts w:ascii="Gentium" w:hAnsi="Gentium" w:cs="Gentium"/>
-          <w:noProof/>
-          <w:color w:val="auto"/>
-          <w:lang w:val="en-029"/>
-        </w:rPr>
-        <w:t>mi will lodge signs ina them reasonin pon them by all this.</w:t>
+        <w:t>9 </w:t>
+      </w:r>
+      <w:r>
+        <w:rPr>
+          <w:rFonts w:ascii="Gentium" w:hAnsi="Gentium" w:cs="Gentium"/>
+          <w:noProof/>
+          <w:color w:val="auto"/>
+          <w:lang w:val="en-029"/>
+        </w:rPr>
+        <w:t>An mek them be fe Thy Lordship who refused mi</w:t>
+      </w:r>
+      <w:r>
+        <w:rPr>
+          <w:rFonts w:ascii="Gentium" w:hAnsi="Gentium" w:cs="Gentium"/>
+          <w:noProof/>
+          <w:color w:val="auto"/>
+          <w:lang w:val="en-029"/>
+        </w:rPr>
+        <w:t xml:space="preserve"> ~ </w:t>
+      </w:r>
+      <w:r>
+        <w:rPr>
+          <w:rFonts w:ascii="Gentium" w:hAnsi="Gentium" w:cs="Gentium"/>
+          <w:noProof/>
+          <w:color w:val="auto"/>
+          <w:lang w:val="en-029"/>
+        </w:rPr>
+        <w:t>who didn</w:t>
+      </w:r>
+      <w:r>
+        <w:rPr>
+          <w:rFonts w:ascii="Gentium" w:hAnsi="Gentium" w:cs="Gentium"/>
+          <w:noProof/>
+          <w:color w:val="auto"/>
+          <w:lang w:val="en-029"/>
+        </w:rPr>
+        <w:t>’</w:t>
+      </w:r>
+      <w:r>
+        <w:rPr>
+          <w:rFonts w:ascii="Gentium" w:hAnsi="Gentium" w:cs="Gentium"/>
+          <w:noProof/>
+          <w:color w:val="auto"/>
+          <w:lang w:val="en-029"/>
+        </w:rPr>
+        <w:t>t err by mi</w:t>
+      </w:r>
+      <w:r>
+        <w:rPr>
+          <w:rFonts w:ascii="Gentium" w:hAnsi="Gentium" w:cs="Gentium"/>
+          <w:noProof/>
+          <w:color w:val="auto"/>
+          <w:lang w:val="en-029"/>
+        </w:rPr>
+        <w:t xml:space="preserve"> ~ </w:t>
+      </w:r>
+      <w:r>
+        <w:rPr>
+          <w:rFonts w:ascii="Gentium" w:hAnsi="Gentium" w:cs="Gentium"/>
+          <w:noProof/>
+          <w:color w:val="auto"/>
+          <w:lang w:val="en-029"/>
+        </w:rPr>
+        <w:t>who didn</w:t>
+      </w:r>
+      <w:r>
+        <w:rPr>
+          <w:rFonts w:ascii="Gentium" w:hAnsi="Gentium" w:cs="Gentium"/>
+          <w:noProof/>
+          <w:color w:val="auto"/>
+          <w:lang w:val="en-029"/>
+        </w:rPr>
+        <w:t>’</w:t>
+      </w:r>
+      <w:r>
+        <w:rPr>
+          <w:rFonts w:ascii="Gentium" w:hAnsi="Gentium" w:cs="Gentium"/>
+          <w:noProof/>
+          <w:color w:val="auto"/>
+          <w:lang w:val="en-029"/>
+        </w:rPr>
+        <w:t>t keep mi command</w:t>
+      </w:r>
+      <w:r>
+        <w:rPr>
+          <w:rFonts w:ascii="Gentium" w:hAnsi="Gentium" w:cs="Gentium"/>
+          <w:noProof/>
+          <w:color w:val="auto"/>
+          <w:lang w:val="en-029"/>
+        </w:rPr>
+        <w:t xml:space="preserve"> ~ </w:t>
+      </w:r>
+      <w:r>
+        <w:rPr>
+          <w:rFonts w:ascii="Gentium" w:hAnsi="Gentium" w:cs="Gentium"/>
+          <w:noProof/>
+          <w:color w:val="auto"/>
+          <w:lang w:val="en-029"/>
+        </w:rPr>
+        <w:t>that them might do Thy Command an might fulfill Thy Accord an might keep Thy Word</w:t>
+      </w:r>
+      <w:r>
+        <w:rPr>
+          <w:rFonts w:ascii="Gentium" w:hAnsi="Gentium" w:cs="Gentium"/>
+          <w:noProof/>
+          <w:color w:val="auto"/>
+          <w:lang w:val="en-029"/>
+        </w:rPr>
+        <w:t xml:space="preserve"> ~ </w:t>
+      </w:r>
+      <w:r>
+        <w:rPr>
+          <w:rFonts w:ascii="Gentium" w:hAnsi="Gentium" w:cs="Gentium"/>
+          <w:noProof/>
+          <w:color w:val="auto"/>
+          <w:lang w:val="en-029"/>
+        </w:rPr>
+        <w:t>pon the time them didn</w:t>
+      </w:r>
+      <w:r>
+        <w:rPr>
+          <w:rFonts w:ascii="Gentium" w:hAnsi="Gentium" w:cs="Gentium"/>
+          <w:noProof/>
+          <w:color w:val="auto"/>
+          <w:lang w:val="en-029"/>
+        </w:rPr>
+        <w:t>’</w:t>
+      </w:r>
+      <w:r>
+        <w:rPr>
+          <w:rFonts w:ascii="Gentium" w:hAnsi="Gentium" w:cs="Gentium"/>
+          <w:noProof/>
+          <w:color w:val="auto"/>
+          <w:lang w:val="en-029"/>
+        </w:rPr>
+        <w:t>t err by mi like unto mi misled them havin refused like unto mi taught them</w:t>
+      </w:r>
+      <w:r>
+        <w:rPr>
+          <w:rFonts w:ascii="Gentium" w:hAnsi="Gentium" w:cs="Gentium"/>
+          <w:noProof/>
+          <w:color w:val="auto"/>
+          <w:lang w:val="en-029"/>
+        </w:rPr>
+        <w:t xml:space="preserve"> ~ </w:t>
+      </w:r>
+      <w:r>
+        <w:rPr>
+          <w:rFonts w:ascii="Gentium" w:hAnsi="Gentium" w:cs="Gentium"/>
+          <w:noProof/>
+          <w:color w:val="auto"/>
+          <w:lang w:val="en-029"/>
+        </w:rPr>
+        <w:t>an pon the time Thou loved mi</w:t>
+      </w:r>
+      <w:r>
+        <w:rPr>
+          <w:rFonts w:ascii="Gentium" w:hAnsi="Gentium" w:cs="Gentium"/>
+          <w:noProof/>
+          <w:color w:val="auto"/>
+          <w:lang w:val="en-029"/>
+        </w:rPr>
+        <w:t xml:space="preserve"> ~ </w:t>
+      </w:r>
+      <w:r>
+        <w:rPr>
+          <w:rFonts w:ascii="Gentium" w:hAnsi="Gentium" w:cs="Gentium"/>
+          <w:noProof/>
+          <w:color w:val="auto"/>
+          <w:lang w:val="en-029"/>
+        </w:rPr>
+        <w:t>mek them tek the crown Thou gave fe mi.</w:t>
       </w:r>
     </w:p>
     <w:p>
@@ -1059,7 +2073,247 @@
           <w:vertAlign w:val="superscript"/>
           <w:lang w:val="en-029"/>
         </w:rPr>
-        <w:t>1</w:t>
+        <w:t>2</w:t>
+      </w:r>
+      <w:r>
+        <w:rPr>
+          <w:rFonts w:ascii="Gentium" w:hAnsi="Gentium" w:cs="Gentium"/>
+          <w:noProof/>
+          <w:color w:val="0070C0"/>
+          <w:vertAlign w:val="superscript"/>
+          <w:lang w:val="en-029"/>
+        </w:rPr>
+        <w:t>0 </w:t>
+      </w:r>
+      <w:r>
+        <w:rPr>
+          <w:rFonts w:ascii="Gentium" w:hAnsi="Gentium" w:cs="Gentium"/>
+          <w:noProof/>
+          <w:color w:val="auto"/>
+          <w:lang w:val="en-029"/>
+        </w:rPr>
+        <w:t>“</w:t>
+      </w:r>
+      <w:r>
+        <w:rPr>
+          <w:rFonts w:ascii="Gentium" w:hAnsi="Gentium" w:cs="Gentium"/>
+          <w:noProof/>
+          <w:color w:val="auto"/>
+          <w:lang w:val="en-029"/>
+        </w:rPr>
+        <w:t xml:space="preserve">Give them the crown of the authorities called Seythans who were sent with mi ~ seat them pon mi throne pon Thy Right that were a wilderness from mi an mi hosts. </w:t>
+      </w:r>
+      <w:r>
+        <w:rPr>
+          <w:rFonts w:ascii="Gentium" w:hAnsi="Gentium" w:cs="Gentium"/>
+          <w:noProof/>
+          <w:color w:val="0070C0"/>
+          <w:vertAlign w:val="superscript"/>
+          <w:lang w:val="en-029"/>
+        </w:rPr>
+        <w:t>2</w:t>
+      </w:r>
+      <w:r>
+        <w:rPr>
+          <w:rFonts w:ascii="Gentium" w:hAnsi="Gentium" w:cs="Gentium"/>
+          <w:noProof/>
+          <w:color w:val="0070C0"/>
+          <w:vertAlign w:val="superscript"/>
+          <w:lang w:val="en-029"/>
+        </w:rPr>
+        <w:t>1 </w:t>
+      </w:r>
+      <w:r>
+        <w:rPr>
+          <w:rFonts w:ascii="Gentium" w:hAnsi="Gentium" w:cs="Gentium"/>
+          <w:noProof/>
+          <w:color w:val="auto"/>
+          <w:lang w:val="en-029"/>
+        </w:rPr>
+        <w:t>An mek them praise Thee-I like unto Thou loved</w:t>
+      </w:r>
+      <w:r>
+        <w:rPr>
+          <w:rFonts w:ascii="Gentium" w:hAnsi="Gentium" w:cs="Gentium"/>
+          <w:noProof/>
+          <w:color w:val="auto"/>
+          <w:lang w:val="en-029"/>
+        </w:rPr>
+        <w:t xml:space="preserve"> ~ </w:t>
+      </w:r>
+      <w:r>
+        <w:rPr>
+          <w:rFonts w:ascii="Gentium" w:hAnsi="Gentium" w:cs="Gentium"/>
+          <w:noProof/>
+          <w:color w:val="auto"/>
+          <w:lang w:val="en-029"/>
+        </w:rPr>
+        <w:t>an mek them be like unto mi hosts an like unto mi ~ becau Thou hated mi an loved them who were Irated from ashes an Earth</w:t>
+      </w:r>
+      <w:r>
+        <w:rPr>
+          <w:rFonts w:ascii="Gentium" w:hAnsi="Gentium" w:cs="Gentium"/>
+          <w:noProof/>
+          <w:color w:val="auto"/>
+          <w:lang w:val="en-029"/>
+        </w:rPr>
+        <w:t xml:space="preserve"> ~ </w:t>
+      </w:r>
+      <w:r>
+        <w:rPr>
+          <w:rFonts w:ascii="Gentium" w:hAnsi="Gentium" w:cs="Gentium"/>
+          <w:noProof/>
+          <w:color w:val="auto"/>
+          <w:lang w:val="en-029"/>
+        </w:rPr>
+        <w:t>as mi authority have perished</w:t>
+      </w:r>
+      <w:r>
+        <w:rPr>
+          <w:rFonts w:ascii="Gentium" w:hAnsi="Gentium" w:cs="Gentium"/>
+          <w:noProof/>
+          <w:color w:val="auto"/>
+          <w:lang w:val="en-029"/>
+        </w:rPr>
+        <w:t xml:space="preserve"> ~ </w:t>
+      </w:r>
+      <w:r>
+        <w:rPr>
+          <w:rFonts w:ascii="Gentium" w:hAnsi="Gentium" w:cs="Gentium"/>
+          <w:noProof/>
+          <w:color w:val="auto"/>
+          <w:lang w:val="en-029"/>
+        </w:rPr>
+        <w:t>an as them authority have been lofty</w:t>
+      </w:r>
+      <w:r>
+        <w:rPr>
+          <w:rFonts w:ascii="Gentium" w:hAnsi="Gentium" w:cs="Gentium"/>
+          <w:noProof/>
+          <w:color w:val="auto"/>
+          <w:lang w:val="en-029"/>
+        </w:rPr>
+        <w:t xml:space="preserve"> ~ </w:t>
+      </w:r>
+      <w:r>
+        <w:rPr>
+          <w:rFonts w:ascii="Gentium" w:hAnsi="Gentium" w:cs="Gentium"/>
+          <w:noProof/>
+          <w:color w:val="auto"/>
+          <w:lang w:val="en-029"/>
+        </w:rPr>
+        <w:t>mek them praise Thee-I like unto Thou loved.</w:t>
+      </w:r>
+      <w:r>
+        <w:rPr>
+          <w:rFonts w:ascii="Gentium" w:hAnsi="Gentium" w:cs="Gentium"/>
+          <w:noProof/>
+          <w:color w:val="auto"/>
+          <w:lang w:val="en-029"/>
+        </w:rPr>
+        <w:t>’</w:t>
+      </w:r>
+      <w:r>
+        <w:rPr>
+          <w:rFonts w:ascii="Gentium" w:hAnsi="Gentium" w:cs="Gentium"/>
+          <w:noProof/>
+          <w:color w:val="auto"/>
+          <w:lang w:val="en-029"/>
+        </w:rPr>
+        <w:t xml:space="preserve"> </w:t>
+      </w:r>
+      <w:r>
+        <w:rPr>
+          <w:rFonts w:ascii="Gentium" w:hAnsi="Gentium" w:cs="Gentium"/>
+          <w:noProof/>
+          <w:color w:val="0070C0"/>
+          <w:vertAlign w:val="superscript"/>
+          <w:lang w:val="en-029"/>
+        </w:rPr>
+        <w:t>2</w:t>
+      </w:r>
+      <w:r>
+        <w:rPr>
+          <w:rFonts w:ascii="Gentium" w:hAnsi="Gentium" w:cs="Gentium"/>
+          <w:noProof/>
+          <w:color w:val="0070C0"/>
+          <w:vertAlign w:val="superscript"/>
+          <w:lang w:val="en-029"/>
+        </w:rPr>
+        <w:t>2 </w:t>
+      </w:r>
+      <w:r>
+        <w:rPr>
+          <w:rFonts w:ascii="Gentium" w:hAnsi="Gentium" w:cs="Gentium"/>
+          <w:noProof/>
+          <w:color w:val="auto"/>
+          <w:lang w:val="en-029"/>
+        </w:rPr>
+        <w:t>Mi Lord answered fe mi sayin</w:t>
+      </w:r>
+      <w:r>
+        <w:rPr>
+          <w:rFonts w:ascii="Gentium" w:hAnsi="Gentium" w:cs="Gentium"/>
+          <w:noProof/>
+          <w:color w:val="auto"/>
+          <w:lang w:val="en-029"/>
+        </w:rPr>
+        <w:t xml:space="preserve"> ~ </w:t>
+      </w:r>
+      <w:r>
+        <w:rPr>
+          <w:rFonts w:ascii="Gentium" w:hAnsi="Gentium" w:cs="Gentium"/>
+          <w:noProof/>
+          <w:color w:val="auto"/>
+          <w:lang w:val="en-029"/>
+        </w:rPr>
+        <w:t>As thou have misled them while them sight up an while them heard</w:t>
+      </w:r>
+      <w:r>
+        <w:rPr>
+          <w:rFonts w:ascii="Gentium" w:hAnsi="Gentium" w:cs="Gentium"/>
+          <w:noProof/>
+          <w:color w:val="auto"/>
+          <w:lang w:val="en-029"/>
+        </w:rPr>
+        <w:t xml:space="preserve"> ~ </w:t>
+      </w:r>
+      <w:r>
+        <w:rPr>
+          <w:rFonts w:ascii="Gentium" w:hAnsi="Gentium" w:cs="Gentium"/>
+          <w:noProof/>
+          <w:color w:val="auto"/>
+          <w:lang w:val="en-029"/>
+        </w:rPr>
+        <w:t>if thou misled them without them lovin I Order</w:t>
+      </w:r>
+      <w:r>
+        <w:rPr>
+          <w:rFonts w:ascii="Gentium" w:hAnsi="Gentium" w:cs="Gentium"/>
+          <w:noProof/>
+          <w:color w:val="auto"/>
+          <w:lang w:val="en-029"/>
+        </w:rPr>
+        <w:t xml:space="preserve"> ~ </w:t>
+      </w:r>
+      <w:r>
+        <w:rPr>
+          <w:rFonts w:ascii="Gentium" w:hAnsi="Gentium" w:cs="Gentium"/>
+          <w:noProof/>
+          <w:color w:val="auto"/>
+          <w:lang w:val="en-029"/>
+        </w:rPr>
+        <w:t xml:space="preserve">mek them be fe thee like unto thy accord an like unto thy word. </w:t>
+      </w:r>
+      <w:r>
+        <w:rPr>
+          <w:rFonts w:ascii="Gentium" w:hAnsi="Gentium" w:cs="Gentium"/>
+          <w:noProof/>
+          <w:color w:val="0070C0"/>
+          <w:vertAlign w:val="superscript"/>
+          <w:lang w:val="en-029"/>
+        </w:rPr>
+        <w:t>2</w:t>
       </w:r>
       <w:r>
         <w:rPr>
@@ -1078,53 +2332,71 @@
           <w:color w:val="auto"/>
           <w:lang w:val="en-029"/>
         </w:rPr>
-        <w:t>Them will speak an give signs fe them companions</w:t>
-      </w:r>
-      <w:r>
-        <w:rPr>
-          <w:rFonts w:ascii="Gentium" w:hAnsi="Gentium" w:cs="Gentium"/>
-          <w:noProof/>
-          <w:color w:val="auto"/>
-          <w:lang w:val="en-029"/>
-        </w:rPr>
-        <w:t xml:space="preserve"> ~ </w:t>
-      </w:r>
-      <w:r>
-        <w:rPr>
-          <w:rFonts w:ascii="Gentium" w:hAnsi="Gentium" w:cs="Gentium"/>
-          <w:noProof/>
-          <w:color w:val="auto"/>
-          <w:lang w:val="en-029"/>
-        </w:rPr>
-        <w:t>an like unto those them naysayers told them</w:t>
-      </w:r>
-      <w:r>
-        <w:rPr>
-          <w:rFonts w:ascii="Gentium" w:hAnsi="Gentium" w:cs="Gentium"/>
-          <w:noProof/>
-          <w:color w:val="auto"/>
-          <w:lang w:val="en-029"/>
-        </w:rPr>
-        <w:t xml:space="preserve"> ~ </w:t>
-      </w:r>
-      <w:r>
-        <w:rPr>
-          <w:rFonts w:ascii="Gentium" w:hAnsi="Gentium" w:cs="Gentium"/>
-          <w:noProof/>
-          <w:color w:val="auto"/>
-          <w:lang w:val="en-029"/>
-        </w:rPr>
-        <w:t xml:space="preserve">mi will precede an be a sign fe them. </w:t>
-      </w:r>
-      <w:r>
-        <w:rPr>
-          <w:rFonts w:ascii="Gentium" w:hAnsi="Gentium" w:cs="Gentium"/>
-          <w:noProof/>
-          <w:color w:val="0070C0"/>
-          <w:vertAlign w:val="superscript"/>
-          <w:lang w:val="en-029"/>
-        </w:rPr>
-        <w:t>1</w:t>
+        <w:t>If them quit the Books Word an I Command an came toward thee</w:t>
+      </w:r>
+      <w:r>
+        <w:rPr>
+          <w:rFonts w:ascii="Gentium" w:hAnsi="Gentium" w:cs="Gentium"/>
+          <w:noProof/>
+          <w:color w:val="auto"/>
+          <w:lang w:val="en-029"/>
+        </w:rPr>
+        <w:t xml:space="preserve"> ~ </w:t>
+      </w:r>
+      <w:r>
+        <w:rPr>
+          <w:rFonts w:ascii="Gentium" w:hAnsi="Gentium" w:cs="Gentium"/>
+          <w:noProof/>
+          <w:color w:val="auto"/>
+          <w:lang w:val="en-029"/>
+        </w:rPr>
+        <w:t>an if thou misled them while them downstruction also saddened mi</w:t>
+      </w:r>
+      <w:r>
+        <w:rPr>
+          <w:rFonts w:ascii="Gentium" w:hAnsi="Gentium" w:cs="Gentium"/>
+          <w:noProof/>
+          <w:color w:val="auto"/>
+          <w:lang w:val="en-029"/>
+        </w:rPr>
+        <w:t xml:space="preserve"> ~ </w:t>
+      </w:r>
+      <w:r>
+        <w:rPr>
+          <w:rFonts w:ascii="Gentium" w:hAnsi="Gentium" w:cs="Gentium"/>
+          <w:noProof/>
+          <w:color w:val="auto"/>
+          <w:lang w:val="en-029"/>
+        </w:rPr>
+        <w:t>mek them raceive tribulation ina Gehannem like unto thee</w:t>
+      </w:r>
+      <w:r>
+        <w:rPr>
+          <w:rFonts w:ascii="Gentium" w:hAnsi="Gentium" w:cs="Gentium"/>
+          <w:noProof/>
+          <w:color w:val="auto"/>
+          <w:lang w:val="en-029"/>
+        </w:rPr>
+        <w:t xml:space="preserve"> ~ </w:t>
+      </w:r>
+      <w:r>
+        <w:rPr>
+          <w:rFonts w:ascii="Gentium" w:hAnsi="Gentium" w:cs="Gentium"/>
+          <w:noProof/>
+          <w:color w:val="auto"/>
+          <w:lang w:val="en-029"/>
+        </w:rPr>
+        <w:t xml:space="preserve">Him told mi. </w:t>
+      </w:r>
+      <w:r>
+        <w:rPr>
+          <w:rFonts w:ascii="Gentium" w:hAnsi="Gentium" w:cs="Gentium"/>
+          <w:noProof/>
+          <w:color w:val="0070C0"/>
+          <w:vertAlign w:val="superscript"/>
+          <w:lang w:val="en-029"/>
+        </w:rPr>
+        <w:t>2</w:t>
       </w:r>
       <w:r>
         <w:rPr>
@@ -1136,1266 +2408,6 @@
         </w:rPr>
         <w:t>4 </w:t>
       </w:r>
-      <w:r>
-        <w:rPr>
-          <w:rFonts w:ascii="Gentium" w:hAnsi="Gentium" w:cs="Gentium"/>
-          <w:noProof/>
-          <w:color w:val="auto"/>
-          <w:lang w:val="en-029"/>
-        </w:rPr>
-        <w:t>Mi will do them words signs fe them</w:t>
-      </w:r>
-      <w:r>
-        <w:rPr>
-          <w:rFonts w:ascii="Gentium" w:hAnsi="Gentium" w:cs="Gentium"/>
-          <w:noProof/>
-          <w:color w:val="auto"/>
-          <w:lang w:val="en-029"/>
-        </w:rPr>
-        <w:t xml:space="preserve"> ~ </w:t>
-      </w:r>
-      <w:r>
-        <w:rPr>
-          <w:rFonts w:ascii="Gentium" w:hAnsi="Gentium" w:cs="Gentium"/>
-          <w:noProof/>
-          <w:color w:val="auto"/>
-          <w:lang w:val="en-029"/>
-        </w:rPr>
-        <w:t>that persons who examined them might be misled</w:t>
-      </w:r>
-      <w:r>
-        <w:rPr>
-          <w:rFonts w:ascii="Gentium" w:hAnsi="Gentium" w:cs="Gentium"/>
-          <w:noProof/>
-          <w:color w:val="auto"/>
-          <w:lang w:val="en-029"/>
-        </w:rPr>
-        <w:t xml:space="preserve"> ~ </w:t>
-      </w:r>
-      <w:r>
-        <w:rPr>
-          <w:rFonts w:ascii="Gentium" w:hAnsi="Gentium" w:cs="Gentium"/>
-          <w:noProof/>
-          <w:color w:val="auto"/>
-          <w:lang w:val="en-029"/>
-        </w:rPr>
-        <w:t>an that them might give a wage fe magicians</w:t>
-      </w:r>
-      <w:r>
-        <w:rPr>
-          <w:rFonts w:ascii="Gentium" w:hAnsi="Gentium" w:cs="Gentium"/>
-          <w:noProof/>
-          <w:color w:val="auto"/>
-          <w:lang w:val="en-029"/>
-        </w:rPr>
-        <w:t xml:space="preserve"> ~ </w:t>
-      </w:r>
-      <w:r>
-        <w:rPr>
-          <w:rFonts w:ascii="Gentium" w:hAnsi="Gentium" w:cs="Gentium"/>
-          <w:noProof/>
-          <w:color w:val="auto"/>
-          <w:lang w:val="en-029"/>
-        </w:rPr>
-        <w:t>an that them might tell fe them companions sayin</w:t>
-      </w:r>
-      <w:r>
-        <w:rPr>
-          <w:rFonts w:ascii="Gentium" w:hAnsi="Gentium" w:cs="Gentium"/>
-          <w:noProof/>
-          <w:color w:val="auto"/>
-          <w:lang w:val="en-029"/>
-        </w:rPr>
-        <w:t xml:space="preserve"> ~ ‘</w:t>
-      </w:r>
-      <w:r>
-        <w:rPr>
-          <w:rFonts w:ascii="Gentium" w:hAnsi="Gentium" w:cs="Gentium"/>
-          <w:noProof/>
-          <w:color w:val="auto"/>
-          <w:lang w:val="en-029"/>
-        </w:rPr>
-        <w:t xml:space="preserve">There are no savants like unto so-an-so an so-an-so fe whom it are </w:t>
-      </w:r>
-      <w:r>
-        <w:rPr>
-          <w:rFonts w:ascii="Gentium" w:hAnsi="Gentium" w:cs="Gentium"/>
-          <w:noProof/>
-          <w:color w:val="auto"/>
-          <w:lang w:val="en-029"/>
-        </w:rPr>
-        <w:lastRenderedPageBreak/>
-        <w:t>done like unto them spoke</w:t>
-      </w:r>
-      <w:r>
-        <w:rPr>
-          <w:rFonts w:ascii="Gentium" w:hAnsi="Gentium" w:cs="Gentium"/>
-          <w:noProof/>
-          <w:color w:val="auto"/>
-          <w:lang w:val="en-029"/>
-        </w:rPr>
-        <w:t xml:space="preserve"> ~ </w:t>
-      </w:r>
-      <w:r>
-        <w:rPr>
-          <w:rFonts w:ascii="Gentium" w:hAnsi="Gentium" w:cs="Gentium"/>
-          <w:noProof/>
-          <w:color w:val="auto"/>
-          <w:lang w:val="en-029"/>
-        </w:rPr>
-        <w:t>an who know prophecy</w:t>
-      </w:r>
-      <w:r>
-        <w:rPr>
-          <w:rFonts w:ascii="Gentium" w:hAnsi="Gentium" w:cs="Gentium"/>
-          <w:noProof/>
-          <w:color w:val="auto"/>
-          <w:lang w:val="en-029"/>
-        </w:rPr>
-        <w:t xml:space="preserve"> ~ </w:t>
-      </w:r>
-      <w:r>
-        <w:rPr>
-          <w:rFonts w:ascii="Gentium" w:hAnsi="Gentium" w:cs="Gentium"/>
-          <w:noProof/>
-          <w:color w:val="auto"/>
-          <w:lang w:val="en-029"/>
-        </w:rPr>
-        <w:t>an who separate good an evil</w:t>
-      </w:r>
-      <w:r>
-        <w:rPr>
-          <w:rFonts w:ascii="Gentium" w:hAnsi="Gentium" w:cs="Gentium"/>
-          <w:noProof/>
-          <w:color w:val="auto"/>
-          <w:lang w:val="en-029"/>
-        </w:rPr>
-        <w:t xml:space="preserve"> ~ </w:t>
-      </w:r>
-      <w:r>
-        <w:rPr>
-          <w:rFonts w:ascii="Gentium" w:hAnsi="Gentium" w:cs="Gentium"/>
-          <w:noProof/>
-          <w:color w:val="auto"/>
-          <w:lang w:val="en-029"/>
-        </w:rPr>
-        <w:t>an fe whom all are like unto them spoke</w:t>
-      </w:r>
-      <w:r>
-        <w:rPr>
-          <w:rFonts w:ascii="Gentium" w:hAnsi="Gentium" w:cs="Gentium"/>
-          <w:noProof/>
-          <w:color w:val="auto"/>
-          <w:lang w:val="en-029"/>
-        </w:rPr>
-        <w:t xml:space="preserve"> ~ </w:t>
-      </w:r>
-      <w:r>
-        <w:rPr>
-          <w:rFonts w:ascii="Gentium" w:hAnsi="Gentium" w:cs="Gentium"/>
-          <w:noProof/>
-          <w:color w:val="auto"/>
-          <w:lang w:val="en-029"/>
-        </w:rPr>
-        <w:t>an fe whom it are done like unto them word.</w:t>
-      </w:r>
-      <w:r>
-        <w:rPr>
-          <w:rFonts w:ascii="Gentium" w:hAnsi="Gentium" w:cs="Gentium"/>
-          <w:noProof/>
-          <w:color w:val="auto"/>
-          <w:lang w:val="en-029"/>
-        </w:rPr>
-        <w:t>’</w:t>
-      </w:r>
-    </w:p>
-    <w:p>
-      <w:pPr>
-        <w:pStyle w:val="Default"/>
-        <w:widowControl/>
-        <w:spacing w:before="120"/>
-        <w:jc w:val="both"/>
-        <w:rPr>
-          <w:rFonts w:ascii="Gentium" w:hAnsi="Gentium" w:cs="Gentium"/>
-          <w:noProof/>
-          <w:color w:val="auto"/>
-          <w:lang w:val="en-029"/>
-        </w:rPr>
-      </w:pPr>
-      <w:r>
-        <w:rPr>
-          <w:rFonts w:ascii="Gentium" w:hAnsi="Gentium" w:cs="Gentium"/>
-          <w:noProof/>
-          <w:color w:val="0070C0"/>
-          <w:vertAlign w:val="superscript"/>
-          <w:lang w:val="en-029"/>
-        </w:rPr>
-        <w:t>1</w:t>
-      </w:r>
-      <w:r>
-        <w:rPr>
-          <w:rFonts w:ascii="Gentium" w:hAnsi="Gentium" w:cs="Gentium"/>
-          <w:noProof/>
-          <w:color w:val="0070C0"/>
-          <w:vertAlign w:val="superscript"/>
-          <w:lang w:val="en-029"/>
-        </w:rPr>
-        <w:t>5 </w:t>
-      </w:r>
-      <w:r>
-        <w:rPr>
-          <w:rFonts w:ascii="Gentium" w:hAnsi="Gentium" w:cs="Gentium"/>
-          <w:noProof/>
-          <w:color w:val="auto"/>
-          <w:lang w:val="en-029"/>
-        </w:rPr>
-        <w:t>Mi will be Irie pon the time them spoke this</w:t>
-      </w:r>
-      <w:r>
-        <w:rPr>
-          <w:rFonts w:ascii="Gentium" w:hAnsi="Gentium" w:cs="Gentium"/>
-          <w:noProof/>
-          <w:color w:val="auto"/>
-          <w:lang w:val="en-029"/>
-        </w:rPr>
-        <w:t xml:space="preserve"> ~ </w:t>
-      </w:r>
-      <w:r>
-        <w:rPr>
-          <w:rFonts w:ascii="Gentium" w:hAnsi="Gentium" w:cs="Gentium"/>
-          <w:noProof/>
-          <w:color w:val="auto"/>
-          <w:lang w:val="en-029"/>
-        </w:rPr>
-        <w:t xml:space="preserve">that persons who perish an err by mi might totally abound an that </w:t>
-      </w:r>
-      <w:r>
-        <w:rPr>
-          <w:rFonts w:ascii="Gentium" w:hAnsi="Gentium" w:cs="Gentium"/>
-          <w:noProof/>
-          <w:color w:val="auto"/>
-          <w:lang w:val="en-029"/>
-        </w:rPr>
-        <w:t>‘</w:t>
-      </w:r>
-      <w:r>
-        <w:rPr>
-          <w:rFonts w:ascii="Gentium" w:hAnsi="Gentium" w:cs="Gentium"/>
-          <w:noProof/>
-          <w:color w:val="auto"/>
-          <w:lang w:val="en-029"/>
-        </w:rPr>
-        <w:t>Adam childran might perish</w:t>
-      </w:r>
-      <w:r>
-        <w:rPr>
-          <w:rFonts w:ascii="Gentium" w:hAnsi="Gentium" w:cs="Gentium"/>
-          <w:noProof/>
-          <w:color w:val="auto"/>
-          <w:lang w:val="en-029"/>
-        </w:rPr>
-        <w:t xml:space="preserve"> ~ </w:t>
-      </w:r>
-      <w:r>
-        <w:rPr>
-          <w:rFonts w:ascii="Gentium" w:hAnsi="Gentium" w:cs="Gentium"/>
-          <w:noProof/>
-          <w:color w:val="auto"/>
-          <w:lang w:val="en-029"/>
-        </w:rPr>
-        <w:t xml:space="preserve">fe JAH have downbased mi from mi rank becau them faada </w:t>
-      </w:r>
-      <w:r>
-        <w:rPr>
-          <w:rFonts w:ascii="Gentium" w:hAnsi="Gentium" w:cs="Gentium"/>
-          <w:noProof/>
-          <w:color w:val="auto"/>
-          <w:lang w:val="en-029"/>
-        </w:rPr>
-        <w:t>‘</w:t>
-      </w:r>
-      <w:r>
-        <w:rPr>
-          <w:rFonts w:ascii="Gentium" w:hAnsi="Gentium" w:cs="Gentium"/>
-          <w:noProof/>
-          <w:color w:val="auto"/>
-          <w:lang w:val="en-029"/>
-        </w:rPr>
-        <w:t>Adam</w:t>
-      </w:r>
-      <w:r>
-        <w:rPr>
-          <w:rFonts w:ascii="Gentium" w:hAnsi="Gentium" w:cs="Gentium"/>
-          <w:noProof/>
-          <w:color w:val="auto"/>
-          <w:lang w:val="en-029"/>
-        </w:rPr>
-        <w:t xml:space="preserve"> ~ </w:t>
-      </w:r>
-      <w:r>
-        <w:rPr>
-          <w:rFonts w:ascii="Gentium" w:hAnsi="Gentium" w:cs="Gentium"/>
-          <w:noProof/>
-          <w:color w:val="auto"/>
-          <w:lang w:val="en-029"/>
-        </w:rPr>
-        <w:t xml:space="preserve">pon mi sayin </w:t>
-      </w:r>
-      <w:r>
-        <w:rPr>
-          <w:rFonts w:ascii="Gentium" w:hAnsi="Gentium" w:cs="Gentium"/>
-          <w:noProof/>
-          <w:color w:val="auto"/>
-          <w:lang w:val="en-029"/>
-        </w:rPr>
-        <w:t>‘</w:t>
-      </w:r>
-      <w:r>
-        <w:rPr>
-          <w:rFonts w:ascii="Gentium" w:hAnsi="Gentium" w:cs="Gentium"/>
-          <w:noProof/>
-          <w:color w:val="auto"/>
-          <w:lang w:val="en-029"/>
-        </w:rPr>
-        <w:t>Mi won</w:t>
-      </w:r>
-      <w:r>
-        <w:rPr>
-          <w:rFonts w:ascii="Gentium" w:hAnsi="Gentium" w:cs="Gentium"/>
-          <w:noProof/>
-          <w:color w:val="auto"/>
-          <w:lang w:val="en-029"/>
-        </w:rPr>
-        <w:t>’</w:t>
-      </w:r>
-      <w:r>
-        <w:rPr>
-          <w:rFonts w:ascii="Gentium" w:hAnsi="Gentium" w:cs="Gentium"/>
-          <w:noProof/>
-          <w:color w:val="auto"/>
-          <w:lang w:val="en-029"/>
-        </w:rPr>
-        <w:t xml:space="preserve">t bow fe </w:t>
-      </w:r>
-      <w:r>
-        <w:rPr>
-          <w:rFonts w:ascii="Gentium" w:hAnsi="Gentium" w:cs="Gentium"/>
-          <w:noProof/>
-          <w:color w:val="auto"/>
-          <w:lang w:val="en-029"/>
-        </w:rPr>
-        <w:t>‘</w:t>
-      </w:r>
-      <w:r>
-        <w:rPr>
-          <w:rFonts w:ascii="Gentium" w:hAnsi="Gentium" w:cs="Gentium"/>
-          <w:noProof/>
-          <w:color w:val="auto"/>
-          <w:lang w:val="en-029"/>
-        </w:rPr>
-        <w:t>Adam who are downbased fe mi.</w:t>
-      </w:r>
-      <w:r>
-        <w:rPr>
-          <w:rFonts w:ascii="Gentium" w:hAnsi="Gentium" w:cs="Gentium"/>
-          <w:noProof/>
-          <w:color w:val="auto"/>
-          <w:lang w:val="en-029"/>
-        </w:rPr>
-        <w:t>’</w:t>
-      </w:r>
-      <w:r>
-        <w:rPr>
-          <w:rFonts w:ascii="Gentium" w:hAnsi="Gentium" w:cs="Gentium"/>
-          <w:noProof/>
-          <w:color w:val="auto"/>
-          <w:lang w:val="en-029"/>
-        </w:rPr>
-        <w:t xml:space="preserve"> </w:t>
-      </w:r>
-      <w:r>
-        <w:rPr>
-          <w:rFonts w:ascii="Gentium" w:hAnsi="Gentium" w:cs="Gentium"/>
-          <w:noProof/>
-          <w:color w:val="0070C0"/>
-          <w:vertAlign w:val="superscript"/>
-          <w:lang w:val="en-029"/>
-        </w:rPr>
-        <w:t>1</w:t>
-      </w:r>
-      <w:r>
-        <w:rPr>
-          <w:rFonts w:ascii="Gentium" w:hAnsi="Gentium" w:cs="Gentium"/>
-          <w:noProof/>
-          <w:color w:val="0070C0"/>
-          <w:vertAlign w:val="superscript"/>
-          <w:lang w:val="en-029"/>
-        </w:rPr>
-        <w:t>6 </w:t>
-      </w:r>
-      <w:r>
-        <w:rPr>
-          <w:rFonts w:ascii="Gentium" w:hAnsi="Gentium" w:cs="Gentium"/>
-          <w:noProof/>
-          <w:color w:val="auto"/>
-          <w:lang w:val="en-029"/>
-        </w:rPr>
-        <w:t>An mi will tek toward downstruction all him childran who live firmed up ina mi command ~ mi have a Oath from JAH Who Irated mi</w:t>
-      </w:r>
-      <w:r>
-        <w:rPr>
-          <w:rFonts w:ascii="Gentium" w:hAnsi="Gentium" w:cs="Gentium"/>
-          <w:noProof/>
-          <w:color w:val="auto"/>
-          <w:lang w:val="en-029"/>
-        </w:rPr>
-        <w:t xml:space="preserve"> ~ </w:t>
-      </w:r>
-      <w:r>
-        <w:rPr>
-          <w:rFonts w:ascii="Gentium" w:hAnsi="Gentium" w:cs="Gentium"/>
-          <w:noProof/>
-          <w:color w:val="auto"/>
-          <w:lang w:val="en-029"/>
-        </w:rPr>
-        <w:t xml:space="preserve">that all persons whom mi misled might downscend toward Gehannem with mi. </w:t>
-      </w:r>
-      <w:r>
-        <w:rPr>
-          <w:rFonts w:ascii="Gentium" w:hAnsi="Gentium" w:cs="Gentium"/>
-          <w:noProof/>
-          <w:color w:val="0070C0"/>
-          <w:vertAlign w:val="superscript"/>
-          <w:lang w:val="en-029"/>
-        </w:rPr>
-        <w:t>1</w:t>
-      </w:r>
-      <w:r>
-        <w:rPr>
-          <w:rFonts w:ascii="Gentium" w:hAnsi="Gentium" w:cs="Gentium"/>
-          <w:noProof/>
-          <w:color w:val="0070C0"/>
-          <w:vertAlign w:val="superscript"/>
-          <w:lang w:val="en-029"/>
-        </w:rPr>
-        <w:t>7 </w:t>
-      </w:r>
-      <w:r>
-        <w:rPr>
-          <w:rFonts w:ascii="Gentium" w:hAnsi="Gentium" w:cs="Gentium"/>
-          <w:noProof/>
-          <w:color w:val="auto"/>
-          <w:lang w:val="en-029"/>
-        </w:rPr>
-        <w:t>An pon the time Him multiplied Him anger pon mi</w:t>
-      </w:r>
-      <w:r>
-        <w:rPr>
-          <w:rFonts w:ascii="Gentium" w:hAnsi="Gentium" w:cs="Gentium"/>
-          <w:noProof/>
-          <w:color w:val="auto"/>
-          <w:lang w:val="en-029"/>
-        </w:rPr>
-        <w:t xml:space="preserve"> ~ </w:t>
-      </w:r>
-      <w:r>
-        <w:rPr>
-          <w:rFonts w:ascii="Gentium" w:hAnsi="Gentium" w:cs="Gentium"/>
-          <w:noProof/>
-          <w:color w:val="auto"/>
-          <w:lang w:val="en-029"/>
-        </w:rPr>
-        <w:t>an pon the time Him commanded that them might bind an cast mi toward Gehannem</w:t>
-      </w:r>
-      <w:r>
-        <w:rPr>
-          <w:rFonts w:ascii="Gentium" w:hAnsi="Gentium" w:cs="Gentium"/>
-          <w:noProof/>
-          <w:color w:val="auto"/>
-          <w:lang w:val="en-029"/>
-        </w:rPr>
-        <w:t xml:space="preserve"> ~ </w:t>
-      </w:r>
-      <w:r>
-        <w:rPr>
-          <w:rFonts w:ascii="Gentium" w:hAnsi="Gentium" w:cs="Gentium"/>
-          <w:noProof/>
-          <w:color w:val="auto"/>
-          <w:lang w:val="en-029"/>
-        </w:rPr>
-        <w:t>pon the time mi Irator commanded sayin thus</w:t>
-      </w:r>
-      <w:r>
-        <w:rPr>
-          <w:rFonts w:ascii="Gentium" w:hAnsi="Gentium" w:cs="Gentium"/>
-          <w:noProof/>
-          <w:color w:val="auto"/>
-          <w:lang w:val="en-029"/>
-        </w:rPr>
-        <w:t xml:space="preserve"> ~ </w:t>
-      </w:r>
-      <w:r>
-        <w:rPr>
-          <w:rFonts w:ascii="Gentium" w:hAnsi="Gentium" w:cs="Gentium"/>
-          <w:noProof/>
-          <w:color w:val="auto"/>
-          <w:lang w:val="en-029"/>
-        </w:rPr>
-        <w:t>mi interceded with mi Lord ~ mi interceded before Him while mi said</w:t>
-      </w:r>
-      <w:r>
-        <w:rPr>
-          <w:rFonts w:ascii="Gentium" w:hAnsi="Gentium" w:cs="Gentium"/>
-          <w:noProof/>
-          <w:color w:val="auto"/>
-          <w:lang w:val="en-029"/>
-        </w:rPr>
-        <w:t xml:space="preserve"> ~ ‘</w:t>
-      </w:r>
-      <w:r>
-        <w:rPr>
-          <w:rFonts w:ascii="Gentium" w:hAnsi="Gentium" w:cs="Gentium"/>
-          <w:noProof/>
-          <w:color w:val="auto"/>
-          <w:lang w:val="en-029"/>
-        </w:rPr>
-        <w:t>As Thou have vexed pon mi</w:t>
-      </w:r>
-      <w:r>
-        <w:rPr>
-          <w:rFonts w:ascii="Gentium" w:hAnsi="Gentium" w:cs="Gentium"/>
-          <w:noProof/>
-          <w:color w:val="auto"/>
-          <w:lang w:val="en-029"/>
-        </w:rPr>
-        <w:t xml:space="preserve"> ~ </w:t>
-      </w:r>
-      <w:r>
-        <w:rPr>
-          <w:rFonts w:ascii="Gentium" w:hAnsi="Gentium" w:cs="Gentium"/>
-          <w:noProof/>
-          <w:color w:val="auto"/>
-          <w:lang w:val="en-029"/>
-        </w:rPr>
-        <w:t>an as Thou have admonished mi by Thy chastisemant</w:t>
-      </w:r>
-      <w:r>
-        <w:rPr>
-          <w:rFonts w:ascii="Gentium" w:hAnsi="Gentium" w:cs="Gentium"/>
-          <w:noProof/>
-          <w:color w:val="auto"/>
-          <w:lang w:val="en-029"/>
-        </w:rPr>
-        <w:t xml:space="preserve"> ~ </w:t>
-      </w:r>
-      <w:r>
-        <w:rPr>
-          <w:rFonts w:ascii="Gentium" w:hAnsi="Gentium" w:cs="Gentium"/>
-          <w:noProof/>
-          <w:color w:val="auto"/>
-          <w:lang w:val="en-029"/>
-        </w:rPr>
-        <w:t>an as Thou have chastised mi by Thy wrath</w:t>
-      </w:r>
-      <w:r>
-        <w:rPr>
-          <w:rFonts w:ascii="Gentium" w:hAnsi="Gentium" w:cs="Gentium"/>
-          <w:noProof/>
-          <w:color w:val="auto"/>
-          <w:lang w:val="en-029"/>
-        </w:rPr>
-        <w:t xml:space="preserve"> ~ </w:t>
-      </w:r>
-      <w:r>
-        <w:rPr>
-          <w:rFonts w:ascii="Gentium" w:hAnsi="Gentium" w:cs="Gentium"/>
-          <w:noProof/>
-          <w:color w:val="auto"/>
-          <w:lang w:val="en-029"/>
-        </w:rPr>
-        <w:t>Lord mi Lord</w:t>
-      </w:r>
-      <w:r>
-        <w:rPr>
-          <w:rFonts w:ascii="Gentium" w:hAnsi="Gentium" w:cs="Gentium"/>
-          <w:noProof/>
-          <w:color w:val="auto"/>
-          <w:lang w:val="en-029"/>
-        </w:rPr>
-        <w:t xml:space="preserve"> ~ </w:t>
-      </w:r>
-      <w:r>
-        <w:rPr>
-          <w:rFonts w:ascii="Gentium" w:hAnsi="Gentium" w:cs="Gentium"/>
-          <w:noProof/>
-          <w:color w:val="auto"/>
-          <w:lang w:val="en-029"/>
-        </w:rPr>
-        <w:t>adjourn mi that mi might speak one thing before Thee-I.</w:t>
-      </w:r>
-      <w:r>
-        <w:rPr>
-          <w:rFonts w:ascii="Gentium" w:hAnsi="Gentium" w:cs="Gentium"/>
-          <w:noProof/>
-          <w:color w:val="auto"/>
-          <w:lang w:val="en-029"/>
-        </w:rPr>
-        <w:t>’</w:t>
-      </w:r>
-    </w:p>
-    <w:p>
-      <w:pPr>
-        <w:pStyle w:val="Default"/>
-        <w:widowControl/>
-        <w:spacing w:before="120"/>
-        <w:jc w:val="both"/>
-        <w:rPr>
-          <w:rFonts w:ascii="Gentium" w:hAnsi="Gentium" w:cs="Gentium"/>
-          <w:noProof/>
-          <w:color w:val="auto"/>
-          <w:lang w:val="en-029"/>
-        </w:rPr>
-      </w:pPr>
-      <w:r>
-        <w:rPr>
-          <w:rFonts w:ascii="Gentium" w:hAnsi="Gentium" w:cs="Gentium"/>
-          <w:noProof/>
-          <w:color w:val="0070C0"/>
-          <w:vertAlign w:val="superscript"/>
-          <w:lang w:val="en-029"/>
-        </w:rPr>
-        <w:t>1</w:t>
-      </w:r>
-      <w:r>
-        <w:rPr>
-          <w:rFonts w:ascii="Gentium" w:hAnsi="Gentium" w:cs="Gentium"/>
-          <w:noProof/>
-          <w:color w:val="0070C0"/>
-          <w:vertAlign w:val="superscript"/>
-          <w:lang w:val="en-029"/>
-        </w:rPr>
-        <w:t>8 </w:t>
-      </w:r>
-      <w:r>
-        <w:rPr>
-          <w:rFonts w:ascii="Gentium" w:hAnsi="Gentium" w:cs="Gentium"/>
-          <w:noProof/>
-          <w:color w:val="auto"/>
-          <w:lang w:val="en-029"/>
-        </w:rPr>
-        <w:t>An mi Lord answered fe mi sayin</w:t>
-      </w:r>
-      <w:r>
-        <w:rPr>
-          <w:rFonts w:ascii="Gentium" w:hAnsi="Gentium" w:cs="Gentium"/>
-          <w:noProof/>
-          <w:color w:val="auto"/>
-          <w:lang w:val="en-029"/>
-        </w:rPr>
-        <w:t xml:space="preserve"> ~ </w:t>
-      </w:r>
-      <w:r>
-        <w:rPr>
-          <w:rFonts w:ascii="Gentium" w:hAnsi="Gentium" w:cs="Gentium"/>
-          <w:noProof/>
-          <w:color w:val="auto"/>
-          <w:lang w:val="en-029"/>
-        </w:rPr>
-        <w:t>Speak</w:t>
-      </w:r>
-      <w:r>
-        <w:rPr>
-          <w:rFonts w:ascii="Gentium" w:hAnsi="Gentium" w:cs="Gentium"/>
-          <w:noProof/>
-          <w:color w:val="auto"/>
-          <w:lang w:val="en-029"/>
-        </w:rPr>
-        <w:t xml:space="preserve"> ~ </w:t>
-      </w:r>
-      <w:r>
-        <w:rPr>
-          <w:rFonts w:ascii="Gentium" w:hAnsi="Gentium" w:cs="Gentium"/>
-          <w:noProof/>
-          <w:color w:val="auto"/>
-          <w:lang w:val="en-029"/>
-        </w:rPr>
-        <w:t>I-man will hear thee ~ at that time mi began mi plea toward Him sayin</w:t>
-      </w:r>
-      <w:r>
-        <w:rPr>
-          <w:rFonts w:ascii="Gentium" w:hAnsi="Gentium" w:cs="Gentium"/>
-          <w:noProof/>
-          <w:color w:val="auto"/>
-          <w:lang w:val="en-029"/>
-        </w:rPr>
-        <w:t xml:space="preserve"> ~ ‘</w:t>
-      </w:r>
-      <w:r>
-        <w:rPr>
-          <w:rFonts w:ascii="Gentium" w:hAnsi="Gentium" w:cs="Gentium"/>
-          <w:noProof/>
-          <w:color w:val="auto"/>
-          <w:lang w:val="en-029"/>
-        </w:rPr>
-        <w:t>After mi were downbased from mi rank</w:t>
-      </w:r>
-      <w:r>
-        <w:rPr>
-          <w:rFonts w:ascii="Gentium" w:hAnsi="Gentium" w:cs="Gentium"/>
-          <w:noProof/>
-          <w:color w:val="auto"/>
-          <w:lang w:val="en-029"/>
-        </w:rPr>
-        <w:t xml:space="preserve"> ~ </w:t>
-      </w:r>
-      <w:r>
-        <w:rPr>
-          <w:rFonts w:ascii="Gentium" w:hAnsi="Gentium" w:cs="Gentium"/>
-          <w:noProof/>
-          <w:color w:val="auto"/>
-          <w:lang w:val="en-029"/>
-        </w:rPr>
-        <w:t xml:space="preserve">mek the persons whom mi misled be like unto mi ina Gehannem where mi will raceive tribulation. </w:t>
-      </w:r>
-      <w:r>
-        <w:rPr>
-          <w:rFonts w:ascii="Gentium" w:hAnsi="Gentium" w:cs="Gentium"/>
-          <w:noProof/>
-          <w:color w:val="0070C0"/>
-          <w:vertAlign w:val="superscript"/>
-          <w:lang w:val="en-029"/>
-        </w:rPr>
-        <w:t>1</w:t>
-      </w:r>
-      <w:r>
-        <w:rPr>
-          <w:rFonts w:ascii="Gentium" w:hAnsi="Gentium" w:cs="Gentium"/>
-          <w:noProof/>
-          <w:color w:val="0070C0"/>
-          <w:vertAlign w:val="superscript"/>
-          <w:lang w:val="en-029"/>
-        </w:rPr>
-        <w:t>9 </w:t>
-      </w:r>
-      <w:r>
-        <w:rPr>
-          <w:rFonts w:ascii="Gentium" w:hAnsi="Gentium" w:cs="Gentium"/>
-          <w:noProof/>
-          <w:color w:val="auto"/>
-          <w:lang w:val="en-029"/>
-        </w:rPr>
-        <w:t>An mek them be fe Thy Lordship who refused mi</w:t>
-      </w:r>
-      <w:r>
-        <w:rPr>
-          <w:rFonts w:ascii="Gentium" w:hAnsi="Gentium" w:cs="Gentium"/>
-          <w:noProof/>
-          <w:color w:val="auto"/>
-          <w:lang w:val="en-029"/>
-        </w:rPr>
-        <w:t xml:space="preserve"> ~ </w:t>
-      </w:r>
-      <w:r>
-        <w:rPr>
-          <w:rFonts w:ascii="Gentium" w:hAnsi="Gentium" w:cs="Gentium"/>
-          <w:noProof/>
-          <w:color w:val="auto"/>
-          <w:lang w:val="en-029"/>
-        </w:rPr>
-        <w:t>who didn</w:t>
-      </w:r>
-      <w:r>
-        <w:rPr>
-          <w:rFonts w:ascii="Gentium" w:hAnsi="Gentium" w:cs="Gentium"/>
-          <w:noProof/>
-          <w:color w:val="auto"/>
-          <w:lang w:val="en-029"/>
-        </w:rPr>
-        <w:t>’</w:t>
-      </w:r>
-      <w:r>
-        <w:rPr>
-          <w:rFonts w:ascii="Gentium" w:hAnsi="Gentium" w:cs="Gentium"/>
-          <w:noProof/>
-          <w:color w:val="auto"/>
-          <w:lang w:val="en-029"/>
-        </w:rPr>
-        <w:t>t err by mi</w:t>
-      </w:r>
-      <w:r>
-        <w:rPr>
-          <w:rFonts w:ascii="Gentium" w:hAnsi="Gentium" w:cs="Gentium"/>
-          <w:noProof/>
-          <w:color w:val="auto"/>
-          <w:lang w:val="en-029"/>
-        </w:rPr>
-        <w:t xml:space="preserve"> ~ </w:t>
-      </w:r>
-      <w:r>
-        <w:rPr>
-          <w:rFonts w:ascii="Gentium" w:hAnsi="Gentium" w:cs="Gentium"/>
-          <w:noProof/>
-          <w:color w:val="auto"/>
-          <w:lang w:val="en-029"/>
-        </w:rPr>
-        <w:t>who didn</w:t>
-      </w:r>
-      <w:r>
-        <w:rPr>
-          <w:rFonts w:ascii="Gentium" w:hAnsi="Gentium" w:cs="Gentium"/>
-          <w:noProof/>
-          <w:color w:val="auto"/>
-          <w:lang w:val="en-029"/>
-        </w:rPr>
-        <w:t>’</w:t>
-      </w:r>
-      <w:r>
-        <w:rPr>
-          <w:rFonts w:ascii="Gentium" w:hAnsi="Gentium" w:cs="Gentium"/>
-          <w:noProof/>
-          <w:color w:val="auto"/>
-          <w:lang w:val="en-029"/>
-        </w:rPr>
-        <w:t>t keep mi command</w:t>
-      </w:r>
-      <w:r>
-        <w:rPr>
-          <w:rFonts w:ascii="Gentium" w:hAnsi="Gentium" w:cs="Gentium"/>
-          <w:noProof/>
-          <w:color w:val="auto"/>
-          <w:lang w:val="en-029"/>
-        </w:rPr>
-        <w:t xml:space="preserve"> ~ </w:t>
-      </w:r>
-      <w:r>
-        <w:rPr>
-          <w:rFonts w:ascii="Gentium" w:hAnsi="Gentium" w:cs="Gentium"/>
-          <w:noProof/>
-          <w:color w:val="auto"/>
-          <w:lang w:val="en-029"/>
-        </w:rPr>
-        <w:t>that them might do Thy Command an might fulfill Thy Accord an might keep Thy Word</w:t>
-      </w:r>
-      <w:r>
-        <w:rPr>
-          <w:rFonts w:ascii="Gentium" w:hAnsi="Gentium" w:cs="Gentium"/>
-          <w:noProof/>
-          <w:color w:val="auto"/>
-          <w:lang w:val="en-029"/>
-        </w:rPr>
-        <w:t xml:space="preserve"> ~ </w:t>
-      </w:r>
-      <w:r>
-        <w:rPr>
-          <w:rFonts w:ascii="Gentium" w:hAnsi="Gentium" w:cs="Gentium"/>
-          <w:noProof/>
-          <w:color w:val="auto"/>
-          <w:lang w:val="en-029"/>
-        </w:rPr>
-        <w:t>pon the time them didn</w:t>
-      </w:r>
-      <w:r>
-        <w:rPr>
-          <w:rFonts w:ascii="Gentium" w:hAnsi="Gentium" w:cs="Gentium"/>
-          <w:noProof/>
-          <w:color w:val="auto"/>
-          <w:lang w:val="en-029"/>
-        </w:rPr>
-        <w:t>’</w:t>
-      </w:r>
-      <w:r>
-        <w:rPr>
-          <w:rFonts w:ascii="Gentium" w:hAnsi="Gentium" w:cs="Gentium"/>
-          <w:noProof/>
-          <w:color w:val="auto"/>
-          <w:lang w:val="en-029"/>
-        </w:rPr>
-        <w:t>t err by mi like unto mi misled them havin refused like unto mi taught them</w:t>
-      </w:r>
-      <w:r>
-        <w:rPr>
-          <w:rFonts w:ascii="Gentium" w:hAnsi="Gentium" w:cs="Gentium"/>
-          <w:noProof/>
-          <w:color w:val="auto"/>
-          <w:lang w:val="en-029"/>
-        </w:rPr>
-        <w:t xml:space="preserve"> ~ </w:t>
-      </w:r>
-      <w:r>
-        <w:rPr>
-          <w:rFonts w:ascii="Gentium" w:hAnsi="Gentium" w:cs="Gentium"/>
-          <w:noProof/>
-          <w:color w:val="auto"/>
-          <w:lang w:val="en-029"/>
-        </w:rPr>
-        <w:t>an pon the time Thou loved mi</w:t>
-      </w:r>
-      <w:r>
-        <w:rPr>
-          <w:rFonts w:ascii="Gentium" w:hAnsi="Gentium" w:cs="Gentium"/>
-          <w:noProof/>
-          <w:color w:val="auto"/>
-          <w:lang w:val="en-029"/>
-        </w:rPr>
-        <w:t xml:space="preserve"> ~ </w:t>
-      </w:r>
-      <w:r>
-        <w:rPr>
-          <w:rFonts w:ascii="Gentium" w:hAnsi="Gentium" w:cs="Gentium"/>
-          <w:noProof/>
-          <w:color w:val="auto"/>
-          <w:lang w:val="en-029"/>
-        </w:rPr>
-        <w:t>mek them tek the crown Thou gave fe mi.</w:t>
-      </w:r>
-    </w:p>
-    <w:p>
-      <w:pPr>
-        <w:pStyle w:val="Default"/>
-        <w:widowControl/>
-        <w:spacing w:before="120"/>
-        <w:jc w:val="both"/>
-        <w:rPr>
-          <w:rFonts w:ascii="Gentium" w:hAnsi="Gentium" w:cs="Gentium"/>
-          <w:noProof/>
-          <w:color w:val="auto"/>
-          <w:lang w:val="en-029"/>
-        </w:rPr>
-      </w:pPr>
-      <w:r>
-        <w:rPr>
-          <w:rFonts w:ascii="Gentium" w:hAnsi="Gentium" w:cs="Gentium"/>
-          <w:noProof/>
-          <w:color w:val="0070C0"/>
-          <w:vertAlign w:val="superscript"/>
-          <w:lang w:val="en-029"/>
-        </w:rPr>
-        <w:t>2</w:t>
-      </w:r>
-      <w:r>
-        <w:rPr>
-          <w:rFonts w:ascii="Gentium" w:hAnsi="Gentium" w:cs="Gentium"/>
-          <w:noProof/>
-          <w:color w:val="0070C0"/>
-          <w:vertAlign w:val="superscript"/>
-          <w:lang w:val="en-029"/>
-        </w:rPr>
-        <w:t>0 </w:t>
-      </w:r>
-      <w:r>
-        <w:rPr>
-          <w:rFonts w:ascii="Gentium" w:hAnsi="Gentium" w:cs="Gentium"/>
-          <w:noProof/>
-          <w:color w:val="auto"/>
-          <w:lang w:val="en-029"/>
-        </w:rPr>
-        <w:t xml:space="preserve">Give them the crown of the authorities called Seythans who were sent with mi ~ seat them pon mi throne pon Thy Right that were a wilderness from mi an mi hosts. </w:t>
-      </w:r>
-      <w:r>
-        <w:rPr>
-          <w:rFonts w:ascii="Gentium" w:hAnsi="Gentium" w:cs="Gentium"/>
-          <w:noProof/>
-          <w:color w:val="0070C0"/>
-          <w:vertAlign w:val="superscript"/>
-          <w:lang w:val="en-029"/>
-        </w:rPr>
-        <w:t>2</w:t>
-      </w:r>
-      <w:r>
-        <w:rPr>
-          <w:rFonts w:ascii="Gentium" w:hAnsi="Gentium" w:cs="Gentium"/>
-          <w:noProof/>
-          <w:color w:val="0070C0"/>
-          <w:vertAlign w:val="superscript"/>
-          <w:lang w:val="en-029"/>
-        </w:rPr>
-        <w:t>1 </w:t>
-      </w:r>
-      <w:r>
-        <w:rPr>
-          <w:rFonts w:ascii="Gentium" w:hAnsi="Gentium" w:cs="Gentium"/>
-          <w:noProof/>
-          <w:color w:val="auto"/>
-          <w:lang w:val="en-029"/>
-        </w:rPr>
-        <w:t>An mek them praise Thee-I like unto Thou loved</w:t>
-      </w:r>
-      <w:r>
-        <w:rPr>
-          <w:rFonts w:ascii="Gentium" w:hAnsi="Gentium" w:cs="Gentium"/>
-          <w:noProof/>
-          <w:color w:val="auto"/>
-          <w:lang w:val="en-029"/>
-        </w:rPr>
-        <w:t xml:space="preserve"> ~ </w:t>
-      </w:r>
-      <w:r>
-        <w:rPr>
-          <w:rFonts w:ascii="Gentium" w:hAnsi="Gentium" w:cs="Gentium"/>
-          <w:noProof/>
-          <w:color w:val="auto"/>
-          <w:lang w:val="en-029"/>
-        </w:rPr>
-        <w:t>an mek them be like unto mi hosts an like unto mi ~ becau Thou hated mi an loved them who were Irated from ashes an Earth</w:t>
-      </w:r>
-      <w:r>
-        <w:rPr>
-          <w:rFonts w:ascii="Gentium" w:hAnsi="Gentium" w:cs="Gentium"/>
-          <w:noProof/>
-          <w:color w:val="auto"/>
-          <w:lang w:val="en-029"/>
-        </w:rPr>
-        <w:t xml:space="preserve"> ~ </w:t>
-      </w:r>
-      <w:r>
-        <w:rPr>
-          <w:rFonts w:ascii="Gentium" w:hAnsi="Gentium" w:cs="Gentium"/>
-          <w:noProof/>
-          <w:color w:val="auto"/>
-          <w:lang w:val="en-029"/>
-        </w:rPr>
-        <w:t>as mi authority have perished</w:t>
-      </w:r>
-      <w:r>
-        <w:rPr>
-          <w:rFonts w:ascii="Gentium" w:hAnsi="Gentium" w:cs="Gentium"/>
-          <w:noProof/>
-          <w:color w:val="auto"/>
-          <w:lang w:val="en-029"/>
-        </w:rPr>
-        <w:t xml:space="preserve"> ~ </w:t>
-      </w:r>
-      <w:r>
-        <w:rPr>
-          <w:rFonts w:ascii="Gentium" w:hAnsi="Gentium" w:cs="Gentium"/>
-          <w:noProof/>
-          <w:color w:val="auto"/>
-          <w:lang w:val="en-029"/>
-        </w:rPr>
-        <w:t>an as them authority have been lofty</w:t>
-      </w:r>
-      <w:r>
-        <w:rPr>
-          <w:rFonts w:ascii="Gentium" w:hAnsi="Gentium" w:cs="Gentium"/>
-          <w:noProof/>
-          <w:color w:val="auto"/>
-          <w:lang w:val="en-029"/>
-        </w:rPr>
-        <w:t xml:space="preserve"> ~ </w:t>
-      </w:r>
-      <w:r>
-        <w:rPr>
-          <w:rFonts w:ascii="Gentium" w:hAnsi="Gentium" w:cs="Gentium"/>
-          <w:noProof/>
-          <w:color w:val="auto"/>
-          <w:lang w:val="en-029"/>
-        </w:rPr>
-        <w:t>mek them praise Thee-I like unto Thou loved.</w:t>
-      </w:r>
-      <w:r>
-        <w:rPr>
-          <w:rFonts w:ascii="Gentium" w:hAnsi="Gentium" w:cs="Gentium"/>
-          <w:noProof/>
-          <w:color w:val="auto"/>
-          <w:lang w:val="en-029"/>
-        </w:rPr>
-        <w:t>’</w:t>
-      </w:r>
-      <w:r>
-        <w:rPr>
-          <w:rFonts w:ascii="Gentium" w:hAnsi="Gentium" w:cs="Gentium"/>
-          <w:noProof/>
-          <w:color w:val="auto"/>
-          <w:lang w:val="en-029"/>
-        </w:rPr>
-        <w:t xml:space="preserve"> </w:t>
-      </w:r>
-      <w:r>
-        <w:rPr>
-          <w:rFonts w:ascii="Gentium" w:hAnsi="Gentium" w:cs="Gentium"/>
-          <w:noProof/>
-          <w:color w:val="0070C0"/>
-          <w:vertAlign w:val="superscript"/>
-          <w:lang w:val="en-029"/>
-        </w:rPr>
-        <w:t>2</w:t>
-      </w:r>
-      <w:r>
-        <w:rPr>
-          <w:rFonts w:ascii="Gentium" w:hAnsi="Gentium" w:cs="Gentium"/>
-          <w:noProof/>
-          <w:color w:val="0070C0"/>
-          <w:vertAlign w:val="superscript"/>
-          <w:lang w:val="en-029"/>
-        </w:rPr>
-        <w:t>2 </w:t>
-      </w:r>
-      <w:r>
-        <w:rPr>
-          <w:rFonts w:ascii="Gentium" w:hAnsi="Gentium" w:cs="Gentium"/>
-          <w:noProof/>
-          <w:color w:val="auto"/>
-          <w:lang w:val="en-029"/>
-        </w:rPr>
-        <w:t>Mi Lord answered fe mi sayin</w:t>
-      </w:r>
-      <w:r>
-        <w:rPr>
-          <w:rFonts w:ascii="Gentium" w:hAnsi="Gentium" w:cs="Gentium"/>
-          <w:noProof/>
-          <w:color w:val="auto"/>
-          <w:lang w:val="en-029"/>
-        </w:rPr>
-        <w:t xml:space="preserve"> ~ </w:t>
-      </w:r>
-      <w:r>
-        <w:rPr>
-          <w:rFonts w:ascii="Gentium" w:hAnsi="Gentium" w:cs="Gentium"/>
-          <w:noProof/>
-          <w:color w:val="auto"/>
-          <w:lang w:val="en-029"/>
-        </w:rPr>
-        <w:t>As thou have misled them while them sight up an while them heard</w:t>
-      </w:r>
-      <w:r>
-        <w:rPr>
-          <w:rFonts w:ascii="Gentium" w:hAnsi="Gentium" w:cs="Gentium"/>
-          <w:noProof/>
-          <w:color w:val="auto"/>
-          <w:lang w:val="en-029"/>
-        </w:rPr>
-        <w:t xml:space="preserve"> ~ </w:t>
-      </w:r>
-      <w:r>
-        <w:rPr>
-          <w:rFonts w:ascii="Gentium" w:hAnsi="Gentium" w:cs="Gentium"/>
-          <w:noProof/>
-          <w:color w:val="auto"/>
-          <w:lang w:val="en-029"/>
-        </w:rPr>
-        <w:t>if thou misled them without them lovin I Order</w:t>
-      </w:r>
-      <w:r>
-        <w:rPr>
-          <w:rFonts w:ascii="Gentium" w:hAnsi="Gentium" w:cs="Gentium"/>
-          <w:noProof/>
-          <w:color w:val="auto"/>
-          <w:lang w:val="en-029"/>
-        </w:rPr>
-        <w:t xml:space="preserve"> ~ </w:t>
-      </w:r>
-      <w:r>
-        <w:rPr>
-          <w:rFonts w:ascii="Gentium" w:hAnsi="Gentium" w:cs="Gentium"/>
-          <w:noProof/>
-          <w:color w:val="auto"/>
-          <w:lang w:val="en-029"/>
-        </w:rPr>
-        <w:t xml:space="preserve">mek them be fe thee like unto thy accord an like unto thy word. </w:t>
-      </w:r>
-      <w:r>
-        <w:rPr>
-          <w:rFonts w:ascii="Gentium" w:hAnsi="Gentium" w:cs="Gentium"/>
-          <w:noProof/>
-          <w:color w:val="0070C0"/>
-          <w:vertAlign w:val="superscript"/>
-          <w:lang w:val="en-029"/>
-        </w:rPr>
-        <w:t>2</w:t>
-      </w:r>
-      <w:r>
-        <w:rPr>
-          <w:rFonts w:ascii="Gentium" w:hAnsi="Gentium" w:cs="Gentium"/>
-          <w:noProof/>
-          <w:color w:val="0070C0"/>
-          <w:vertAlign w:val="superscript"/>
-          <w:lang w:val="en-029"/>
-        </w:rPr>
-        <w:t>3 </w:t>
-      </w:r>
-      <w:r>
-        <w:rPr>
-          <w:rFonts w:ascii="Gentium" w:hAnsi="Gentium" w:cs="Gentium"/>
-          <w:noProof/>
-          <w:color w:val="auto"/>
-          <w:lang w:val="en-029"/>
-        </w:rPr>
-        <w:t>If them quit the Books Word an I Command an came toward thee</w:t>
-      </w:r>
-      <w:r>
-        <w:rPr>
-          <w:rFonts w:ascii="Gentium" w:hAnsi="Gentium" w:cs="Gentium"/>
-          <w:noProof/>
-          <w:color w:val="auto"/>
-          <w:lang w:val="en-029"/>
-        </w:rPr>
-        <w:t xml:space="preserve"> ~ </w:t>
-      </w:r>
-      <w:r>
-        <w:rPr>
-          <w:rFonts w:ascii="Gentium" w:hAnsi="Gentium" w:cs="Gentium"/>
-          <w:noProof/>
-          <w:color w:val="auto"/>
-          <w:lang w:val="en-029"/>
-        </w:rPr>
-        <w:t>an if thou misled them while them downstruction also saddened mi</w:t>
-      </w:r>
-      <w:r>
-        <w:rPr>
-          <w:rFonts w:ascii="Gentium" w:hAnsi="Gentium" w:cs="Gentium"/>
-          <w:noProof/>
-          <w:color w:val="auto"/>
-          <w:lang w:val="en-029"/>
-        </w:rPr>
-        <w:t xml:space="preserve"> ~ </w:t>
-      </w:r>
-      <w:r>
-        <w:rPr>
-          <w:rFonts w:ascii="Gentium" w:hAnsi="Gentium" w:cs="Gentium"/>
-          <w:noProof/>
-          <w:color w:val="auto"/>
-          <w:lang w:val="en-029"/>
-        </w:rPr>
-        <w:t>mek them raceive tribulation ina Gehannem like unto thee</w:t>
-      </w:r>
-      <w:r>
-        <w:rPr>
-          <w:rFonts w:ascii="Gentium" w:hAnsi="Gentium" w:cs="Gentium"/>
-          <w:noProof/>
-          <w:color w:val="auto"/>
-          <w:lang w:val="en-029"/>
-        </w:rPr>
-        <w:t xml:space="preserve"> ~ </w:t>
-      </w:r>
-      <w:r>
-        <w:rPr>
-          <w:rFonts w:ascii="Gentium" w:hAnsi="Gentium" w:cs="Gentium"/>
-          <w:noProof/>
-          <w:color w:val="auto"/>
-          <w:lang w:val="en-029"/>
-        </w:rPr>
-        <w:t xml:space="preserve">Him told mi. </w:t>
-      </w:r>
-      <w:r>
-        <w:rPr>
-          <w:rFonts w:ascii="Gentium" w:hAnsi="Gentium" w:cs="Gentium"/>
-          <w:noProof/>
-          <w:color w:val="0070C0"/>
-          <w:vertAlign w:val="superscript"/>
-          <w:lang w:val="en-029"/>
-        </w:rPr>
-        <w:t>2</w:t>
-      </w:r>
-      <w:r>
-        <w:rPr>
-          <w:rFonts w:ascii="Gentium" w:hAnsi="Gentium" w:cs="Gentium"/>
-          <w:noProof/>
-          <w:color w:val="0070C0"/>
-          <w:vertAlign w:val="superscript"/>
-          <w:lang w:val="en-029"/>
-        </w:rPr>
-        <w:t>4 </w:t>
-      </w:r>
       <w:bookmarkStart w:id="0" w:name="_Hlk213594262"/>
       <w:r>
         <w:rPr>
@@ -2443,6 +2455,15 @@
         <w:t>fe them whom thou misled nor fe thee.</w:t>
       </w:r>
       <w:bookmarkEnd w:id="0"/>
+      <w:r>
+        <w:rPr>
+          <w:rFonts w:ascii="Gentium" w:hAnsi="Gentium" w:cs="Gentium"/>
+          <w:noProof/>
+          <w:color w:val="auto"/>
+          <w:lang w:val="en-029"/>
+        </w:rPr>
+        <w:t>”</w:t>
+      </w:r>
     </w:p>
     <w:p>
       <w:pPr>
@@ -2885,17 +2906,7 @@
           <w:color w:val="auto"/>
           <w:lang w:val="en-029"/>
         </w:rPr>
-        <w:t xml:space="preserve">be it by speakin </w:t>
-      </w:r>
-      <w:r>
-        <w:rPr>
-          <w:rFonts w:ascii="Gentium" w:hAnsi="Gentium" w:cs="Gentium"/>
-          <w:noProof/>
-          <w:color w:val="auto"/>
-          <w:lang w:val="en-029"/>
-        </w:rPr>
-        <w:lastRenderedPageBreak/>
-        <w:t xml:space="preserve">games an useless things </w:t>
+        <w:t xml:space="preserve">be it by speakin games an useless things </w:t>
       </w:r>
       <w:r>
         <w:rPr>
@@ -3002,6 +3013,7 @@
           <w:vertAlign w:val="superscript"/>
           <w:lang w:val="en-029"/>
         </w:rPr>
+        <w:lastRenderedPageBreak/>
         <w:t>8 </w:t>
       </w:r>
       <w:r>
@@ -3211,6 +3223,226 @@
           <w:lang w:val="en-029"/>
         </w:rPr>
         <w:t xml:space="preserve"> him told him.</w:t>
+      </w:r>
+      <w:r>
+        <w:rPr>
+          <w:rFonts w:ascii="Gentium" w:hAnsi="Gentium" w:cs="Gentium"/>
+          <w:noProof/>
+          <w:color w:val="auto"/>
+          <w:lang w:val="en-029"/>
+        </w:rPr>
+        <w:t xml:space="preserve"> </w:t>
+      </w:r>
+      <w:r>
+        <w:rPr>
+          <w:rFonts w:ascii="Gentium" w:hAnsi="Gentium" w:cs="Gentium"/>
+          <w:noProof/>
+          <w:color w:val="0070C0"/>
+          <w:vertAlign w:val="superscript"/>
+          <w:lang w:val="en-029"/>
+        </w:rPr>
+        <w:t>1</w:t>
+      </w:r>
+      <w:r>
+        <w:rPr>
+          <w:rFonts w:ascii="Gentium" w:hAnsi="Gentium" w:cs="Gentium"/>
+          <w:noProof/>
+          <w:color w:val="0070C0"/>
+          <w:vertAlign w:val="superscript"/>
+          <w:lang w:val="en-029"/>
+        </w:rPr>
+        <w:t>0 </w:t>
+      </w:r>
+      <w:r>
+        <w:rPr>
+          <w:rFonts w:ascii="Gentium" w:hAnsi="Gentium" w:cs="Gentium"/>
+          <w:noProof/>
+          <w:color w:val="auto"/>
+          <w:lang w:val="en-029"/>
+        </w:rPr>
+        <w:t>P</w:t>
+      </w:r>
+      <w:r>
+        <w:rPr>
+          <w:rFonts w:ascii="Gentium" w:hAnsi="Gentium" w:cs="Gentium"/>
+          <w:noProof/>
+          <w:color w:val="auto"/>
+          <w:lang w:val="en-029"/>
+        </w:rPr>
+        <w:t>on the time thou</w:t>
+      </w:r>
+      <w:r>
+        <w:rPr>
+          <w:rFonts w:ascii="Gentium" w:hAnsi="Gentium" w:cs="Gentium"/>
+          <w:noProof/>
+          <w:color w:val="auto"/>
+          <w:lang w:val="en-029"/>
+        </w:rPr>
+        <w:t xml:space="preserve"> ~ </w:t>
+      </w:r>
+      <w:r>
+        <w:rPr>
+          <w:rFonts w:ascii="Gentium" w:hAnsi="Gentium" w:cs="Gentium"/>
+          <w:noProof/>
+          <w:color w:val="auto"/>
+          <w:lang w:val="en-029"/>
+        </w:rPr>
+        <w:t>who are subtle an were Irated from wind an fiyah</w:t>
+      </w:r>
+      <w:r>
+        <w:rPr>
+          <w:rFonts w:ascii="Gentium" w:hAnsi="Gentium" w:cs="Gentium"/>
+          <w:noProof/>
+          <w:color w:val="auto"/>
+          <w:lang w:val="en-029"/>
+        </w:rPr>
+        <w:t xml:space="preserve"> ~ </w:t>
+      </w:r>
+      <w:r>
+        <w:rPr>
+          <w:rFonts w:ascii="Gentium" w:hAnsi="Gentium" w:cs="Gentium"/>
+          <w:noProof/>
+          <w:color w:val="auto"/>
+          <w:lang w:val="en-029"/>
+        </w:rPr>
+        <w:t xml:space="preserve">were arrogant ina sayin </w:t>
+      </w:r>
+      <w:r>
+        <w:rPr>
+          <w:rFonts w:ascii="Gentium" w:hAnsi="Gentium" w:cs="Gentium"/>
+          <w:noProof/>
+          <w:color w:val="auto"/>
+          <w:lang w:val="en-029"/>
+        </w:rPr>
+        <w:t>‘</w:t>
+      </w:r>
+      <w:r>
+        <w:rPr>
+          <w:rFonts w:ascii="Gentium" w:hAnsi="Gentium" w:cs="Gentium"/>
+          <w:noProof/>
+          <w:color w:val="auto"/>
+          <w:lang w:val="en-029"/>
+        </w:rPr>
+        <w:t>Mi are the Irator</w:t>
+      </w:r>
+      <w:r>
+        <w:rPr>
+          <w:rFonts w:ascii="Gentium" w:hAnsi="Gentium" w:cs="Gentium"/>
+          <w:noProof/>
+          <w:color w:val="auto"/>
+          <w:lang w:val="en-029"/>
+        </w:rPr>
+        <w:t>’</w:t>
+      </w:r>
+      <w:r>
+        <w:rPr>
+          <w:rFonts w:ascii="Gentium" w:hAnsi="Gentium" w:cs="Gentium"/>
+          <w:noProof/>
+          <w:color w:val="auto"/>
+          <w:lang w:val="en-029"/>
+        </w:rPr>
+        <w:t xml:space="preserve"> </w:t>
+      </w:r>
+      <w:r>
+        <w:rPr>
+          <w:rFonts w:ascii="Gentium" w:hAnsi="Gentium" w:cs="Gentium"/>
+          <w:noProof/>
+          <w:color w:val="0070C0"/>
+          <w:vertAlign w:val="superscript"/>
+          <w:lang w:val="en-029"/>
+        </w:rPr>
+        <w:t>1</w:t>
+      </w:r>
+      <w:r>
+        <w:rPr>
+          <w:rFonts w:ascii="Gentium" w:hAnsi="Gentium" w:cs="Gentium"/>
+          <w:noProof/>
+          <w:color w:val="0070C0"/>
+          <w:vertAlign w:val="superscript"/>
+          <w:lang w:val="en-029"/>
+        </w:rPr>
+        <w:t>1 </w:t>
+      </w:r>
+      <w:r>
+        <w:rPr>
+          <w:rFonts w:ascii="Gentium" w:hAnsi="Gentium" w:cs="Gentium"/>
+          <w:noProof/>
+          <w:color w:val="auto"/>
+          <w:lang w:val="en-029"/>
+        </w:rPr>
+        <w:t>pon the time thou boasted</w:t>
+      </w:r>
+      <w:r>
+        <w:rPr>
+          <w:rFonts w:ascii="Gentium" w:hAnsi="Gentium" w:cs="Gentium"/>
+          <w:noProof/>
+          <w:color w:val="auto"/>
+          <w:lang w:val="en-029"/>
+        </w:rPr>
+        <w:t xml:space="preserve"> ~ </w:t>
+      </w:r>
+      <w:r>
+        <w:rPr>
+          <w:rFonts w:ascii="Gentium" w:hAnsi="Gentium" w:cs="Gentium"/>
+          <w:noProof/>
+          <w:color w:val="auto"/>
+          <w:lang w:val="en-029"/>
+        </w:rPr>
+        <w:t>as JAH have sight up thy evil Work an thou have denied JAH with thy hosts</w:t>
+      </w:r>
+      <w:r>
+        <w:rPr>
+          <w:rFonts w:ascii="Gentium" w:hAnsi="Gentium" w:cs="Gentium"/>
+          <w:noProof/>
+          <w:color w:val="auto"/>
+          <w:lang w:val="en-029"/>
+        </w:rPr>
+        <w:t xml:space="preserve"> ~ </w:t>
+      </w:r>
+      <w:r>
+        <w:rPr>
+          <w:rFonts w:ascii="Gentium" w:hAnsi="Gentium" w:cs="Gentium"/>
+          <w:noProof/>
+          <w:color w:val="auto"/>
+          <w:lang w:val="en-029"/>
+        </w:rPr>
+        <w:t xml:space="preserve">Him Irated </w:t>
+      </w:r>
+      <w:r>
+        <w:rPr>
+          <w:rFonts w:ascii="Gentium" w:hAnsi="Gentium" w:cs="Gentium"/>
+          <w:noProof/>
+          <w:color w:val="auto"/>
+          <w:lang w:val="en-029"/>
+        </w:rPr>
+        <w:t>‘</w:t>
+      </w:r>
+      <w:r>
+        <w:rPr>
+          <w:rFonts w:ascii="Gentium" w:hAnsi="Gentium" w:cs="Gentium"/>
+          <w:noProof/>
+          <w:color w:val="auto"/>
+          <w:lang w:val="en-029"/>
+        </w:rPr>
+        <w:t>Adam who will praise becau thy stead</w:t>
+      </w:r>
+      <w:r>
+        <w:rPr>
+          <w:rFonts w:ascii="Gentium" w:hAnsi="Gentium" w:cs="Gentium"/>
+          <w:noProof/>
+          <w:color w:val="auto"/>
+          <w:lang w:val="en-029"/>
+        </w:rPr>
+        <w:t xml:space="preserve"> ~ </w:t>
+      </w:r>
+      <w:r>
+        <w:rPr>
+          <w:rFonts w:ascii="Gentium" w:hAnsi="Gentium" w:cs="Gentium"/>
+          <w:noProof/>
+          <w:color w:val="auto"/>
+          <w:lang w:val="en-029"/>
+        </w:rPr>
+        <w:t>that him might praise Him Name without diminishin.</w:t>
       </w:r>
     </w:p>
     <w:p>
@@ -3244,61 +3476,34 @@
           <w:vertAlign w:val="superscript"/>
           <w:lang w:val="en-029"/>
         </w:rPr>
-        <w:t>0 </w:t>
-      </w:r>
-      <w:r>
-        <w:rPr>
-          <w:rFonts w:ascii="Gentium" w:hAnsi="Gentium" w:cs="Gentium"/>
-          <w:noProof/>
-          <w:color w:val="auto"/>
-          <w:lang w:val="en-029"/>
-        </w:rPr>
-        <w:t>“P</w:t>
-      </w:r>
-      <w:r>
-        <w:rPr>
-          <w:rFonts w:ascii="Gentium" w:hAnsi="Gentium" w:cs="Gentium"/>
-          <w:noProof/>
-          <w:color w:val="auto"/>
-          <w:lang w:val="en-029"/>
-        </w:rPr>
-        <w:t>on the time thou</w:t>
-      </w:r>
-      <w:r>
-        <w:rPr>
-          <w:rFonts w:ascii="Gentium" w:hAnsi="Gentium" w:cs="Gentium"/>
-          <w:noProof/>
-          <w:color w:val="auto"/>
-          <w:lang w:val="en-029"/>
-        </w:rPr>
-        <w:t xml:space="preserve"> ~ </w:t>
-      </w:r>
-      <w:r>
-        <w:rPr>
-          <w:rFonts w:ascii="Gentium" w:hAnsi="Gentium" w:cs="Gentium"/>
-          <w:noProof/>
-          <w:color w:val="auto"/>
-          <w:lang w:val="en-029"/>
-        </w:rPr>
-        <w:t>who are subtle an were Irated from wind an fiyah</w:t>
-      </w:r>
-      <w:r>
-        <w:rPr>
-          <w:rFonts w:ascii="Gentium" w:hAnsi="Gentium" w:cs="Gentium"/>
-          <w:noProof/>
-          <w:color w:val="auto"/>
-          <w:lang w:val="en-029"/>
-        </w:rPr>
-        <w:t xml:space="preserve"> ~ </w:t>
-      </w:r>
-      <w:r>
-        <w:rPr>
-          <w:rFonts w:ascii="Gentium" w:hAnsi="Gentium" w:cs="Gentium"/>
-          <w:noProof/>
-          <w:color w:val="auto"/>
-          <w:lang w:val="en-029"/>
-        </w:rPr>
-        <w:t xml:space="preserve">were arrogant ina sayin </w:t>
+        <w:t>2 </w:t>
+      </w:r>
+      <w:r>
+        <w:rPr>
+          <w:rFonts w:ascii="Gentium" w:hAnsi="Gentium" w:cs="Gentium"/>
+          <w:noProof/>
+          <w:color w:val="auto"/>
+          <w:lang w:val="en-029"/>
+        </w:rPr>
+        <w:t>As thou have made thy ras self prouder than all Angels hosts who are like unto thee</w:t>
+      </w:r>
+      <w:r>
+        <w:rPr>
+          <w:rFonts w:ascii="Gentium" w:hAnsi="Gentium" w:cs="Gentium"/>
+          <w:noProof/>
+          <w:color w:val="auto"/>
+          <w:lang w:val="en-029"/>
+        </w:rPr>
+        <w:t xml:space="preserve"> ~ </w:t>
+      </w:r>
+      <w:r>
+        <w:rPr>
+          <w:rFonts w:ascii="Gentium" w:hAnsi="Gentium" w:cs="Gentium"/>
+          <w:noProof/>
+          <w:color w:val="auto"/>
+          <w:lang w:val="en-029"/>
+        </w:rPr>
+        <w:t xml:space="preserve">becau thy arrogance JAH Irated </w:t>
       </w:r>
       <w:r>
         <w:rPr>
@@ -3316,7 +3521,126 @@
           <w:color w:val="auto"/>
           <w:lang w:val="en-029"/>
         </w:rPr>
-        <w:t>Mi are the Irator</w:t>
+        <w:t xml:space="preserve">Adam with him childran that them might praise JAH Name becau the praise that thou praise with thy hosts whom Him scorned. </w:t>
+      </w:r>
+      <w:r>
+        <w:rPr>
+          <w:rFonts w:ascii="Gentium" w:hAnsi="Gentium" w:cs="Gentium"/>
+          <w:noProof/>
+          <w:color w:val="0070C0"/>
+          <w:vertAlign w:val="superscript"/>
+          <w:lang w:val="en-029"/>
+        </w:rPr>
+        <w:t>1</w:t>
+      </w:r>
+      <w:r>
+        <w:rPr>
+          <w:rFonts w:ascii="Gentium" w:hAnsi="Gentium" w:cs="Gentium"/>
+          <w:noProof/>
+          <w:color w:val="0070C0"/>
+          <w:vertAlign w:val="superscript"/>
+          <w:lang w:val="en-029"/>
+        </w:rPr>
+        <w:t>3 </w:t>
+      </w:r>
+      <w:r>
+        <w:rPr>
+          <w:rFonts w:ascii="Gentium" w:hAnsi="Gentium" w:cs="Gentium"/>
+          <w:noProof/>
+          <w:color w:val="auto"/>
+          <w:lang w:val="en-029"/>
+        </w:rPr>
+        <w:t>An becaudis thing JAH downstroyed thee separatin from all Angels chiefs like unto thee</w:t>
+      </w:r>
+      <w:r>
+        <w:rPr>
+          <w:rFonts w:ascii="Gentium" w:hAnsi="Gentium" w:cs="Gentium"/>
+          <w:noProof/>
+          <w:color w:val="auto"/>
+          <w:lang w:val="en-029"/>
+        </w:rPr>
+        <w:t xml:space="preserve"> ~ </w:t>
+      </w:r>
+      <w:r>
+        <w:rPr>
+          <w:rFonts w:ascii="Gentium" w:hAnsi="Gentium" w:cs="Gentium"/>
+          <w:noProof/>
+          <w:color w:val="auto"/>
+          <w:lang w:val="en-029"/>
+        </w:rPr>
+        <w:t>an thy hosts Irated ina one counsel with thee</w:t>
+      </w:r>
+      <w:r>
+        <w:rPr>
+          <w:rFonts w:ascii="Gentium" w:hAnsi="Gentium" w:cs="Gentium"/>
+          <w:noProof/>
+          <w:color w:val="auto"/>
+          <w:lang w:val="en-029"/>
+        </w:rPr>
+        <w:t xml:space="preserve"> ~ </w:t>
+      </w:r>
+      <w:r>
+        <w:rPr>
+          <w:rFonts w:ascii="Gentium" w:hAnsi="Gentium" w:cs="Gentium"/>
+          <w:noProof/>
+          <w:color w:val="auto"/>
+          <w:lang w:val="en-029"/>
+        </w:rPr>
+        <w:t>an thou</w:t>
+      </w:r>
+      <w:r>
+        <w:rPr>
+          <w:rFonts w:ascii="Gentium" w:hAnsi="Gentium" w:cs="Gentium"/>
+          <w:noProof/>
+          <w:color w:val="auto"/>
+          <w:lang w:val="en-029"/>
+        </w:rPr>
+        <w:t xml:space="preserve"> ~ </w:t>
+      </w:r>
+      <w:r>
+        <w:rPr>
+          <w:rFonts w:ascii="Gentium" w:hAnsi="Gentium" w:cs="Gentium"/>
+          <w:noProof/>
+          <w:color w:val="auto"/>
+          <w:lang w:val="en-029"/>
+        </w:rPr>
+        <w:t>unu proceeded an erred from JAH praise becau your useless reasonin arrogance an becau your reasonin firmness</w:t>
+      </w:r>
+      <w:r>
+        <w:rPr>
+          <w:rFonts w:ascii="Gentium" w:hAnsi="Gentium" w:cs="Gentium"/>
+          <w:noProof/>
+          <w:color w:val="auto"/>
+          <w:lang w:val="en-029"/>
+        </w:rPr>
+        <w:t xml:space="preserve"> ~ </w:t>
+      </w:r>
+      <w:r>
+        <w:rPr>
+          <w:rFonts w:ascii="Gentium" w:hAnsi="Gentium" w:cs="Gentium"/>
+          <w:noProof/>
+          <w:color w:val="auto"/>
+          <w:lang w:val="en-029"/>
+        </w:rPr>
+        <w:t>an unu were arrogant pon your Irator</w:t>
+      </w:r>
+      <w:r>
+        <w:rPr>
+          <w:rFonts w:ascii="Gentium" w:hAnsi="Gentium" w:cs="Gentium"/>
+          <w:noProof/>
+          <w:color w:val="auto"/>
+          <w:lang w:val="en-029"/>
+        </w:rPr>
+        <w:t xml:space="preserve"> ~ </w:t>
+      </w:r>
+      <w:r>
+        <w:rPr>
+          <w:rFonts w:ascii="Gentium" w:hAnsi="Gentium" w:cs="Gentium"/>
+          <w:noProof/>
+          <w:color w:val="auto"/>
+          <w:lang w:val="en-029"/>
+        </w:rPr>
+        <w:t>that aren</w:t>
       </w:r>
       <w:r>
         <w:rPr>
@@ -3334,108 +3658,7 @@
           <w:color w:val="auto"/>
           <w:lang w:val="en-029"/>
         </w:rPr>
-        <w:t xml:space="preserve"> </w:t>
-      </w:r>
-      <w:r>
-        <w:rPr>
-          <w:rFonts w:ascii="Gentium" w:hAnsi="Gentium" w:cs="Gentium"/>
-          <w:noProof/>
-          <w:color w:val="0070C0"/>
-          <w:vertAlign w:val="superscript"/>
-          <w:lang w:val="en-029"/>
-        </w:rPr>
-        <w:t>1</w:t>
-      </w:r>
-      <w:r>
-        <w:rPr>
-          <w:rFonts w:ascii="Gentium" w:hAnsi="Gentium" w:cs="Gentium"/>
-          <w:noProof/>
-          <w:color w:val="0070C0"/>
-          <w:vertAlign w:val="superscript"/>
-          <w:lang w:val="en-029"/>
-        </w:rPr>
-        <w:t>1 </w:t>
-      </w:r>
-      <w:r>
-        <w:rPr>
-          <w:rFonts w:ascii="Gentium" w:hAnsi="Gentium" w:cs="Gentium"/>
-          <w:noProof/>
-          <w:color w:val="auto"/>
-          <w:lang w:val="en-029"/>
-        </w:rPr>
-        <w:t>pon the time thou boasted</w:t>
-      </w:r>
-      <w:r>
-        <w:rPr>
-          <w:rFonts w:ascii="Gentium" w:hAnsi="Gentium" w:cs="Gentium"/>
-          <w:noProof/>
-          <w:color w:val="auto"/>
-          <w:lang w:val="en-029"/>
-        </w:rPr>
-        <w:t xml:space="preserve"> ~ </w:t>
-      </w:r>
-      <w:r>
-        <w:rPr>
-          <w:rFonts w:ascii="Gentium" w:hAnsi="Gentium" w:cs="Gentium"/>
-          <w:noProof/>
-          <w:color w:val="auto"/>
-          <w:lang w:val="en-029"/>
-        </w:rPr>
-        <w:t>as JAH have sight up thy evil Work an thou have denied JAH with thy hosts</w:t>
-      </w:r>
-      <w:r>
-        <w:rPr>
-          <w:rFonts w:ascii="Gentium" w:hAnsi="Gentium" w:cs="Gentium"/>
-          <w:noProof/>
-          <w:color w:val="auto"/>
-          <w:lang w:val="en-029"/>
-        </w:rPr>
-        <w:t xml:space="preserve"> ~ </w:t>
-      </w:r>
-      <w:r>
-        <w:rPr>
-          <w:rFonts w:ascii="Gentium" w:hAnsi="Gentium" w:cs="Gentium"/>
-          <w:noProof/>
-          <w:color w:val="auto"/>
-          <w:lang w:val="en-029"/>
-        </w:rPr>
-        <w:t xml:space="preserve">Him Irated </w:t>
-      </w:r>
-      <w:r>
-        <w:rPr>
-          <w:rFonts w:ascii="Gentium" w:hAnsi="Gentium" w:cs="Gentium"/>
-          <w:noProof/>
-          <w:color w:val="auto"/>
-          <w:lang w:val="en-029"/>
-        </w:rPr>
-        <w:t>‘</w:t>
-      </w:r>
-      <w:r>
-        <w:rPr>
-          <w:rFonts w:ascii="Gentium" w:hAnsi="Gentium" w:cs="Gentium"/>
-          <w:noProof/>
-          <w:color w:val="auto"/>
-          <w:lang w:val="en-029"/>
-        </w:rPr>
-        <w:t>Adam who will praise becau thy stead</w:t>
-      </w:r>
-      <w:r>
-        <w:rPr>
-          <w:rFonts w:ascii="Gentium" w:hAnsi="Gentium" w:cs="Gentium"/>
-          <w:noProof/>
-          <w:color w:val="auto"/>
-          <w:lang w:val="en-029"/>
-        </w:rPr>
-        <w:t xml:space="preserve"> ~ </w:t>
-      </w:r>
-      <w:r>
-        <w:rPr>
-          <w:rFonts w:ascii="Gentium" w:hAnsi="Gentium" w:cs="Gentium"/>
-          <w:noProof/>
-          <w:color w:val="auto"/>
-          <w:lang w:val="en-029"/>
-        </w:rPr>
-        <w:t>that him might praise Him Name without diminishin.</w:t>
+        <w:t>t pon another.</w:t>
       </w:r>
     </w:p>
     <w:p>
@@ -3469,34 +3692,16 @@
           <w:vertAlign w:val="superscript"/>
           <w:lang w:val="en-029"/>
         </w:rPr>
-        <w:t>2 </w:t>
-      </w:r>
-      <w:r>
-        <w:rPr>
-          <w:rFonts w:ascii="Gentium" w:hAnsi="Gentium" w:cs="Gentium"/>
-          <w:noProof/>
-          <w:color w:val="auto"/>
-          <w:lang w:val="en-029"/>
-        </w:rPr>
-        <w:t>As thou have made thy ras self prouder than all Angels hosts who are like unto thee</w:t>
-      </w:r>
-      <w:r>
-        <w:rPr>
-          <w:rFonts w:ascii="Gentium" w:hAnsi="Gentium" w:cs="Gentium"/>
-          <w:noProof/>
-          <w:color w:val="auto"/>
-          <w:lang w:val="en-029"/>
-        </w:rPr>
-        <w:t xml:space="preserve"> ~ </w:t>
-      </w:r>
-      <w:r>
-        <w:rPr>
-          <w:rFonts w:ascii="Gentium" w:hAnsi="Gentium" w:cs="Gentium"/>
-          <w:noProof/>
-          <w:color w:val="auto"/>
-          <w:lang w:val="en-029"/>
-        </w:rPr>
-        <w:t xml:space="preserve">becau thy arrogance JAH Irated </w:t>
+        <w:t>4 </w:t>
+      </w:r>
+      <w:r>
+        <w:rPr>
+          <w:rFonts w:ascii="Gentium" w:hAnsi="Gentium" w:cs="Gentium"/>
+          <w:noProof/>
+          <w:color w:val="auto"/>
+          <w:lang w:val="en-029"/>
+        </w:rPr>
+        <w:t xml:space="preserve">Becaudis thing Him Irated </w:t>
       </w:r>
       <w:r>
         <w:rPr>
@@ -3514,7 +3719,43 @@
           <w:color w:val="auto"/>
           <w:lang w:val="en-029"/>
         </w:rPr>
-        <w:t xml:space="preserve">Adam with him childran that them might praise JAH Name becau the praise that thou praise with thy hosts whom Him scorned. </w:t>
+        <w:t>Adam from Earth that Him might be praised by downbased persons</w:t>
+      </w:r>
+      <w:r>
+        <w:rPr>
+          <w:rFonts w:ascii="Gentium" w:hAnsi="Gentium" w:cs="Gentium"/>
+          <w:noProof/>
+          <w:color w:val="auto"/>
+          <w:lang w:val="en-029"/>
+        </w:rPr>
+        <w:t xml:space="preserve"> ~ </w:t>
+      </w:r>
+      <w:r>
+        <w:rPr>
+          <w:rFonts w:ascii="Gentium" w:hAnsi="Gentium" w:cs="Gentium"/>
+          <w:noProof/>
+          <w:color w:val="auto"/>
+          <w:lang w:val="en-029"/>
+        </w:rPr>
+        <w:t>an Him gave him a Command an Law sayin Don</w:t>
+      </w:r>
+      <w:r>
+        <w:rPr>
+          <w:rFonts w:ascii="Gentium" w:hAnsi="Gentium" w:cs="Gentium"/>
+          <w:noProof/>
+          <w:color w:val="auto"/>
+          <w:lang w:val="en-029"/>
+        </w:rPr>
+        <w:t>’</w:t>
+      </w:r>
+      <w:r>
+        <w:rPr>
+          <w:rFonts w:ascii="Gentium" w:hAnsi="Gentium" w:cs="Gentium"/>
+          <w:noProof/>
+          <w:color w:val="auto"/>
+          <w:lang w:val="en-029"/>
+        </w:rPr>
+        <w:t xml:space="preserve">t eat lest him eat from fig fruit. </w:t>
       </w:r>
       <w:r>
         <w:rPr>
@@ -3534,106 +3775,34 @@
           <w:vertAlign w:val="superscript"/>
           <w:lang w:val="en-029"/>
         </w:rPr>
-        <w:t>3 </w:t>
-      </w:r>
-      <w:r>
-        <w:rPr>
-          <w:rFonts w:ascii="Gentium" w:hAnsi="Gentium" w:cs="Gentium"/>
-          <w:noProof/>
-          <w:color w:val="auto"/>
-          <w:lang w:val="en-029"/>
-        </w:rPr>
-        <w:t>An becaudis thing JAH downstroyed thee separatin from all Angels chiefs like unto thee</w:t>
-      </w:r>
-      <w:r>
-        <w:rPr>
-          <w:rFonts w:ascii="Gentium" w:hAnsi="Gentium" w:cs="Gentium"/>
-          <w:noProof/>
-          <w:color w:val="auto"/>
-          <w:lang w:val="en-029"/>
-        </w:rPr>
-        <w:t xml:space="preserve"> ~ </w:t>
-      </w:r>
-      <w:r>
-        <w:rPr>
-          <w:rFonts w:ascii="Gentium" w:hAnsi="Gentium" w:cs="Gentium"/>
-          <w:noProof/>
-          <w:color w:val="auto"/>
-          <w:lang w:val="en-029"/>
-        </w:rPr>
-        <w:t>an thy hosts Irated ina one counsel with thee</w:t>
-      </w:r>
-      <w:r>
-        <w:rPr>
-          <w:rFonts w:ascii="Gentium" w:hAnsi="Gentium" w:cs="Gentium"/>
-          <w:noProof/>
-          <w:color w:val="auto"/>
-          <w:lang w:val="en-029"/>
-        </w:rPr>
-        <w:t xml:space="preserve"> ~ </w:t>
-      </w:r>
-      <w:r>
-        <w:rPr>
-          <w:rFonts w:ascii="Gentium" w:hAnsi="Gentium" w:cs="Gentium"/>
-          <w:noProof/>
-          <w:color w:val="auto"/>
-          <w:lang w:val="en-029"/>
-        </w:rPr>
-        <w:t>an thou</w:t>
-      </w:r>
-      <w:r>
-        <w:rPr>
-          <w:rFonts w:ascii="Gentium" w:hAnsi="Gentium" w:cs="Gentium"/>
-          <w:noProof/>
-          <w:color w:val="auto"/>
-          <w:lang w:val="en-029"/>
-        </w:rPr>
-        <w:t xml:space="preserve"> ~ </w:t>
-      </w:r>
-      <w:r>
-        <w:rPr>
-          <w:rFonts w:ascii="Gentium" w:hAnsi="Gentium" w:cs="Gentium"/>
-          <w:noProof/>
-          <w:color w:val="auto"/>
-          <w:lang w:val="en-029"/>
-        </w:rPr>
-        <w:t>unu proceeded an erred from JAH praise becau your useless reasonin arrogance an becau your reasonin firmness</w:t>
-      </w:r>
-      <w:r>
-        <w:rPr>
-          <w:rFonts w:ascii="Gentium" w:hAnsi="Gentium" w:cs="Gentium"/>
-          <w:noProof/>
-          <w:color w:val="auto"/>
-          <w:lang w:val="en-029"/>
-        </w:rPr>
-        <w:t xml:space="preserve"> ~ </w:t>
-      </w:r>
-      <w:r>
-        <w:rPr>
-          <w:rFonts w:ascii="Gentium" w:hAnsi="Gentium" w:cs="Gentium"/>
-          <w:noProof/>
-          <w:color w:val="auto"/>
-          <w:lang w:val="en-029"/>
-        </w:rPr>
-        <w:t>an unu were arrogant pon your Irator</w:t>
-      </w:r>
-      <w:r>
-        <w:rPr>
-          <w:rFonts w:ascii="Gentium" w:hAnsi="Gentium" w:cs="Gentium"/>
-          <w:noProof/>
-          <w:color w:val="auto"/>
-          <w:lang w:val="en-029"/>
-        </w:rPr>
-        <w:t xml:space="preserve"> ~ </w:t>
-      </w:r>
-      <w:r>
-        <w:rPr>
-          <w:rFonts w:ascii="Gentium" w:hAnsi="Gentium" w:cs="Gentium"/>
-          <w:noProof/>
-          <w:color w:val="auto"/>
-          <w:lang w:val="en-029"/>
-        </w:rPr>
-        <w:t>that aren</w:t>
+        <w:t>5 </w:t>
+      </w:r>
+      <w:r>
+        <w:rPr>
+          <w:rFonts w:ascii="Gentium" w:hAnsi="Gentium" w:cs="Gentium"/>
+          <w:noProof/>
+          <w:color w:val="auto"/>
+          <w:lang w:val="en-029"/>
+        </w:rPr>
+        <w:t>An Him I-pointed him pon all the Iration Him Irated ~ Him notified him sayin</w:t>
+      </w:r>
+      <w:r>
+        <w:rPr>
+          <w:rFonts w:ascii="Gentium" w:hAnsi="Gentium" w:cs="Gentium"/>
+          <w:noProof/>
+          <w:color w:val="auto"/>
+          <w:lang w:val="en-029"/>
+        </w:rPr>
+        <w:t xml:space="preserve"> ~ </w:t>
+      </w:r>
+      <w:r>
+        <w:rPr>
+          <w:rFonts w:ascii="Gentium" w:hAnsi="Gentium" w:cs="Gentium"/>
+          <w:noProof/>
+          <w:color w:val="auto"/>
+          <w:lang w:val="en-029"/>
+        </w:rPr>
+        <w:t>Don</w:t>
       </w:r>
       <w:r>
         <w:rPr>
@@ -3651,7 +3820,108 @@
           <w:color w:val="auto"/>
           <w:lang w:val="en-029"/>
         </w:rPr>
-        <w:t>t pon another.</w:t>
+        <w:t>t eat from one fig fruit that bring death</w:t>
+      </w:r>
+      <w:r>
+        <w:rPr>
+          <w:rFonts w:ascii="Gentium" w:hAnsi="Gentium" w:cs="Gentium"/>
+          <w:noProof/>
+          <w:color w:val="auto"/>
+          <w:lang w:val="en-029"/>
+        </w:rPr>
+        <w:t xml:space="preserve"> ~ </w:t>
+      </w:r>
+      <w:r>
+        <w:rPr>
+          <w:rFonts w:ascii="Gentium" w:hAnsi="Gentium" w:cs="Gentium"/>
+          <w:noProof/>
+          <w:color w:val="auto"/>
+          <w:lang w:val="en-029"/>
+        </w:rPr>
+        <w:t>lest thou bring death pon thy ras self</w:t>
+      </w:r>
+      <w:r>
+        <w:rPr>
+          <w:rFonts w:ascii="Gentium" w:hAnsi="Gentium" w:cs="Gentium"/>
+          <w:noProof/>
+          <w:color w:val="auto"/>
+          <w:lang w:val="en-029"/>
+        </w:rPr>
+        <w:t xml:space="preserve"> ~ </w:t>
+      </w:r>
+      <w:r>
+        <w:rPr>
+          <w:rFonts w:ascii="Gentium" w:hAnsi="Gentium" w:cs="Gentium"/>
+          <w:noProof/>
+          <w:color w:val="auto"/>
+          <w:lang w:val="en-029"/>
+        </w:rPr>
+        <w:t xml:space="preserve">yet eat fruit from all the woods amidst the Garden. </w:t>
+      </w:r>
+      <w:r>
+        <w:rPr>
+          <w:rFonts w:ascii="Gentium" w:hAnsi="Gentium" w:cs="Gentium"/>
+          <w:noProof/>
+          <w:color w:val="0070C0"/>
+          <w:vertAlign w:val="superscript"/>
+          <w:lang w:val="en-029"/>
+        </w:rPr>
+        <w:t>1</w:t>
+      </w:r>
+      <w:r>
+        <w:rPr>
+          <w:rFonts w:ascii="Gentium" w:hAnsi="Gentium" w:cs="Gentium"/>
+          <w:noProof/>
+          <w:color w:val="0070C0"/>
+          <w:vertAlign w:val="superscript"/>
+          <w:lang w:val="en-029"/>
+        </w:rPr>
+        <w:t>6 </w:t>
+      </w:r>
+      <w:r>
+        <w:rPr>
+          <w:rFonts w:ascii="Gentium" w:hAnsi="Gentium" w:cs="Gentium"/>
+          <w:noProof/>
+          <w:color w:val="auto"/>
+          <w:lang w:val="en-029"/>
+        </w:rPr>
+        <w:t>An pon the time thou heard this Word</w:t>
+      </w:r>
+      <w:r>
+        <w:rPr>
+          <w:rFonts w:ascii="Gentium" w:hAnsi="Gentium" w:cs="Gentium"/>
+          <w:noProof/>
+          <w:color w:val="auto"/>
+          <w:lang w:val="en-029"/>
+        </w:rPr>
+        <w:t xml:space="preserve"> ~ </w:t>
+      </w:r>
+      <w:r>
+        <w:rPr>
+          <w:rFonts w:ascii="Gentium" w:hAnsi="Gentium" w:cs="Gentium"/>
+          <w:noProof/>
+          <w:color w:val="auto"/>
+          <w:lang w:val="en-029"/>
+        </w:rPr>
+        <w:t xml:space="preserve">thou lodged perfidy ina him arisin from the thing thou spoke ina thy tongue fe Hiewan who were found from </w:t>
+      </w:r>
+      <w:r>
+        <w:rPr>
+          <w:rFonts w:ascii="Gentium" w:hAnsi="Gentium" w:cs="Gentium"/>
+          <w:noProof/>
+          <w:color w:val="auto"/>
+          <w:lang w:val="en-029"/>
+        </w:rPr>
+        <w:t>‘</w:t>
+      </w:r>
+      <w:r>
+        <w:rPr>
+          <w:rFonts w:ascii="Gentium" w:hAnsi="Gentium" w:cs="Gentium"/>
+          <w:noProof/>
+          <w:color w:val="auto"/>
+          <w:lang w:val="en-029"/>
+        </w:rPr>
+        <w:t>Adam side bone.</w:t>
       </w:r>
     </w:p>
     <w:p>
@@ -3685,16 +3955,16 @@
           <w:vertAlign w:val="superscript"/>
           <w:lang w:val="en-029"/>
         </w:rPr>
-        <w:t>4 </w:t>
-      </w:r>
-      <w:r>
-        <w:rPr>
-          <w:rFonts w:ascii="Gentium" w:hAnsi="Gentium" w:cs="Gentium"/>
-          <w:noProof/>
-          <w:color w:val="auto"/>
-          <w:lang w:val="en-029"/>
-        </w:rPr>
-        <w:t xml:space="preserve">Becaudis thing Him Irated </w:t>
+        <w:t>7 </w:t>
+      </w:r>
+      <w:r>
+        <w:rPr>
+          <w:rFonts w:ascii="Gentium" w:hAnsi="Gentium" w:cs="Gentium"/>
+          <w:noProof/>
+          <w:color w:val="auto"/>
+          <w:lang w:val="en-029"/>
+        </w:rPr>
+        <w:t xml:space="preserve">Thou misled </w:t>
       </w:r>
       <w:r>
         <w:rPr>
@@ -3712,25 +3982,72 @@
           <w:color w:val="auto"/>
           <w:lang w:val="en-029"/>
         </w:rPr>
-        <w:t>Adam from Earth that Him might be praised by downbased persons</w:t>
-      </w:r>
-      <w:r>
-        <w:rPr>
-          <w:rFonts w:ascii="Gentium" w:hAnsi="Gentium" w:cs="Gentium"/>
-          <w:noProof/>
-          <w:color w:val="auto"/>
-          <w:lang w:val="en-029"/>
-        </w:rPr>
-        <w:t xml:space="preserve"> ~ </w:t>
-      </w:r>
-      <w:r>
-        <w:rPr>
-          <w:rFonts w:ascii="Gentium" w:hAnsi="Gentium" w:cs="Gentium"/>
-          <w:noProof/>
-          <w:color w:val="auto"/>
-          <w:lang w:val="en-029"/>
-        </w:rPr>
-        <w:t>an Him gave him a Command an Law sayin Don</w:t>
+        <w:t>Adam who were clean</w:t>
+      </w:r>
+      <w:r>
+        <w:rPr>
+          <w:rFonts w:ascii="Gentium" w:hAnsi="Gentium" w:cs="Gentium"/>
+          <w:noProof/>
+          <w:color w:val="auto"/>
+          <w:lang w:val="en-029"/>
+        </w:rPr>
+        <w:t xml:space="preserve"> ~ </w:t>
+      </w:r>
+      <w:r>
+        <w:rPr>
+          <w:rFonts w:ascii="Gentium" w:hAnsi="Gentium" w:cs="Gentium"/>
+          <w:noProof/>
+          <w:color w:val="auto"/>
+          <w:lang w:val="en-029"/>
+        </w:rPr>
+        <w:t xml:space="preserve">ina firm perfidy that thou might mek him a Law demolisher like unto thee. </w:t>
+      </w:r>
+      <w:r>
+        <w:rPr>
+          <w:rFonts w:ascii="Gentium" w:hAnsi="Gentium" w:cs="Gentium"/>
+          <w:noProof/>
+          <w:color w:val="0070C0"/>
+          <w:vertAlign w:val="superscript"/>
+          <w:lang w:val="en-029"/>
+        </w:rPr>
+        <w:t>1</w:t>
+      </w:r>
+      <w:r>
+        <w:rPr>
+          <w:rFonts w:ascii="Gentium" w:hAnsi="Gentium" w:cs="Gentium"/>
+          <w:noProof/>
+          <w:color w:val="0070C0"/>
+          <w:vertAlign w:val="superscript"/>
+          <w:lang w:val="en-029"/>
+        </w:rPr>
+        <w:t>8 </w:t>
+      </w:r>
+      <w:r>
+        <w:rPr>
+          <w:rFonts w:ascii="Gentium" w:hAnsi="Gentium" w:cs="Gentium"/>
+          <w:noProof/>
+          <w:color w:val="auto"/>
+          <w:lang w:val="en-029"/>
+        </w:rPr>
+        <w:t>Pon the time thou misled Hiewan</w:t>
+      </w:r>
+      <w:r>
+        <w:rPr>
+          <w:rFonts w:ascii="Gentium" w:hAnsi="Gentium" w:cs="Gentium"/>
+          <w:noProof/>
+          <w:color w:val="auto"/>
+          <w:lang w:val="en-029"/>
+        </w:rPr>
+        <w:t xml:space="preserve"> ~ </w:t>
+      </w:r>
+      <w:r>
+        <w:rPr>
+          <w:rFonts w:ascii="Gentium" w:hAnsi="Gentium" w:cs="Gentium"/>
+          <w:noProof/>
+          <w:color w:val="auto"/>
+          <w:lang w:val="en-029"/>
+        </w:rPr>
+        <w:t>who were Irated bein like unto a innocent dove an who don</w:t>
       </w:r>
       <w:r>
         <w:rPr>
@@ -3748,7 +4065,79 @@
           <w:color w:val="auto"/>
           <w:lang w:val="en-029"/>
         </w:rPr>
-        <w:t xml:space="preserve">t eat lest him eat from fig fruit. </w:t>
+        <w:t>t know thy malice</w:t>
+      </w:r>
+      <w:r>
+        <w:rPr>
+          <w:rFonts w:ascii="Gentium" w:hAnsi="Gentium" w:cs="Gentium"/>
+          <w:noProof/>
+          <w:color w:val="auto"/>
+          <w:lang w:val="en-029"/>
+        </w:rPr>
+        <w:t xml:space="preserve"> ~ </w:t>
+      </w:r>
+      <w:r>
+        <w:rPr>
+          <w:rFonts w:ascii="Gentium" w:hAnsi="Gentium" w:cs="Gentium"/>
+          <w:noProof/>
+          <w:color w:val="auto"/>
+          <w:lang w:val="en-029"/>
+        </w:rPr>
+        <w:t>thou made she betray by thy thing that succeeded an thy crooked word</w:t>
+      </w:r>
+      <w:r>
+        <w:rPr>
+          <w:rFonts w:ascii="Gentium" w:hAnsi="Gentium" w:cs="Gentium"/>
+          <w:noProof/>
+          <w:color w:val="auto"/>
+          <w:lang w:val="en-029"/>
+        </w:rPr>
+        <w:t xml:space="preserve"> ~ </w:t>
+      </w:r>
+      <w:r>
+        <w:rPr>
+          <w:rFonts w:ascii="Gentium" w:hAnsi="Gentium" w:cs="Gentium"/>
+          <w:noProof/>
+          <w:color w:val="auto"/>
+          <w:lang w:val="en-029"/>
+        </w:rPr>
+        <w:t>an after thou misled that Hiewan who were Irated beforehand</w:t>
+      </w:r>
+      <w:r>
+        <w:rPr>
+          <w:rFonts w:ascii="Gentium" w:hAnsi="Gentium" w:cs="Gentium"/>
+          <w:noProof/>
+          <w:color w:val="auto"/>
+          <w:lang w:val="en-029"/>
+        </w:rPr>
+        <w:t xml:space="preserve"> ~ </w:t>
+      </w:r>
+      <w:r>
+        <w:rPr>
+          <w:rFonts w:ascii="Gentium" w:hAnsi="Gentium" w:cs="Gentium"/>
+          <w:noProof/>
+          <w:color w:val="auto"/>
+          <w:lang w:val="en-029"/>
+        </w:rPr>
+        <w:t xml:space="preserve">she also went an misled JAH Iration </w:t>
+      </w:r>
+      <w:r>
+        <w:rPr>
+          <w:rFonts w:ascii="Gentium" w:hAnsi="Gentium" w:cs="Gentium"/>
+          <w:noProof/>
+          <w:color w:val="auto"/>
+          <w:lang w:val="en-029"/>
+        </w:rPr>
+        <w:t>‘</w:t>
+      </w:r>
+      <w:r>
+        <w:rPr>
+          <w:rFonts w:ascii="Gentium" w:hAnsi="Gentium" w:cs="Gentium"/>
+          <w:noProof/>
+          <w:color w:val="auto"/>
+          <w:lang w:val="en-029"/>
+        </w:rPr>
+        <w:t xml:space="preserve">Adam who were Irated from Earth beforehand. </w:t>
       </w:r>
       <w:r>
         <w:rPr>
@@ -3768,34 +4157,16 @@
           <w:vertAlign w:val="superscript"/>
           <w:lang w:val="en-029"/>
         </w:rPr>
-        <w:t>5 </w:t>
-      </w:r>
-      <w:r>
-        <w:rPr>
-          <w:rFonts w:ascii="Gentium" w:hAnsi="Gentium" w:cs="Gentium"/>
-          <w:noProof/>
-          <w:color w:val="auto"/>
-          <w:lang w:val="en-029"/>
-        </w:rPr>
-        <w:t>An Him I-pointed him pon all the Iration Him Irated ~ Him notified him sayin</w:t>
-      </w:r>
-      <w:r>
-        <w:rPr>
-          <w:rFonts w:ascii="Gentium" w:hAnsi="Gentium" w:cs="Gentium"/>
-          <w:noProof/>
-          <w:color w:val="auto"/>
-          <w:lang w:val="en-029"/>
-        </w:rPr>
-        <w:t xml:space="preserve"> ~ </w:t>
-      </w:r>
-      <w:r>
-        <w:rPr>
-          <w:rFonts w:ascii="Gentium" w:hAnsi="Gentium" w:cs="Gentium"/>
-          <w:noProof/>
-          <w:color w:val="auto"/>
-          <w:lang w:val="en-029"/>
-        </w:rPr>
-        <w:t>Don</w:t>
+        <w:t>9 </w:t>
+      </w:r>
+      <w:r>
+        <w:rPr>
+          <w:rFonts w:ascii="Gentium" w:hAnsi="Gentium" w:cs="Gentium"/>
+          <w:noProof/>
+          <w:color w:val="auto"/>
+          <w:lang w:val="en-029"/>
+        </w:rPr>
+        <w:t>An thou made him betray a downsturbance that aren</w:t>
       </w:r>
       <w:r>
         <w:rPr>
@@ -3813,90 +4184,43 @@
           <w:color w:val="auto"/>
           <w:lang w:val="en-029"/>
         </w:rPr>
-        <w:t>t eat from one fig fruit that bring death</w:t>
-      </w:r>
-      <w:r>
-        <w:rPr>
-          <w:rFonts w:ascii="Gentium" w:hAnsi="Gentium" w:cs="Gentium"/>
-          <w:noProof/>
-          <w:color w:val="auto"/>
-          <w:lang w:val="en-029"/>
-        </w:rPr>
-        <w:t xml:space="preserve"> ~ </w:t>
-      </w:r>
-      <w:r>
-        <w:rPr>
-          <w:rFonts w:ascii="Gentium" w:hAnsi="Gentium" w:cs="Gentium"/>
-          <w:noProof/>
-          <w:color w:val="auto"/>
-          <w:lang w:val="en-029"/>
-        </w:rPr>
-        <w:t>lest thou bring death pon thy ras self</w:t>
-      </w:r>
-      <w:r>
-        <w:rPr>
-          <w:rFonts w:ascii="Gentium" w:hAnsi="Gentium" w:cs="Gentium"/>
-          <w:noProof/>
-          <w:color w:val="auto"/>
-          <w:lang w:val="en-029"/>
-        </w:rPr>
-        <w:t xml:space="preserve"> ~ </w:t>
-      </w:r>
-      <w:r>
-        <w:rPr>
-          <w:rFonts w:ascii="Gentium" w:hAnsi="Gentium" w:cs="Gentium"/>
-          <w:noProof/>
-          <w:color w:val="auto"/>
-          <w:lang w:val="en-029"/>
-        </w:rPr>
-        <w:t xml:space="preserve">yet eat fruit from all the woods amidst the Garden. </w:t>
-      </w:r>
-      <w:r>
-        <w:rPr>
-          <w:rFonts w:ascii="Gentium" w:hAnsi="Gentium" w:cs="Gentium"/>
-          <w:noProof/>
-          <w:color w:val="0070C0"/>
-          <w:vertAlign w:val="superscript"/>
-          <w:lang w:val="en-029"/>
-        </w:rPr>
-        <w:t>1</w:t>
-      </w:r>
-      <w:r>
-        <w:rPr>
-          <w:rFonts w:ascii="Gentium" w:hAnsi="Gentium" w:cs="Gentium"/>
-          <w:noProof/>
-          <w:color w:val="0070C0"/>
-          <w:vertAlign w:val="superscript"/>
-          <w:lang w:val="en-029"/>
-        </w:rPr>
-        <w:t>6 </w:t>
-      </w:r>
-      <w:r>
-        <w:rPr>
-          <w:rFonts w:ascii="Gentium" w:hAnsi="Gentium" w:cs="Gentium"/>
-          <w:noProof/>
-          <w:color w:val="auto"/>
-          <w:lang w:val="en-029"/>
-        </w:rPr>
-        <w:t>An pon the time thou heard this Word</w:t>
-      </w:r>
-      <w:r>
-        <w:rPr>
-          <w:rFonts w:ascii="Gentium" w:hAnsi="Gentium" w:cs="Gentium"/>
-          <w:noProof/>
-          <w:color w:val="auto"/>
-          <w:lang w:val="en-029"/>
-        </w:rPr>
-        <w:t xml:space="preserve"> ~ </w:t>
-      </w:r>
-      <w:r>
-        <w:rPr>
-          <w:rFonts w:ascii="Gentium" w:hAnsi="Gentium" w:cs="Gentium"/>
-          <w:noProof/>
-          <w:color w:val="auto"/>
-          <w:lang w:val="en-029"/>
-        </w:rPr>
-        <w:t xml:space="preserve">thou lodged perfidy ina him arisin from the thing thou spoke ina thy tongue fe Hiewan who were found from </w:t>
+        <w:t>t by thy arrogance</w:t>
+      </w:r>
+      <w:r>
+        <w:rPr>
+          <w:rFonts w:ascii="Gentium" w:hAnsi="Gentium" w:cs="Gentium"/>
+          <w:noProof/>
+          <w:color w:val="auto"/>
+          <w:lang w:val="en-029"/>
+        </w:rPr>
+        <w:t xml:space="preserve"> ~ </w:t>
+      </w:r>
+      <w:r>
+        <w:rPr>
+          <w:rFonts w:ascii="Gentium" w:hAnsi="Gentium" w:cs="Gentium"/>
+          <w:noProof/>
+          <w:color w:val="auto"/>
+          <w:lang w:val="en-029"/>
+        </w:rPr>
+        <w:t>an thou made him fe deny that him might deny him Irator Word</w:t>
+      </w:r>
+      <w:r>
+        <w:rPr>
+          <w:rFonts w:ascii="Gentium" w:hAnsi="Gentium" w:cs="Gentium"/>
+          <w:noProof/>
+          <w:color w:val="auto"/>
+          <w:lang w:val="en-029"/>
+        </w:rPr>
+        <w:t xml:space="preserve"> ~ </w:t>
+      </w:r>
+      <w:r>
+        <w:rPr>
+          <w:rFonts w:ascii="Gentium" w:hAnsi="Gentium" w:cs="Gentium"/>
+          <w:noProof/>
+          <w:color w:val="auto"/>
+          <w:lang w:val="en-029"/>
+        </w:rPr>
+        <w:t xml:space="preserve">an thou downstroyed </w:t>
       </w:r>
       <w:r>
         <w:rPr>
@@ -3914,7 +4238,7 @@
           <w:color w:val="auto"/>
           <w:lang w:val="en-029"/>
         </w:rPr>
-        <w:t>Adam side bone.</w:t>
+        <w:t xml:space="preserve">Adam ina thy arrogance. </w:t>
       </w:r>
     </w:p>
     <w:p>
@@ -3938,26 +4262,91 @@
           <w:vertAlign w:val="superscript"/>
           <w:lang w:val="en-029"/>
         </w:rPr>
-        <w:t>1</w:t>
-      </w:r>
-      <w:r>
-        <w:rPr>
-          <w:rFonts w:ascii="Gentium" w:hAnsi="Gentium" w:cs="Gentium"/>
-          <w:noProof/>
-          <w:color w:val="0070C0"/>
-          <w:vertAlign w:val="superscript"/>
-          <w:lang w:val="en-029"/>
-        </w:rPr>
-        <w:t>7 </w:t>
-      </w:r>
-      <w:r>
-        <w:rPr>
-          <w:rFonts w:ascii="Gentium" w:hAnsi="Gentium" w:cs="Gentium"/>
-          <w:noProof/>
-          <w:color w:val="auto"/>
-          <w:lang w:val="en-029"/>
-        </w:rPr>
-        <w:t xml:space="preserve">Thou misled </w:t>
+        <w:t>2</w:t>
+      </w:r>
+      <w:r>
+        <w:rPr>
+          <w:rFonts w:ascii="Gentium" w:hAnsi="Gentium" w:cs="Gentium"/>
+          <w:noProof/>
+          <w:color w:val="0070C0"/>
+          <w:vertAlign w:val="superscript"/>
+          <w:lang w:val="en-029"/>
+        </w:rPr>
+        <w:t>0 </w:t>
+      </w:r>
+      <w:r>
+        <w:rPr>
+          <w:rFonts w:ascii="Gentium" w:hAnsi="Gentium" w:cs="Gentium"/>
+          <w:noProof/>
+          <w:color w:val="auto"/>
+          <w:lang w:val="en-029"/>
+        </w:rPr>
+        <w:t>An ina thy malice thou distanced him from him Irator Love</w:t>
+      </w:r>
+      <w:r>
+        <w:rPr>
+          <w:rFonts w:ascii="Gentium" w:hAnsi="Gentium" w:cs="Gentium"/>
+          <w:noProof/>
+          <w:color w:val="auto"/>
+          <w:lang w:val="en-029"/>
+        </w:rPr>
+        <w:t xml:space="preserve"> ~ </w:t>
+      </w:r>
+      <w:r>
+        <w:rPr>
+          <w:rFonts w:ascii="Gentium" w:hAnsi="Gentium" w:cs="Gentium"/>
+          <w:noProof/>
+          <w:color w:val="auto"/>
+          <w:lang w:val="en-029"/>
+        </w:rPr>
+        <w:t>an by thy reason thou sent him way from the Garden where Irie Ites are</w:t>
+      </w:r>
+      <w:r>
+        <w:rPr>
+          <w:rFonts w:ascii="Gentium" w:hAnsi="Gentium" w:cs="Gentium"/>
+          <w:noProof/>
+          <w:color w:val="auto"/>
+          <w:lang w:val="en-029"/>
+        </w:rPr>
+        <w:t xml:space="preserve"> ~ </w:t>
+      </w:r>
+      <w:r>
+        <w:rPr>
+          <w:rFonts w:ascii="Gentium" w:hAnsi="Gentium" w:cs="Gentium"/>
+          <w:noProof/>
+          <w:color w:val="auto"/>
+          <w:lang w:val="en-029"/>
+        </w:rPr>
+        <w:t xml:space="preserve">an by thy hindrance thou made him quit the Garden food. </w:t>
+      </w:r>
+      <w:r>
+        <w:rPr>
+          <w:rFonts w:ascii="Gentium" w:hAnsi="Gentium" w:cs="Gentium"/>
+          <w:noProof/>
+          <w:color w:val="0070C0"/>
+          <w:vertAlign w:val="superscript"/>
+          <w:lang w:val="en-029"/>
+        </w:rPr>
+        <w:t>2</w:t>
+      </w:r>
+      <w:r>
+        <w:rPr>
+          <w:rFonts w:ascii="Gentium" w:hAnsi="Gentium" w:cs="Gentium"/>
+          <w:noProof/>
+          <w:color w:val="0070C0"/>
+          <w:vertAlign w:val="superscript"/>
+          <w:lang w:val="en-029"/>
+        </w:rPr>
+        <w:t>1 </w:t>
+      </w:r>
+      <w:r>
+        <w:rPr>
+          <w:rFonts w:ascii="Gentium" w:hAnsi="Gentium" w:cs="Gentium"/>
+          <w:noProof/>
+          <w:color w:val="auto"/>
+          <w:lang w:val="en-029"/>
+        </w:rPr>
+        <w:t xml:space="preserve">Fe Iginnin from Antiquity thou have quarreled with the innocent Iration </w:t>
       </w:r>
       <w:r>
         <w:rPr>
@@ -3975,72 +4364,7 @@
           <w:color w:val="auto"/>
           <w:lang w:val="en-029"/>
         </w:rPr>
-        <w:t>Adam who were clean</w:t>
-      </w:r>
-      <w:r>
-        <w:rPr>
-          <w:rFonts w:ascii="Gentium" w:hAnsi="Gentium" w:cs="Gentium"/>
-          <w:noProof/>
-          <w:color w:val="auto"/>
-          <w:lang w:val="en-029"/>
-        </w:rPr>
-        <w:t xml:space="preserve"> ~ </w:t>
-      </w:r>
-      <w:r>
-        <w:rPr>
-          <w:rFonts w:ascii="Gentium" w:hAnsi="Gentium" w:cs="Gentium"/>
-          <w:noProof/>
-          <w:color w:val="auto"/>
-          <w:lang w:val="en-029"/>
-        </w:rPr>
-        <w:t xml:space="preserve">ina firm perfidy that thou might mek him a Law demolisher like unto thee. </w:t>
-      </w:r>
-      <w:r>
-        <w:rPr>
-          <w:rFonts w:ascii="Gentium" w:hAnsi="Gentium" w:cs="Gentium"/>
-          <w:noProof/>
-          <w:color w:val="0070C0"/>
-          <w:vertAlign w:val="superscript"/>
-          <w:lang w:val="en-029"/>
-        </w:rPr>
-        <w:t>1</w:t>
-      </w:r>
-      <w:r>
-        <w:rPr>
-          <w:rFonts w:ascii="Gentium" w:hAnsi="Gentium" w:cs="Gentium"/>
-          <w:noProof/>
-          <w:color w:val="0070C0"/>
-          <w:vertAlign w:val="superscript"/>
-          <w:lang w:val="en-029"/>
-        </w:rPr>
-        <w:t>8 </w:t>
-      </w:r>
-      <w:r>
-        <w:rPr>
-          <w:rFonts w:ascii="Gentium" w:hAnsi="Gentium" w:cs="Gentium"/>
-          <w:noProof/>
-          <w:color w:val="auto"/>
-          <w:lang w:val="en-029"/>
-        </w:rPr>
-        <w:t>Pon the time thou misled Hiewan</w:t>
-      </w:r>
-      <w:r>
-        <w:rPr>
-          <w:rFonts w:ascii="Gentium" w:hAnsi="Gentium" w:cs="Gentium"/>
-          <w:noProof/>
-          <w:color w:val="auto"/>
-          <w:lang w:val="en-029"/>
-        </w:rPr>
-        <w:t xml:space="preserve"> ~ </w:t>
-      </w:r>
-      <w:r>
-        <w:rPr>
-          <w:rFonts w:ascii="Gentium" w:hAnsi="Gentium" w:cs="Gentium"/>
-          <w:noProof/>
-          <w:color w:val="auto"/>
-          <w:lang w:val="en-029"/>
-        </w:rPr>
-        <w:t>who were Irated bein like unto a innocent dove an who don</w:t>
+        <w:t>Adam that thou might lower him toward See</w:t>
       </w:r>
       <w:r>
         <w:rPr>
@@ -4058,323 +4382,6 @@
           <w:color w:val="auto"/>
           <w:lang w:val="en-029"/>
         </w:rPr>
-        <w:t>t know thy malice</w:t>
-      </w:r>
-      <w:r>
-        <w:rPr>
-          <w:rFonts w:ascii="Gentium" w:hAnsi="Gentium" w:cs="Gentium"/>
-          <w:noProof/>
-          <w:color w:val="auto"/>
-          <w:lang w:val="en-029"/>
-        </w:rPr>
-        <w:t xml:space="preserve"> ~ </w:t>
-      </w:r>
-      <w:r>
-        <w:rPr>
-          <w:rFonts w:ascii="Gentium" w:hAnsi="Gentium" w:cs="Gentium"/>
-          <w:noProof/>
-          <w:color w:val="auto"/>
-          <w:lang w:val="en-029"/>
-        </w:rPr>
-        <w:t>thou made she betray by thy thing that succeeded an thy crooked word</w:t>
-      </w:r>
-      <w:r>
-        <w:rPr>
-          <w:rFonts w:ascii="Gentium" w:hAnsi="Gentium" w:cs="Gentium"/>
-          <w:noProof/>
-          <w:color w:val="auto"/>
-          <w:lang w:val="en-029"/>
-        </w:rPr>
-        <w:t xml:space="preserve"> ~ </w:t>
-      </w:r>
-      <w:r>
-        <w:rPr>
-          <w:rFonts w:ascii="Gentium" w:hAnsi="Gentium" w:cs="Gentium"/>
-          <w:noProof/>
-          <w:color w:val="auto"/>
-          <w:lang w:val="en-029"/>
-        </w:rPr>
-        <w:t>an after thou misled that Hiewan who were Irated beforehand</w:t>
-      </w:r>
-      <w:r>
-        <w:rPr>
-          <w:rFonts w:ascii="Gentium" w:hAnsi="Gentium" w:cs="Gentium"/>
-          <w:noProof/>
-          <w:color w:val="auto"/>
-          <w:lang w:val="en-029"/>
-        </w:rPr>
-        <w:t xml:space="preserve"> ~ </w:t>
-      </w:r>
-      <w:r>
-        <w:rPr>
-          <w:rFonts w:ascii="Gentium" w:hAnsi="Gentium" w:cs="Gentium"/>
-          <w:noProof/>
-          <w:color w:val="auto"/>
-          <w:lang w:val="en-029"/>
-        </w:rPr>
-        <w:t xml:space="preserve">she also went an misled JAH Iration </w:t>
-      </w:r>
-      <w:r>
-        <w:rPr>
-          <w:rFonts w:ascii="Gentium" w:hAnsi="Gentium" w:cs="Gentium"/>
-          <w:noProof/>
-          <w:color w:val="auto"/>
-          <w:lang w:val="en-029"/>
-        </w:rPr>
-        <w:t>‘</w:t>
-      </w:r>
-      <w:r>
-        <w:rPr>
-          <w:rFonts w:ascii="Gentium" w:hAnsi="Gentium" w:cs="Gentium"/>
-          <w:noProof/>
-          <w:color w:val="auto"/>
-          <w:lang w:val="en-029"/>
-        </w:rPr>
-        <w:t xml:space="preserve">Adam who were Irated from Earth beforehand. </w:t>
-      </w:r>
-      <w:r>
-        <w:rPr>
-          <w:rFonts w:ascii="Gentium" w:hAnsi="Gentium" w:cs="Gentium"/>
-          <w:noProof/>
-          <w:color w:val="0070C0"/>
-          <w:vertAlign w:val="superscript"/>
-          <w:lang w:val="en-029"/>
-        </w:rPr>
-        <w:t>1</w:t>
-      </w:r>
-      <w:r>
-        <w:rPr>
-          <w:rFonts w:ascii="Gentium" w:hAnsi="Gentium" w:cs="Gentium"/>
-          <w:noProof/>
-          <w:color w:val="0070C0"/>
-          <w:vertAlign w:val="superscript"/>
-          <w:lang w:val="en-029"/>
-        </w:rPr>
-        <w:t>9 </w:t>
-      </w:r>
-      <w:r>
-        <w:rPr>
-          <w:rFonts w:ascii="Gentium" w:hAnsi="Gentium" w:cs="Gentium"/>
-          <w:noProof/>
-          <w:color w:val="auto"/>
-          <w:lang w:val="en-029"/>
-        </w:rPr>
-        <w:t>An thou made him betray a downsturbance that aren</w:t>
-      </w:r>
-      <w:r>
-        <w:rPr>
-          <w:rFonts w:ascii="Gentium" w:hAnsi="Gentium" w:cs="Gentium"/>
-          <w:noProof/>
-          <w:color w:val="auto"/>
-          <w:lang w:val="en-029"/>
-        </w:rPr>
-        <w:t>’</w:t>
-      </w:r>
-      <w:r>
-        <w:rPr>
-          <w:rFonts w:ascii="Gentium" w:hAnsi="Gentium" w:cs="Gentium"/>
-          <w:noProof/>
-          <w:color w:val="auto"/>
-          <w:lang w:val="en-029"/>
-        </w:rPr>
-        <w:t>t by thy arrogance</w:t>
-      </w:r>
-      <w:r>
-        <w:rPr>
-          <w:rFonts w:ascii="Gentium" w:hAnsi="Gentium" w:cs="Gentium"/>
-          <w:noProof/>
-          <w:color w:val="auto"/>
-          <w:lang w:val="en-029"/>
-        </w:rPr>
-        <w:t xml:space="preserve"> ~ </w:t>
-      </w:r>
-      <w:r>
-        <w:rPr>
-          <w:rFonts w:ascii="Gentium" w:hAnsi="Gentium" w:cs="Gentium"/>
-          <w:noProof/>
-          <w:color w:val="auto"/>
-          <w:lang w:val="en-029"/>
-        </w:rPr>
-        <w:t>an thou made him fe deny that him might deny him Irator Word</w:t>
-      </w:r>
-      <w:r>
-        <w:rPr>
-          <w:rFonts w:ascii="Gentium" w:hAnsi="Gentium" w:cs="Gentium"/>
-          <w:noProof/>
-          <w:color w:val="auto"/>
-          <w:lang w:val="en-029"/>
-        </w:rPr>
-        <w:t xml:space="preserve"> ~ </w:t>
-      </w:r>
-      <w:r>
-        <w:rPr>
-          <w:rFonts w:ascii="Gentium" w:hAnsi="Gentium" w:cs="Gentium"/>
-          <w:noProof/>
-          <w:color w:val="auto"/>
-          <w:lang w:val="en-029"/>
-        </w:rPr>
-        <w:t xml:space="preserve">an thou downstroyed </w:t>
-      </w:r>
-      <w:r>
-        <w:rPr>
-          <w:rFonts w:ascii="Gentium" w:hAnsi="Gentium" w:cs="Gentium"/>
-          <w:noProof/>
-          <w:color w:val="auto"/>
-          <w:lang w:val="en-029"/>
-        </w:rPr>
-        <w:t>‘</w:t>
-      </w:r>
-      <w:r>
-        <w:rPr>
-          <w:rFonts w:ascii="Gentium" w:hAnsi="Gentium" w:cs="Gentium"/>
-          <w:noProof/>
-          <w:color w:val="auto"/>
-          <w:lang w:val="en-029"/>
-        </w:rPr>
-        <w:t xml:space="preserve">Adam ina thy arrogance. </w:t>
-      </w:r>
-    </w:p>
-    <w:p>
-      <w:pPr>
-        <w:pStyle w:val="Default"/>
-        <w:widowControl/>
-        <w:spacing w:before="120"/>
-        <w:jc w:val="both"/>
-        <w:rPr>
-          <w:rFonts w:ascii="Gentium" w:hAnsi="Gentium" w:cs="Gentium"/>
-          <w:noProof/>
-          <w:color w:val="auto"/>
-          <w:lang w:val="en-029"/>
-        </w:rPr>
-      </w:pPr>
-      <w:r>
-        <w:rPr>
-          <w:rFonts w:ascii="Gentium" w:hAnsi="Gentium" w:cs="Gentium"/>
-          <w:noProof/>
-          <w:color w:val="0070C0"/>
-          <w:vertAlign w:val="superscript"/>
-          <w:lang w:val="en-029"/>
-        </w:rPr>
-        <w:t>2</w:t>
-      </w:r>
-      <w:r>
-        <w:rPr>
-          <w:rFonts w:ascii="Gentium" w:hAnsi="Gentium" w:cs="Gentium"/>
-          <w:noProof/>
-          <w:color w:val="0070C0"/>
-          <w:vertAlign w:val="superscript"/>
-          <w:lang w:val="en-029"/>
-        </w:rPr>
-        <w:t>0 </w:t>
-      </w:r>
-      <w:r>
-        <w:rPr>
-          <w:rFonts w:ascii="Gentium" w:hAnsi="Gentium" w:cs="Gentium"/>
-          <w:noProof/>
-          <w:color w:val="auto"/>
-          <w:lang w:val="en-029"/>
-        </w:rPr>
-        <w:t>An ina thy malice thou distanced him from him Irator Love</w:t>
-      </w:r>
-      <w:r>
-        <w:rPr>
-          <w:rFonts w:ascii="Gentium" w:hAnsi="Gentium" w:cs="Gentium"/>
-          <w:noProof/>
-          <w:color w:val="auto"/>
-          <w:lang w:val="en-029"/>
-        </w:rPr>
-        <w:t xml:space="preserve"> ~ </w:t>
-      </w:r>
-      <w:r>
-        <w:rPr>
-          <w:rFonts w:ascii="Gentium" w:hAnsi="Gentium" w:cs="Gentium"/>
-          <w:noProof/>
-          <w:color w:val="auto"/>
-          <w:lang w:val="en-029"/>
-        </w:rPr>
-        <w:t>an by thy reason thou sent him way from the Garden where Irie Ites are</w:t>
-      </w:r>
-      <w:r>
-        <w:rPr>
-          <w:rFonts w:ascii="Gentium" w:hAnsi="Gentium" w:cs="Gentium"/>
-          <w:noProof/>
-          <w:color w:val="auto"/>
-          <w:lang w:val="en-029"/>
-        </w:rPr>
-        <w:t xml:space="preserve"> ~ </w:t>
-      </w:r>
-      <w:r>
-        <w:rPr>
-          <w:rFonts w:ascii="Gentium" w:hAnsi="Gentium" w:cs="Gentium"/>
-          <w:noProof/>
-          <w:color w:val="auto"/>
-          <w:lang w:val="en-029"/>
-        </w:rPr>
-        <w:t xml:space="preserve">an by thy hindrance thou made him quit the Garden food. </w:t>
-      </w:r>
-      <w:r>
-        <w:rPr>
-          <w:rFonts w:ascii="Gentium" w:hAnsi="Gentium" w:cs="Gentium"/>
-          <w:noProof/>
-          <w:color w:val="0070C0"/>
-          <w:vertAlign w:val="superscript"/>
-          <w:lang w:val="en-029"/>
-        </w:rPr>
-        <w:t>2</w:t>
-      </w:r>
-      <w:r>
-        <w:rPr>
-          <w:rFonts w:ascii="Gentium" w:hAnsi="Gentium" w:cs="Gentium"/>
-          <w:noProof/>
-          <w:color w:val="0070C0"/>
-          <w:vertAlign w:val="superscript"/>
-          <w:lang w:val="en-029"/>
-        </w:rPr>
-        <w:t>1 </w:t>
-      </w:r>
-      <w:r>
-        <w:rPr>
-          <w:rFonts w:ascii="Gentium" w:hAnsi="Gentium" w:cs="Gentium"/>
-          <w:noProof/>
-          <w:color w:val="auto"/>
-          <w:lang w:val="en-029"/>
-        </w:rPr>
-        <w:t xml:space="preserve">Fe Iginnin from Antiquity thou have quarreled with the innocent Iration </w:t>
-      </w:r>
-      <w:r>
-        <w:rPr>
-          <w:rFonts w:ascii="Gentium" w:hAnsi="Gentium" w:cs="Gentium"/>
-          <w:noProof/>
-          <w:color w:val="auto"/>
-          <w:lang w:val="en-029"/>
-        </w:rPr>
-        <w:t>‘</w:t>
-      </w:r>
-      <w:r>
-        <w:rPr>
-          <w:rFonts w:ascii="Gentium" w:hAnsi="Gentium" w:cs="Gentium"/>
-          <w:noProof/>
-          <w:color w:val="auto"/>
-          <w:lang w:val="en-029"/>
-        </w:rPr>
-        <w:t>Adam that thou might lower him toward See</w:t>
-      </w:r>
-      <w:r>
-        <w:rPr>
-          <w:rFonts w:ascii="Gentium" w:hAnsi="Gentium" w:cs="Gentium"/>
-          <w:noProof/>
-          <w:color w:val="auto"/>
-          <w:lang w:val="en-029"/>
-        </w:rPr>
-        <w:t>’</w:t>
-      </w:r>
-      <w:r>
-        <w:rPr>
-          <w:rFonts w:ascii="Gentium" w:hAnsi="Gentium" w:cs="Gentium"/>
-          <w:noProof/>
-          <w:color w:val="auto"/>
-          <w:lang w:val="en-029"/>
-        </w:rPr>
         <w:t>ol where thou will raceive hardship</w:t>
       </w:r>
       <w:r>
@@ -4411,17 +4418,7 @@
           <w:color w:val="auto"/>
           <w:lang w:val="en-029"/>
         </w:rPr>
-        <w:t xml:space="preserve">an by thy false thing thou made him thirst a drink from the </w:t>
-      </w:r>
-      <w:r>
-        <w:rPr>
-          <w:rFonts w:ascii="Gentium" w:hAnsi="Gentium" w:cs="Gentium"/>
-          <w:noProof/>
-          <w:color w:val="auto"/>
-          <w:lang w:val="en-029"/>
-        </w:rPr>
-        <w:lastRenderedPageBreak/>
-        <w:t xml:space="preserve">Garden. </w:t>
+        <w:t xml:space="preserve">an by thy false thing thou made him thirst a drink from the Garden. </w:t>
       </w:r>
       <w:r>
         <w:rPr>
@@ -4572,6 +4569,7 @@
           <w:szCs w:val="28"/>
           <w:lang w:val="en-029"/>
         </w:rPr>
+        <w:lastRenderedPageBreak/>
         <w:t>Chapter 3</w:t>
       </w:r>
     </w:p>
@@ -5742,72 +5740,81 @@
           <w:vertAlign w:val="superscript"/>
           <w:lang w:val="en-029"/>
         </w:rPr>
+        <w:t>7 </w:t>
+      </w:r>
+      <w:r>
+        <w:rPr>
+          <w:rFonts w:ascii="Gentium" w:hAnsi="Gentium" w:cs="Gentium"/>
+          <w:noProof/>
+          <w:color w:val="auto"/>
+          <w:lang w:val="en-029"/>
+        </w:rPr>
+        <w:t xml:space="preserve">But ina thy arrogance an thy laziness thou downstroyed thy praise that thou might praise Him everytime with thy host an thy kindreds Irated ina thy features. </w:t>
+      </w:r>
+      <w:r>
+        <w:rPr>
+          <w:rFonts w:ascii="Gentium" w:hAnsi="Gentium" w:cs="Gentium"/>
+          <w:noProof/>
+          <w:color w:val="0070C0"/>
+          <w:vertAlign w:val="superscript"/>
+          <w:lang w:val="en-029"/>
+        </w:rPr>
+        <w:t>8 </w:t>
+      </w:r>
+      <w:r>
+        <w:rPr>
+          <w:rFonts w:ascii="Gentium" w:hAnsi="Gentium" w:cs="Gentium"/>
+          <w:noProof/>
+          <w:color w:val="auto"/>
+          <w:lang w:val="en-029"/>
+        </w:rPr>
+        <w:t>Lest the praise of JAH</w:t>
+      </w:r>
+      <w:r>
+        <w:rPr>
+          <w:rFonts w:ascii="Gentium" w:hAnsi="Gentium" w:cs="Gentium"/>
+          <w:noProof/>
+          <w:color w:val="auto"/>
+          <w:lang w:val="en-029"/>
+        </w:rPr>
+        <w:t xml:space="preserve"> ~ </w:t>
+      </w:r>
+      <w:r>
+        <w:rPr>
+          <w:rFonts w:ascii="Gentium" w:hAnsi="Gentium" w:cs="Gentium"/>
+          <w:noProof/>
+          <w:color w:val="auto"/>
+          <w:lang w:val="en-029"/>
+        </w:rPr>
+        <w:t>Who Irated thee makin a tenth tribe</w:t>
+      </w:r>
+      <w:r>
+        <w:rPr>
+          <w:rFonts w:ascii="Gentium" w:hAnsi="Gentium" w:cs="Gentium"/>
+          <w:noProof/>
+          <w:color w:val="auto"/>
+          <w:lang w:val="en-029"/>
+        </w:rPr>
+        <w:t xml:space="preserve"> ~ </w:t>
+      </w:r>
+      <w:r>
+        <w:rPr>
+          <w:rFonts w:ascii="Gentium" w:hAnsi="Gentium" w:cs="Gentium"/>
+          <w:noProof/>
+          <w:color w:val="auto"/>
+          <w:lang w:val="en-029"/>
+        </w:rPr>
+        <w:t xml:space="preserve">be diminished pon the time thou </w:t>
+      </w:r>
+      <w:r>
+        <w:rPr>
+          <w:rFonts w:ascii="Gentium" w:hAnsi="Gentium" w:cs="Gentium"/>
+          <w:noProof/>
+          <w:color w:val="auto"/>
+          <w:lang w:val="en-029"/>
+        </w:rPr>
         <w:lastRenderedPageBreak/>
-        <w:t>7 </w:t>
-      </w:r>
-      <w:r>
-        <w:rPr>
-          <w:rFonts w:ascii="Gentium" w:hAnsi="Gentium" w:cs="Gentium"/>
-          <w:noProof/>
-          <w:color w:val="auto"/>
-          <w:lang w:val="en-029"/>
-        </w:rPr>
-        <w:t xml:space="preserve">But ina thy arrogance an thy laziness thou downstroyed thy praise that thou might praise Him everytime with thy host an thy kindreds Irated ina thy features. </w:t>
-      </w:r>
-      <w:r>
-        <w:rPr>
-          <w:rFonts w:ascii="Gentium" w:hAnsi="Gentium" w:cs="Gentium"/>
-          <w:noProof/>
-          <w:color w:val="0070C0"/>
-          <w:vertAlign w:val="superscript"/>
-          <w:lang w:val="en-029"/>
-        </w:rPr>
-        <w:t>8 </w:t>
-      </w:r>
-      <w:r>
-        <w:rPr>
-          <w:rFonts w:ascii="Gentium" w:hAnsi="Gentium" w:cs="Gentium"/>
-          <w:noProof/>
-          <w:color w:val="auto"/>
-          <w:lang w:val="en-029"/>
-        </w:rPr>
-        <w:t>Lest the praise of JAH</w:t>
-      </w:r>
-      <w:r>
-        <w:rPr>
-          <w:rFonts w:ascii="Gentium" w:hAnsi="Gentium" w:cs="Gentium"/>
-          <w:noProof/>
-          <w:color w:val="auto"/>
-          <w:lang w:val="en-029"/>
-        </w:rPr>
-        <w:t xml:space="preserve"> ~ </w:t>
-      </w:r>
-      <w:r>
-        <w:rPr>
-          <w:rFonts w:ascii="Gentium" w:hAnsi="Gentium" w:cs="Gentium"/>
-          <w:noProof/>
-          <w:color w:val="auto"/>
-          <w:lang w:val="en-029"/>
-        </w:rPr>
-        <w:t>Who Irated thee makin a tenth tribe</w:t>
-      </w:r>
-      <w:r>
-        <w:rPr>
-          <w:rFonts w:ascii="Gentium" w:hAnsi="Gentium" w:cs="Gentium"/>
-          <w:noProof/>
-          <w:color w:val="auto"/>
-          <w:lang w:val="en-029"/>
-        </w:rPr>
-        <w:t xml:space="preserve"> ~ </w:t>
-      </w:r>
-      <w:r>
-        <w:rPr>
-          <w:rFonts w:ascii="Gentium" w:hAnsi="Gentium" w:cs="Gentium"/>
-          <w:noProof/>
-          <w:color w:val="auto"/>
-          <w:lang w:val="en-029"/>
-        </w:rPr>
-        <w:t>be diminished pon the time thou forgot the praise of JAH Who Irated thee</w:t>
+        <w:t>forgot the praise of JAH Who Irated thee</w:t>
       </w:r>
       <w:r>
         <w:rPr>
@@ -7313,7 +7320,6 @@
           <w:vertAlign w:val="superscript"/>
           <w:lang w:val="en-029"/>
         </w:rPr>
-        <w:lastRenderedPageBreak/>
         <w:t>2</w:t>
       </w:r>
       <w:r>
@@ -7541,6 +7547,7 @@
           <w:vertAlign w:val="superscript"/>
           <w:lang w:val="en-029"/>
         </w:rPr>
+        <w:lastRenderedPageBreak/>
         <w:t>3</w:t>
       </w:r>
       <w:r>
@@ -8936,17 +8943,7 @@
           <w:color w:val="auto"/>
           <w:lang w:val="en-029"/>
         </w:rPr>
-        <w:t xml:space="preserve">an thou will raceive thy hardship like </w:t>
-      </w:r>
-      <w:r>
-        <w:rPr>
-          <w:rFonts w:ascii="Gentium" w:hAnsi="Gentium" w:cs="Gentium"/>
-          <w:noProof/>
-          <w:color w:val="auto"/>
-          <w:lang w:val="en-029"/>
-        </w:rPr>
-        <w:lastRenderedPageBreak/>
-        <w:t xml:space="preserve">unto thy sin ~ thou deny thy companion while thou tell thy companion </w:t>
+        <w:t xml:space="preserve">an thou will raceive thy hardship like unto thy sin ~ thou deny thy companion while thou tell thy companion </w:t>
       </w:r>
       <w:r>
         <w:rPr>
@@ -9269,6 +9266,7 @@
           <w:vertAlign w:val="superscript"/>
           <w:lang w:val="en-029"/>
         </w:rPr>
+        <w:lastRenderedPageBreak/>
         <w:t>1</w:t>
       </w:r>
       <w:r>
@@ -10722,7 +10720,6 @@
           <w:vertAlign w:val="superscript"/>
           <w:lang w:val="en-029"/>
         </w:rPr>
-        <w:lastRenderedPageBreak/>
         <w:t>1</w:t>
       </w:r>
       <w:r>
@@ -10921,6 +10918,7 @@
           <w:vertAlign w:val="superscript"/>
           <w:lang w:val="en-029"/>
         </w:rPr>
+        <w:lastRenderedPageBreak/>
         <w:t>1</w:t>
       </w:r>
       <w:r>
@@ -11967,6 +11965,144 @@
         </w:rPr>
         <w:t>JAH saved him.</w:t>
       </w:r>
+      <w:r>
+        <w:rPr>
+          <w:rFonts w:ascii="Gentium" w:hAnsi="Gentium" w:cs="Gentium"/>
+          <w:noProof/>
+          <w:color w:val="auto"/>
+          <w:lang w:val="en-029"/>
+        </w:rPr>
+        <w:t xml:space="preserve"> </w:t>
+      </w:r>
+      <w:r>
+        <w:rPr>
+          <w:rFonts w:ascii="Gentium" w:hAnsi="Gentium" w:cs="Gentium"/>
+          <w:noProof/>
+          <w:color w:val="0070C0"/>
+          <w:vertAlign w:val="superscript"/>
+          <w:lang w:val="en-029"/>
+        </w:rPr>
+        <w:t>2 </w:t>
+      </w:r>
+      <w:r>
+        <w:rPr>
+          <w:rFonts w:ascii="Gentium" w:hAnsi="Gentium" w:cs="Gentium"/>
+          <w:noProof/>
+          <w:color w:val="auto"/>
+          <w:lang w:val="en-029"/>
+        </w:rPr>
+        <w:t xml:space="preserve">An pon the time JAH sight up </w:t>
+      </w:r>
+      <w:r>
+        <w:rPr>
+          <w:rFonts w:ascii="Gentium" w:hAnsi="Gentium" w:cs="Gentium"/>
+          <w:noProof/>
+          <w:color w:val="auto"/>
+          <w:lang w:val="en-029"/>
+        </w:rPr>
+        <w:t>‘</w:t>
+      </w:r>
+      <w:r>
+        <w:rPr>
+          <w:rFonts w:ascii="Gentium" w:hAnsi="Gentium" w:cs="Gentium"/>
+          <w:noProof/>
+          <w:color w:val="auto"/>
+          <w:lang w:val="en-029"/>
+        </w:rPr>
+        <w:t>Iyob that him heart were cleansed from sin</w:t>
+      </w:r>
+      <w:r>
+        <w:rPr>
+          <w:rFonts w:ascii="Gentium" w:hAnsi="Gentium" w:cs="Gentium"/>
+          <w:noProof/>
+          <w:color w:val="auto"/>
+          <w:lang w:val="en-029"/>
+        </w:rPr>
+        <w:t xml:space="preserve"> ~ </w:t>
+      </w:r>
+      <w:r>
+        <w:rPr>
+          <w:rFonts w:ascii="Gentium" w:hAnsi="Gentium" w:cs="Gentium"/>
+          <w:noProof/>
+          <w:color w:val="auto"/>
+          <w:lang w:val="en-029"/>
+        </w:rPr>
+        <w:t xml:space="preserve">Him raceived him ina much honour. </w:t>
+      </w:r>
+      <w:r>
+        <w:rPr>
+          <w:rFonts w:ascii="Gentium" w:hAnsi="Gentium" w:cs="Gentium"/>
+          <w:noProof/>
+          <w:color w:val="0070C0"/>
+          <w:vertAlign w:val="superscript"/>
+          <w:lang w:val="en-029"/>
+        </w:rPr>
+        <w:t>3 </w:t>
+      </w:r>
+      <w:r>
+        <w:rPr>
+          <w:rFonts w:ascii="Gentium" w:hAnsi="Gentium" w:cs="Gentium"/>
+          <w:noProof/>
+          <w:color w:val="auto"/>
+          <w:lang w:val="en-029"/>
+        </w:rPr>
+        <w:t>An Him gave him money that abounded more than him money that preceded ~ fe him have totally indured him tribulation</w:t>
+      </w:r>
+      <w:r>
+        <w:rPr>
+          <w:rFonts w:ascii="Gentium" w:hAnsi="Gentium" w:cs="Gentium"/>
+          <w:noProof/>
+          <w:color w:val="auto"/>
+          <w:lang w:val="en-029"/>
+        </w:rPr>
+        <w:t xml:space="preserve"> ~ </w:t>
+      </w:r>
+      <w:r>
+        <w:rPr>
+          <w:rFonts w:ascii="Gentium" w:hAnsi="Gentium" w:cs="Gentium"/>
+          <w:noProof/>
+          <w:color w:val="auto"/>
+          <w:lang w:val="en-029"/>
+        </w:rPr>
+        <w:t xml:space="preserve">an Him cured him from him wounds becau him indurin all the tribulation that arrived pon him. </w:t>
+      </w:r>
+      <w:r>
+        <w:rPr>
+          <w:rFonts w:ascii="Gentium" w:hAnsi="Gentium" w:cs="Gentium"/>
+          <w:noProof/>
+          <w:color w:val="0070C0"/>
+          <w:vertAlign w:val="superscript"/>
+          <w:lang w:val="en-029"/>
+        </w:rPr>
+        <w:t>4 </w:t>
+      </w:r>
+      <w:r>
+        <w:rPr>
+          <w:rFonts w:ascii="Gentium" w:hAnsi="Gentium" w:cs="Gentium"/>
+          <w:noProof/>
+          <w:color w:val="auto"/>
+          <w:lang w:val="en-029"/>
+        </w:rPr>
+        <w:t>An if unu like unto him indure the tribulation arisin from demons sent toward unu</w:t>
+      </w:r>
+      <w:r>
+        <w:rPr>
+          <w:rFonts w:ascii="Gentium" w:hAnsi="Gentium" w:cs="Gentium"/>
+          <w:noProof/>
+          <w:color w:val="auto"/>
+          <w:lang w:val="en-029"/>
+        </w:rPr>
+        <w:t xml:space="preserve"> ~ </w:t>
+      </w:r>
+      <w:r>
+        <w:rPr>
+          <w:rFonts w:ascii="Gentium" w:hAnsi="Gentium" w:cs="Gentium"/>
+          <w:noProof/>
+          <w:color w:val="auto"/>
+          <w:lang w:val="en-029"/>
+        </w:rPr>
+        <w:t>unu will be admired.</w:t>
+      </w:r>
     </w:p>
     <w:p>
       <w:pPr>
@@ -11989,16 +12125,162 @@
           <w:vertAlign w:val="superscript"/>
           <w:lang w:val="en-029"/>
         </w:rPr>
-        <w:t>2 </w:t>
-      </w:r>
-      <w:r>
-        <w:rPr>
-          <w:rFonts w:ascii="Gentium" w:hAnsi="Gentium" w:cs="Gentium"/>
-          <w:noProof/>
-          <w:color w:val="auto"/>
-          <w:lang w:val="en-029"/>
-        </w:rPr>
-        <w:t xml:space="preserve">An pon the time JAH sight up </w:t>
+        <w:t>5 </w:t>
+      </w:r>
+      <w:r>
+        <w:rPr>
+          <w:rFonts w:ascii="Gentium" w:hAnsi="Gentium" w:cs="Gentium"/>
+          <w:noProof/>
+          <w:color w:val="auto"/>
+          <w:lang w:val="en-029"/>
+        </w:rPr>
+        <w:t>Indure the tribulation ~ that JAH might be fe unu a fortress Refuge from persons who hate unu</w:t>
+      </w:r>
+      <w:r>
+        <w:rPr>
+          <w:rFonts w:ascii="Gentium" w:hAnsi="Gentium" w:cs="Gentium"/>
+          <w:noProof/>
+          <w:color w:val="auto"/>
+          <w:lang w:val="en-029"/>
+        </w:rPr>
+        <w:t xml:space="preserve"> ~ </w:t>
+      </w:r>
+      <w:r>
+        <w:rPr>
+          <w:rFonts w:ascii="Gentium" w:hAnsi="Gentium" w:cs="Gentium"/>
+          <w:noProof/>
+          <w:color w:val="auto"/>
+          <w:lang w:val="en-029"/>
+        </w:rPr>
+        <w:t>an that Him might be a fortress Refuge fe your childran childran an fe your childran after unu</w:t>
+      </w:r>
+      <w:r>
+        <w:rPr>
+          <w:rFonts w:ascii="Gentium" w:hAnsi="Gentium" w:cs="Gentium"/>
+          <w:noProof/>
+          <w:color w:val="auto"/>
+          <w:lang w:val="en-029"/>
+        </w:rPr>
+        <w:t xml:space="preserve"> ~ </w:t>
+      </w:r>
+      <w:r>
+        <w:rPr>
+          <w:rFonts w:ascii="Gentium" w:hAnsi="Gentium" w:cs="Gentium"/>
+          <w:noProof/>
+          <w:color w:val="auto"/>
+          <w:lang w:val="en-029"/>
+        </w:rPr>
+        <w:t>don</w:t>
+      </w:r>
+      <w:r>
+        <w:rPr>
+          <w:rFonts w:ascii="Gentium" w:hAnsi="Gentium" w:cs="Gentium"/>
+          <w:noProof/>
+          <w:color w:val="auto"/>
+          <w:lang w:val="en-029"/>
+        </w:rPr>
+        <w:t>’</w:t>
+      </w:r>
+      <w:r>
+        <w:rPr>
+          <w:rFonts w:ascii="Gentium" w:hAnsi="Gentium" w:cs="Gentium"/>
+          <w:noProof/>
+          <w:color w:val="auto"/>
+          <w:lang w:val="en-029"/>
+        </w:rPr>
+        <w:t>t sadden your reasonins arisin from the tribulation that came pon unu ~ believe ina Him</w:t>
+      </w:r>
+      <w:r>
+        <w:rPr>
+          <w:rFonts w:ascii="Gentium" w:hAnsi="Gentium" w:cs="Gentium"/>
+          <w:noProof/>
+          <w:color w:val="auto"/>
+          <w:lang w:val="en-029"/>
+        </w:rPr>
+        <w:t xml:space="preserve"> ~ </w:t>
+      </w:r>
+      <w:r>
+        <w:rPr>
+          <w:rFonts w:ascii="Gentium" w:hAnsi="Gentium" w:cs="Gentium"/>
+          <w:noProof/>
+          <w:color w:val="auto"/>
+          <w:lang w:val="en-029"/>
+        </w:rPr>
+        <w:t xml:space="preserve">an Him shall be a fortress Refuge fe unu. </w:t>
+      </w:r>
+      <w:r>
+        <w:rPr>
+          <w:rFonts w:ascii="Gentium" w:hAnsi="Gentium" w:cs="Gentium"/>
+          <w:noProof/>
+          <w:color w:val="0070C0"/>
+          <w:vertAlign w:val="superscript"/>
+          <w:lang w:val="en-029"/>
+        </w:rPr>
+        <w:t>6 </w:t>
+      </w:r>
+      <w:r>
+        <w:rPr>
+          <w:rFonts w:ascii="Gentium" w:hAnsi="Gentium" w:cs="Gentium"/>
+          <w:noProof/>
+          <w:color w:val="auto"/>
+          <w:lang w:val="en-029"/>
+        </w:rPr>
+        <w:t>Beg Him ~ Him will hear unu ~ mek hope</w:t>
+      </w:r>
+      <w:r>
+        <w:rPr>
+          <w:rFonts w:ascii="Gentium" w:hAnsi="Gentium" w:cs="Gentium"/>
+          <w:noProof/>
+          <w:color w:val="auto"/>
+          <w:lang w:val="en-029"/>
+        </w:rPr>
+        <w:t xml:space="preserve"> ~ </w:t>
+      </w:r>
+      <w:r>
+        <w:rPr>
+          <w:rFonts w:ascii="Gentium" w:hAnsi="Gentium" w:cs="Gentium"/>
+          <w:noProof/>
+          <w:color w:val="auto"/>
+          <w:lang w:val="en-029"/>
+        </w:rPr>
+        <w:t>an Him will forgive unu ~ beg Him</w:t>
+      </w:r>
+      <w:r>
+        <w:rPr>
+          <w:rFonts w:ascii="Gentium" w:hAnsi="Gentium" w:cs="Gentium"/>
+          <w:noProof/>
+          <w:color w:val="auto"/>
+          <w:lang w:val="en-029"/>
+        </w:rPr>
+        <w:t xml:space="preserve"> ~ </w:t>
+      </w:r>
+      <w:r>
+        <w:rPr>
+          <w:rFonts w:ascii="Gentium" w:hAnsi="Gentium" w:cs="Gentium"/>
+          <w:noProof/>
+          <w:color w:val="auto"/>
+          <w:lang w:val="en-029"/>
+        </w:rPr>
+        <w:t xml:space="preserve">an Him will be a Faada fe unu; </w:t>
+      </w:r>
+      <w:r>
+        <w:rPr>
+          <w:rFonts w:ascii="Gentium" w:hAnsi="Gentium" w:cs="Gentium"/>
+          <w:noProof/>
+          <w:color w:val="0070C0"/>
+          <w:vertAlign w:val="superscript"/>
+          <w:lang w:val="en-029"/>
+        </w:rPr>
+        <w:t>7 </w:t>
+      </w:r>
+      <w:r>
+        <w:rPr>
+          <w:rFonts w:ascii="Gentium" w:hAnsi="Gentium" w:cs="Gentium"/>
+          <w:noProof/>
+          <w:color w:val="auto"/>
+          <w:lang w:val="en-029"/>
+        </w:rPr>
+        <w:t xml:space="preserve">Think of Merdokyos an </w:t>
       </w:r>
       <w:r>
         <w:rPr>
@@ -12016,99 +12298,62 @@
           <w:color w:val="auto"/>
           <w:lang w:val="en-029"/>
         </w:rPr>
-        <w:t>Iyob that him heart were cleansed from sin</w:t>
-      </w:r>
-      <w:r>
-        <w:rPr>
-          <w:rFonts w:ascii="Gentium" w:hAnsi="Gentium" w:cs="Gentium"/>
-          <w:noProof/>
-          <w:color w:val="auto"/>
-          <w:lang w:val="en-029"/>
-        </w:rPr>
-        <w:t xml:space="preserve"> ~ </w:t>
-      </w:r>
-      <w:r>
-        <w:rPr>
-          <w:rFonts w:ascii="Gentium" w:hAnsi="Gentium" w:cs="Gentium"/>
-          <w:noProof/>
-          <w:color w:val="auto"/>
-          <w:lang w:val="en-029"/>
-        </w:rPr>
-        <w:t xml:space="preserve">Him raceived him ina much honour. </w:t>
-      </w:r>
-      <w:r>
-        <w:rPr>
-          <w:rFonts w:ascii="Gentium" w:hAnsi="Gentium" w:cs="Gentium"/>
-          <w:noProof/>
-          <w:color w:val="0070C0"/>
-          <w:vertAlign w:val="superscript"/>
-          <w:lang w:val="en-029"/>
-        </w:rPr>
-        <w:t>3 </w:t>
-      </w:r>
-      <w:r>
-        <w:rPr>
-          <w:rFonts w:ascii="Gentium" w:hAnsi="Gentium" w:cs="Gentium"/>
-          <w:noProof/>
-          <w:color w:val="auto"/>
-          <w:lang w:val="en-029"/>
-        </w:rPr>
-        <w:t>An Him gave him money that abounded more than him money that preceded ~ fe him have totally indured him tribulation</w:t>
-      </w:r>
-      <w:r>
-        <w:rPr>
-          <w:rFonts w:ascii="Gentium" w:hAnsi="Gentium" w:cs="Gentium"/>
-          <w:noProof/>
-          <w:color w:val="auto"/>
-          <w:lang w:val="en-029"/>
-        </w:rPr>
-        <w:t xml:space="preserve"> ~ </w:t>
-      </w:r>
-      <w:r>
-        <w:rPr>
-          <w:rFonts w:ascii="Gentium" w:hAnsi="Gentium" w:cs="Gentium"/>
-          <w:noProof/>
-          <w:color w:val="auto"/>
-          <w:lang w:val="en-029"/>
-        </w:rPr>
-        <w:t xml:space="preserve">an Him cured him from him wounds becau him indurin all the tribulation that arrived pon him. </w:t>
-      </w:r>
-      <w:r>
-        <w:rPr>
-          <w:rFonts w:ascii="Gentium" w:hAnsi="Gentium" w:cs="Gentium"/>
-          <w:noProof/>
-          <w:color w:val="0070C0"/>
-          <w:vertAlign w:val="superscript"/>
-          <w:lang w:val="en-029"/>
-        </w:rPr>
-        <w:t>4 </w:t>
-      </w:r>
-      <w:r>
-        <w:rPr>
-          <w:rFonts w:ascii="Gentium" w:hAnsi="Gentium" w:cs="Gentium"/>
-          <w:noProof/>
-          <w:color w:val="auto"/>
-          <w:lang w:val="en-029"/>
-        </w:rPr>
-        <w:t>An if unu like unto him indure the tribulation arisin from demons sent toward unu</w:t>
-      </w:r>
-      <w:r>
-        <w:rPr>
-          <w:rFonts w:ascii="Gentium" w:hAnsi="Gentium" w:cs="Gentium"/>
-          <w:noProof/>
-          <w:color w:val="auto"/>
-          <w:lang w:val="en-029"/>
-        </w:rPr>
-        <w:t xml:space="preserve"> ~ </w:t>
-      </w:r>
-      <w:r>
-        <w:rPr>
-          <w:rFonts w:ascii="Gentium" w:hAnsi="Gentium" w:cs="Gentium"/>
-          <w:noProof/>
-          <w:color w:val="auto"/>
-          <w:lang w:val="en-029"/>
-        </w:rPr>
-        <w:t>unu will be admired.</w:t>
+        <w:t>Astier</w:t>
+      </w:r>
+      <w:r>
+        <w:rPr>
+          <w:rFonts w:ascii="Gentium" w:hAnsi="Gentium" w:cs="Gentium"/>
+          <w:noProof/>
+          <w:color w:val="auto"/>
+          <w:lang w:val="en-029"/>
+        </w:rPr>
+        <w:t xml:space="preserve"> ~ </w:t>
+      </w:r>
+      <w:r>
+        <w:rPr>
+          <w:rFonts w:ascii="Gentium" w:hAnsi="Gentium" w:cs="Gentium"/>
+          <w:noProof/>
+          <w:color w:val="auto"/>
+          <w:lang w:val="en-029"/>
+        </w:rPr>
+        <w:t xml:space="preserve">Yodeet an Giediewon an Deebora an Bariq an Yoftahie an Somson </w:t>
+      </w:r>
+      <w:r>
+        <w:rPr>
+          <w:rFonts w:ascii="Gentium" w:hAnsi="Gentium" w:cs="Gentium"/>
+          <w:noProof/>
+          <w:color w:val="0070C0"/>
+          <w:vertAlign w:val="superscript"/>
+          <w:lang w:val="en-029"/>
+        </w:rPr>
+        <w:t>8 </w:t>
+      </w:r>
+      <w:r>
+        <w:rPr>
+          <w:rFonts w:ascii="Gentium" w:hAnsi="Gentium" w:cs="Gentium"/>
+          <w:noProof/>
+          <w:color w:val="auto"/>
+          <w:lang w:val="en-029"/>
+        </w:rPr>
+        <w:t>an other persons like unto them who were disciplined fe believe ina JAH an whose enemies didn</w:t>
+      </w:r>
+      <w:r>
+        <w:rPr>
+          <w:rFonts w:ascii="Gentium" w:hAnsi="Gentium" w:cs="Gentium"/>
+          <w:noProof/>
+          <w:color w:val="auto"/>
+          <w:lang w:val="en-029"/>
+        </w:rPr>
+        <w:t>’</w:t>
+      </w:r>
+      <w:r>
+        <w:rPr>
+          <w:rFonts w:ascii="Gentium" w:hAnsi="Gentium" w:cs="Gentium"/>
+          <w:noProof/>
+          <w:color w:val="auto"/>
+          <w:lang w:val="en-029"/>
+        </w:rPr>
+        <w:t>t defeat them.</w:t>
       </w:r>
     </w:p>
     <w:p>
@@ -12133,258 +12378,6 @@
           <w:lang w:val="en-029"/>
         </w:rPr>
         <w:lastRenderedPageBreak/>
-        <w:t>5 </w:t>
-      </w:r>
-      <w:r>
-        <w:rPr>
-          <w:rFonts w:ascii="Gentium" w:hAnsi="Gentium" w:cs="Gentium"/>
-          <w:noProof/>
-          <w:color w:val="auto"/>
-          <w:lang w:val="en-029"/>
-        </w:rPr>
-        <w:t>Indure the tribulation ~ that JAH might be fe unu a fortress Refuge from persons who hate unu</w:t>
-      </w:r>
-      <w:r>
-        <w:rPr>
-          <w:rFonts w:ascii="Gentium" w:hAnsi="Gentium" w:cs="Gentium"/>
-          <w:noProof/>
-          <w:color w:val="auto"/>
-          <w:lang w:val="en-029"/>
-        </w:rPr>
-        <w:t xml:space="preserve"> ~ </w:t>
-      </w:r>
-      <w:r>
-        <w:rPr>
-          <w:rFonts w:ascii="Gentium" w:hAnsi="Gentium" w:cs="Gentium"/>
-          <w:noProof/>
-          <w:color w:val="auto"/>
-          <w:lang w:val="en-029"/>
-        </w:rPr>
-        <w:t>an that Him might be a fortress Refuge fe your childran childran an fe your childran after unu</w:t>
-      </w:r>
-      <w:r>
-        <w:rPr>
-          <w:rFonts w:ascii="Gentium" w:hAnsi="Gentium" w:cs="Gentium"/>
-          <w:noProof/>
-          <w:color w:val="auto"/>
-          <w:lang w:val="en-029"/>
-        </w:rPr>
-        <w:t xml:space="preserve"> ~ </w:t>
-      </w:r>
-      <w:r>
-        <w:rPr>
-          <w:rFonts w:ascii="Gentium" w:hAnsi="Gentium" w:cs="Gentium"/>
-          <w:noProof/>
-          <w:color w:val="auto"/>
-          <w:lang w:val="en-029"/>
-        </w:rPr>
-        <w:t>don</w:t>
-      </w:r>
-      <w:r>
-        <w:rPr>
-          <w:rFonts w:ascii="Gentium" w:hAnsi="Gentium" w:cs="Gentium"/>
-          <w:noProof/>
-          <w:color w:val="auto"/>
-          <w:lang w:val="en-029"/>
-        </w:rPr>
-        <w:t>’</w:t>
-      </w:r>
-      <w:r>
-        <w:rPr>
-          <w:rFonts w:ascii="Gentium" w:hAnsi="Gentium" w:cs="Gentium"/>
-          <w:noProof/>
-          <w:color w:val="auto"/>
-          <w:lang w:val="en-029"/>
-        </w:rPr>
-        <w:t>t sadden your reasonins arisin from the tribulation that came pon unu ~ believe ina Him</w:t>
-      </w:r>
-      <w:r>
-        <w:rPr>
-          <w:rFonts w:ascii="Gentium" w:hAnsi="Gentium" w:cs="Gentium"/>
-          <w:noProof/>
-          <w:color w:val="auto"/>
-          <w:lang w:val="en-029"/>
-        </w:rPr>
-        <w:t xml:space="preserve"> ~ </w:t>
-      </w:r>
-      <w:r>
-        <w:rPr>
-          <w:rFonts w:ascii="Gentium" w:hAnsi="Gentium" w:cs="Gentium"/>
-          <w:noProof/>
-          <w:color w:val="auto"/>
-          <w:lang w:val="en-029"/>
-        </w:rPr>
-        <w:t xml:space="preserve">an Him shall be a fortress Refuge fe unu. </w:t>
-      </w:r>
-      <w:r>
-        <w:rPr>
-          <w:rFonts w:ascii="Gentium" w:hAnsi="Gentium" w:cs="Gentium"/>
-          <w:noProof/>
-          <w:color w:val="0070C0"/>
-          <w:vertAlign w:val="superscript"/>
-          <w:lang w:val="en-029"/>
-        </w:rPr>
-        <w:t>6 </w:t>
-      </w:r>
-      <w:r>
-        <w:rPr>
-          <w:rFonts w:ascii="Gentium" w:hAnsi="Gentium" w:cs="Gentium"/>
-          <w:noProof/>
-          <w:color w:val="auto"/>
-          <w:lang w:val="en-029"/>
-        </w:rPr>
-        <w:t>Beg Him ~ Him will hear unu ~ mek hope</w:t>
-      </w:r>
-      <w:r>
-        <w:rPr>
-          <w:rFonts w:ascii="Gentium" w:hAnsi="Gentium" w:cs="Gentium"/>
-          <w:noProof/>
-          <w:color w:val="auto"/>
-          <w:lang w:val="en-029"/>
-        </w:rPr>
-        <w:t xml:space="preserve"> ~ </w:t>
-      </w:r>
-      <w:r>
-        <w:rPr>
-          <w:rFonts w:ascii="Gentium" w:hAnsi="Gentium" w:cs="Gentium"/>
-          <w:noProof/>
-          <w:color w:val="auto"/>
-          <w:lang w:val="en-029"/>
-        </w:rPr>
-        <w:t>an Him will forgive unu ~ beg Him</w:t>
-      </w:r>
-      <w:r>
-        <w:rPr>
-          <w:rFonts w:ascii="Gentium" w:hAnsi="Gentium" w:cs="Gentium"/>
-          <w:noProof/>
-          <w:color w:val="auto"/>
-          <w:lang w:val="en-029"/>
-        </w:rPr>
-        <w:t xml:space="preserve"> ~ </w:t>
-      </w:r>
-      <w:r>
-        <w:rPr>
-          <w:rFonts w:ascii="Gentium" w:hAnsi="Gentium" w:cs="Gentium"/>
-          <w:noProof/>
-          <w:color w:val="auto"/>
-          <w:lang w:val="en-029"/>
-        </w:rPr>
-        <w:t xml:space="preserve">an Him will be a Faada fe unu; </w:t>
-      </w:r>
-      <w:r>
-        <w:rPr>
-          <w:rFonts w:ascii="Gentium" w:hAnsi="Gentium" w:cs="Gentium"/>
-          <w:noProof/>
-          <w:color w:val="0070C0"/>
-          <w:vertAlign w:val="superscript"/>
-          <w:lang w:val="en-029"/>
-        </w:rPr>
-        <w:t>7 </w:t>
-      </w:r>
-      <w:r>
-        <w:rPr>
-          <w:rFonts w:ascii="Gentium" w:hAnsi="Gentium" w:cs="Gentium"/>
-          <w:noProof/>
-          <w:color w:val="auto"/>
-          <w:lang w:val="en-029"/>
-        </w:rPr>
-        <w:t xml:space="preserve">Think of Merdokyos an </w:t>
-      </w:r>
-      <w:r>
-        <w:rPr>
-          <w:rFonts w:ascii="Gentium" w:hAnsi="Gentium" w:cs="Gentium"/>
-          <w:noProof/>
-          <w:color w:val="auto"/>
-          <w:lang w:val="en-029"/>
-        </w:rPr>
-        <w:t>‘</w:t>
-      </w:r>
-      <w:r>
-        <w:rPr>
-          <w:rFonts w:ascii="Gentium" w:hAnsi="Gentium" w:cs="Gentium"/>
-          <w:noProof/>
-          <w:color w:val="auto"/>
-          <w:lang w:val="en-029"/>
-        </w:rPr>
-        <w:t>Astier</w:t>
-      </w:r>
-      <w:r>
-        <w:rPr>
-          <w:rFonts w:ascii="Gentium" w:hAnsi="Gentium" w:cs="Gentium"/>
-          <w:noProof/>
-          <w:color w:val="auto"/>
-          <w:lang w:val="en-029"/>
-        </w:rPr>
-        <w:t xml:space="preserve"> ~ </w:t>
-      </w:r>
-      <w:r>
-        <w:rPr>
-          <w:rFonts w:ascii="Gentium" w:hAnsi="Gentium" w:cs="Gentium"/>
-          <w:noProof/>
-          <w:color w:val="auto"/>
-          <w:lang w:val="en-029"/>
-        </w:rPr>
-        <w:t xml:space="preserve">Yodeet an Giediewon an Deebora an Bariq an Yoftahie an Somson </w:t>
-      </w:r>
-      <w:r>
-        <w:rPr>
-          <w:rFonts w:ascii="Gentium" w:hAnsi="Gentium" w:cs="Gentium"/>
-          <w:noProof/>
-          <w:color w:val="0070C0"/>
-          <w:vertAlign w:val="superscript"/>
-          <w:lang w:val="en-029"/>
-        </w:rPr>
-        <w:t>8 </w:t>
-      </w:r>
-      <w:r>
-        <w:rPr>
-          <w:rFonts w:ascii="Gentium" w:hAnsi="Gentium" w:cs="Gentium"/>
-          <w:noProof/>
-          <w:color w:val="auto"/>
-          <w:lang w:val="en-029"/>
-        </w:rPr>
-        <w:t>an other persons like unto them who were disciplined fe believe ina JAH an whose enemies didn</w:t>
-      </w:r>
-      <w:r>
-        <w:rPr>
-          <w:rFonts w:ascii="Gentium" w:hAnsi="Gentium" w:cs="Gentium"/>
-          <w:noProof/>
-          <w:color w:val="auto"/>
-          <w:lang w:val="en-029"/>
-        </w:rPr>
-        <w:t>’</w:t>
-      </w:r>
-      <w:r>
-        <w:rPr>
-          <w:rFonts w:ascii="Gentium" w:hAnsi="Gentium" w:cs="Gentium"/>
-          <w:noProof/>
-          <w:color w:val="auto"/>
-          <w:lang w:val="en-029"/>
-        </w:rPr>
-        <w:t>t defeat them.</w:t>
-      </w:r>
-    </w:p>
-    <w:p>
-      <w:pPr>
-        <w:pStyle w:val="Default"/>
-        <w:widowControl/>
-        <w:spacing w:before="120"/>
-        <w:jc w:val="both"/>
-        <w:rPr>
-          <w:rFonts w:ascii="Gentium" w:hAnsi="Gentium" w:cs="Gentium"/>
-          <w:noProof/>
-          <w:color w:val="auto"/>
-          <w:lang w:val="en-029"/>
-        </w:rPr>
-      </w:pPr>
-      <w:r>
-        <w:rPr>
-          <w:rFonts w:ascii="Gentium" w:hAnsi="Gentium" w:cs="Gentium"/>
-          <w:noProof/>
-          <w:color w:val="0070C0"/>
-          <w:vertAlign w:val="superscript"/>
-          <w:lang w:val="en-029"/>
-        </w:rPr>
         <w:t>9 </w:t>
       </w:r>
       <w:r>
@@ -13603,17 +13596,7 @@
           <w:color w:val="auto"/>
           <w:lang w:val="en-029"/>
         </w:rPr>
-        <w:t xml:space="preserve">Adam childran the Irie Ites an all the fatness an all </w:t>
-      </w:r>
-      <w:r>
-        <w:rPr>
-          <w:rFonts w:ascii="Gentium" w:hAnsi="Gentium" w:cs="Gentium"/>
-          <w:noProof/>
-          <w:color w:val="auto"/>
-          <w:lang w:val="en-029"/>
-        </w:rPr>
-        <w:lastRenderedPageBreak/>
-        <w:t xml:space="preserve">the satiety ~ JAH are Who give that them might satta an praise JAH Who gave them fruit from Earth </w:t>
+        <w:t xml:space="preserve">Adam childran the Irie Ites an all the fatness an all the satiety ~ JAH are Who give that them might satta an praise JAH Who gave them fruit from Earth </w:t>
       </w:r>
       <w:r>
         <w:rPr>
@@ -13876,6 +13859,7 @@
           <w:vertAlign w:val="superscript"/>
           <w:lang w:val="en-029"/>
         </w:rPr>
+        <w:lastRenderedPageBreak/>
         <w:t>1</w:t>
       </w:r>
       <w:r>
@@ -15337,17 +15321,7 @@
           <w:color w:val="auto"/>
           <w:lang w:val="en-029"/>
         </w:rPr>
-        <w:t xml:space="preserve">But sinner persons souls shall </w:t>
-      </w:r>
-      <w:r>
-        <w:rPr>
-          <w:rFonts w:ascii="Gentium" w:hAnsi="Gentium" w:cs="Gentium"/>
-          <w:noProof/>
-          <w:color w:val="auto"/>
-          <w:lang w:val="en-029"/>
-        </w:rPr>
-        <w:lastRenderedPageBreak/>
-        <w:t>live ina Gehannem</w:t>
+        <w:t>But sinner persons souls shall live ina Gehannem</w:t>
       </w:r>
       <w:r>
         <w:rPr>
@@ -15608,6 +15582,7 @@
           <w:szCs w:val="28"/>
           <w:lang w:val="en-029"/>
         </w:rPr>
+        <w:lastRenderedPageBreak/>
         <w:t>Chapter 10</w:t>
       </w:r>
     </w:p>
@@ -15790,6 +15765,88 @@
         </w:rPr>
         <w:t>them shall live havin arisin like unto them were Irated formerly.</w:t>
       </w:r>
+      <w:r>
+        <w:rPr>
+          <w:rFonts w:ascii="Gentium" w:hAnsi="Gentium" w:cs="Gentium"/>
+          <w:noProof/>
+          <w:color w:val="auto"/>
+          <w:lang w:val="en-029"/>
+        </w:rPr>
+        <w:t xml:space="preserve"> </w:t>
+      </w:r>
+      <w:r>
+        <w:rPr>
+          <w:rFonts w:ascii="Gentium" w:hAnsi="Gentium" w:cs="Gentium"/>
+          <w:noProof/>
+          <w:color w:val="0070C0"/>
+          <w:vertAlign w:val="superscript"/>
+          <w:lang w:val="en-029"/>
+        </w:rPr>
+        <w:t>5 </w:t>
+      </w:r>
+      <w:r>
+        <w:rPr>
+          <w:rFonts w:ascii="Gentium" w:hAnsi="Gentium" w:cs="Gentium"/>
+          <w:noProof/>
+          <w:color w:val="auto"/>
+          <w:lang w:val="en-029"/>
+        </w:rPr>
+        <w:t>As them who are everlivin ina bloodly soul an who live ina this world an them whom Water produce have been Irated</w:t>
+      </w:r>
+      <w:r>
+        <w:rPr>
+          <w:rFonts w:ascii="Gentium" w:hAnsi="Gentium" w:cs="Gentium"/>
+          <w:noProof/>
+          <w:color w:val="auto"/>
+          <w:lang w:val="en-029"/>
+        </w:rPr>
+        <w:t xml:space="preserve"> ~ </w:t>
+      </w:r>
+      <w:r>
+        <w:rPr>
+          <w:rFonts w:ascii="Gentium" w:hAnsi="Gentium" w:cs="Gentium"/>
+          <w:noProof/>
+          <w:color w:val="auto"/>
+          <w:lang w:val="en-029"/>
+        </w:rPr>
+        <w:t>Him havin said Mek them be Irated</w:t>
+      </w:r>
+      <w:r>
+        <w:rPr>
+          <w:rFonts w:ascii="Gentium" w:hAnsi="Gentium" w:cs="Gentium"/>
+          <w:noProof/>
+          <w:color w:val="auto"/>
+          <w:lang w:val="en-029"/>
+        </w:rPr>
+        <w:t xml:space="preserve"> ~ </w:t>
+      </w:r>
+      <w:r>
+        <w:rPr>
+          <w:rFonts w:ascii="Gentium" w:hAnsi="Gentium" w:cs="Gentium"/>
+          <w:noProof/>
+          <w:color w:val="auto"/>
+          <w:lang w:val="en-029"/>
+        </w:rPr>
+        <w:t>an as JAH Itority lodge pon the Water</w:t>
+      </w:r>
+      <w:r>
+        <w:rPr>
+          <w:rFonts w:ascii="Gentium" w:hAnsi="Gentium" w:cs="Gentium"/>
+          <w:noProof/>
+          <w:color w:val="auto"/>
+          <w:lang w:val="en-029"/>
+        </w:rPr>
+        <w:t xml:space="preserve"> ~ </w:t>
+      </w:r>
+      <w:r>
+        <w:rPr>
+          <w:rFonts w:ascii="Gentium" w:hAnsi="Gentium" w:cs="Gentium"/>
+          <w:noProof/>
+          <w:color w:val="auto"/>
+          <w:lang w:val="en-029"/>
+        </w:rPr>
+        <w:t>she give them a bloodly soul by Him Itority an by Him Word.</w:t>
+      </w:r>
     </w:p>
     <w:p>
       <w:pPr>
@@ -15812,70 +15869,407 @@
           <w:vertAlign w:val="superscript"/>
           <w:lang w:val="en-029"/>
         </w:rPr>
-        <w:t>5 </w:t>
-      </w:r>
-      <w:r>
-        <w:rPr>
-          <w:rFonts w:ascii="Gentium" w:hAnsi="Gentium" w:cs="Gentium"/>
-          <w:noProof/>
-          <w:color w:val="auto"/>
-          <w:lang w:val="en-029"/>
-        </w:rPr>
-        <w:t>As them who are everlivin ina bloodly soul an who live ina this world an them whom Water produce have been Irated</w:t>
-      </w:r>
-      <w:r>
-        <w:rPr>
-          <w:rFonts w:ascii="Gentium" w:hAnsi="Gentium" w:cs="Gentium"/>
-          <w:noProof/>
-          <w:color w:val="auto"/>
-          <w:lang w:val="en-029"/>
-        </w:rPr>
-        <w:t xml:space="preserve"> ~ </w:t>
-      </w:r>
-      <w:r>
-        <w:rPr>
-          <w:rFonts w:ascii="Gentium" w:hAnsi="Gentium" w:cs="Gentium"/>
-          <w:noProof/>
-          <w:color w:val="auto"/>
-          <w:lang w:val="en-029"/>
-        </w:rPr>
-        <w:t>Him havin said Mek them be Irated</w:t>
-      </w:r>
-      <w:r>
-        <w:rPr>
-          <w:rFonts w:ascii="Gentium" w:hAnsi="Gentium" w:cs="Gentium"/>
-          <w:noProof/>
-          <w:color w:val="auto"/>
-          <w:lang w:val="en-029"/>
-        </w:rPr>
-        <w:t xml:space="preserve"> ~ </w:t>
-      </w:r>
-      <w:r>
-        <w:rPr>
-          <w:rFonts w:ascii="Gentium" w:hAnsi="Gentium" w:cs="Gentium"/>
-          <w:noProof/>
-          <w:color w:val="auto"/>
-          <w:lang w:val="en-029"/>
-        </w:rPr>
-        <w:t>an as JAH Itority lodge pon the Water</w:t>
-      </w:r>
-      <w:r>
-        <w:rPr>
-          <w:rFonts w:ascii="Gentium" w:hAnsi="Gentium" w:cs="Gentium"/>
-          <w:noProof/>
-          <w:color w:val="auto"/>
-          <w:lang w:val="en-029"/>
-        </w:rPr>
-        <w:t xml:space="preserve"> ~ </w:t>
-      </w:r>
-      <w:r>
-        <w:rPr>
-          <w:rFonts w:ascii="Gentium" w:hAnsi="Gentium" w:cs="Gentium"/>
-          <w:noProof/>
-          <w:color w:val="auto"/>
-          <w:lang w:val="en-029"/>
-        </w:rPr>
-        <w:t>she give them a bloodly soul by Him Itority an by Him Word.</w:t>
+        <w:t>6 </w:t>
+      </w:r>
+      <w:r>
+        <w:rPr>
+          <w:rFonts w:ascii="Gentium" w:hAnsi="Gentium" w:cs="Gentium"/>
+          <w:noProof/>
+          <w:color w:val="auto"/>
+          <w:lang w:val="en-029"/>
+        </w:rPr>
+        <w:t>As them are Irated by Him Itority an by Him Word without a faada nor mother</w:t>
+      </w:r>
+      <w:r>
+        <w:rPr>
+          <w:rFonts w:ascii="Gentium" w:hAnsi="Gentium" w:cs="Gentium"/>
+          <w:noProof/>
+          <w:color w:val="auto"/>
+          <w:lang w:val="en-029"/>
+        </w:rPr>
+        <w:t xml:space="preserve"> ~ </w:t>
+      </w:r>
+      <w:r>
+        <w:rPr>
+          <w:rFonts w:ascii="Gentium" w:hAnsi="Gentium" w:cs="Gentium"/>
+          <w:noProof/>
+          <w:color w:val="auto"/>
+          <w:lang w:val="en-029"/>
+        </w:rPr>
+        <w:t xml:space="preserve">thou blind of reasonin who say </w:t>
+      </w:r>
+      <w:r>
+        <w:rPr>
+          <w:rFonts w:ascii="Gentium" w:hAnsi="Gentium" w:cs="Gentium"/>
+          <w:noProof/>
+          <w:color w:val="auto"/>
+          <w:lang w:val="en-029"/>
+        </w:rPr>
+        <w:t>“</w:t>
+      </w:r>
+      <w:r>
+        <w:rPr>
+          <w:rFonts w:ascii="Gentium" w:hAnsi="Gentium" w:cs="Gentium"/>
+          <w:noProof/>
+          <w:color w:val="auto"/>
+          <w:lang w:val="en-029"/>
+        </w:rPr>
+        <w:t>Persons who dead won</w:t>
+      </w:r>
+      <w:r>
+        <w:rPr>
+          <w:rFonts w:ascii="Gentium" w:hAnsi="Gentium" w:cs="Gentium"/>
+          <w:noProof/>
+          <w:color w:val="auto"/>
+          <w:lang w:val="en-029"/>
+        </w:rPr>
+        <w:t>’</w:t>
+      </w:r>
+      <w:r>
+        <w:rPr>
+          <w:rFonts w:ascii="Gentium" w:hAnsi="Gentium" w:cs="Gentium"/>
+          <w:noProof/>
+          <w:color w:val="auto"/>
+          <w:lang w:val="en-029"/>
+        </w:rPr>
+        <w:t>t arise</w:t>
+      </w:r>
+      <w:r>
+        <w:rPr>
+          <w:rFonts w:ascii="Gentium" w:hAnsi="Gentium" w:cs="Gentium"/>
+          <w:noProof/>
+          <w:color w:val="auto"/>
+          <w:lang w:val="en-029"/>
+        </w:rPr>
+        <w:t xml:space="preserve">” ~ </w:t>
+      </w:r>
+      <w:r>
+        <w:rPr>
+          <w:rFonts w:ascii="Gentium" w:hAnsi="Gentium" w:cs="Gentium"/>
+          <w:noProof/>
+          <w:color w:val="auto"/>
+          <w:lang w:val="en-029"/>
+        </w:rPr>
+        <w:t>if thou have knowledge or Wisdom</w:t>
+      </w:r>
+      <w:r>
+        <w:rPr>
+          <w:rFonts w:ascii="Gentium" w:hAnsi="Gentium" w:cs="Gentium"/>
+          <w:noProof/>
+          <w:color w:val="auto"/>
+          <w:lang w:val="en-029"/>
+        </w:rPr>
+        <w:t xml:space="preserve"> ~ </w:t>
+      </w:r>
+      <w:r>
+        <w:rPr>
+          <w:rFonts w:ascii="Gentium" w:hAnsi="Gentium" w:cs="Gentium"/>
+          <w:noProof/>
+          <w:color w:val="auto"/>
+          <w:lang w:val="en-029"/>
+        </w:rPr>
+        <w:t>how will thou say persons who dead won</w:t>
+      </w:r>
+      <w:r>
+        <w:rPr>
+          <w:rFonts w:ascii="Gentium" w:hAnsi="Gentium" w:cs="Gentium"/>
+          <w:noProof/>
+          <w:color w:val="auto"/>
+          <w:lang w:val="en-029"/>
+        </w:rPr>
+        <w:t>’</w:t>
+      </w:r>
+      <w:r>
+        <w:rPr>
+          <w:rFonts w:ascii="Gentium" w:hAnsi="Gentium" w:cs="Gentium"/>
+          <w:noProof/>
+          <w:color w:val="auto"/>
+          <w:lang w:val="en-029"/>
+        </w:rPr>
+        <w:t xml:space="preserve">t arise by them Irator JAH Word? </w:t>
+      </w:r>
+      <w:r>
+        <w:rPr>
+          <w:rFonts w:ascii="Gentium" w:hAnsi="Gentium" w:cs="Gentium"/>
+          <w:noProof/>
+          <w:color w:val="0070C0"/>
+          <w:vertAlign w:val="superscript"/>
+          <w:lang w:val="en-029"/>
+        </w:rPr>
+        <w:t>7 </w:t>
+      </w:r>
+      <w:r>
+        <w:rPr>
+          <w:rFonts w:ascii="Gentium" w:hAnsi="Gentium" w:cs="Gentium"/>
+          <w:noProof/>
+          <w:color w:val="auto"/>
+          <w:lang w:val="en-029"/>
+        </w:rPr>
+        <w:t>As persons who dead</w:t>
+      </w:r>
+      <w:r>
+        <w:rPr>
+          <w:rFonts w:ascii="Gentium" w:hAnsi="Gentium" w:cs="Gentium"/>
+          <w:noProof/>
+          <w:color w:val="auto"/>
+          <w:lang w:val="en-029"/>
+        </w:rPr>
+        <w:t xml:space="preserve"> ~ </w:t>
+      </w:r>
+      <w:r>
+        <w:rPr>
+          <w:rFonts w:ascii="Gentium" w:hAnsi="Gentium" w:cs="Gentium"/>
+          <w:noProof/>
+          <w:color w:val="auto"/>
+          <w:lang w:val="en-029"/>
+        </w:rPr>
+        <w:t>who were ashes an dust ina grave</w:t>
+      </w:r>
+      <w:r>
+        <w:rPr>
+          <w:rFonts w:ascii="Gentium" w:hAnsi="Gentium" w:cs="Gentium"/>
+          <w:noProof/>
+          <w:color w:val="auto"/>
+          <w:lang w:val="en-029"/>
+        </w:rPr>
+        <w:t xml:space="preserve"> ~ </w:t>
+      </w:r>
+      <w:r>
+        <w:rPr>
+          <w:rFonts w:ascii="Gentium" w:hAnsi="Gentium" w:cs="Gentium"/>
+          <w:noProof/>
+          <w:color w:val="auto"/>
+          <w:lang w:val="en-029"/>
+        </w:rPr>
+        <w:t>shall arise by JAH Word</w:t>
+      </w:r>
+      <w:r>
+        <w:rPr>
+          <w:rFonts w:ascii="Gentium" w:hAnsi="Gentium" w:cs="Gentium"/>
+          <w:noProof/>
+          <w:color w:val="auto"/>
+          <w:lang w:val="en-029"/>
+        </w:rPr>
+        <w:t xml:space="preserve"> ~ </w:t>
+      </w:r>
+      <w:r>
+        <w:rPr>
+          <w:rFonts w:ascii="Gentium" w:hAnsi="Gentium" w:cs="Gentium"/>
+          <w:noProof/>
+          <w:color w:val="auto"/>
+          <w:lang w:val="en-029"/>
+        </w:rPr>
+        <w:t>as fe thou</w:t>
+      </w:r>
+      <w:r>
+        <w:rPr>
+          <w:rFonts w:ascii="Gentium" w:hAnsi="Gentium" w:cs="Gentium"/>
+          <w:noProof/>
+          <w:color w:val="auto"/>
+          <w:lang w:val="en-029"/>
+        </w:rPr>
+        <w:t xml:space="preserve"> ~ </w:t>
+      </w:r>
+      <w:r>
+        <w:rPr>
+          <w:rFonts w:ascii="Gentium" w:hAnsi="Gentium" w:cs="Gentium"/>
+          <w:noProof/>
+          <w:color w:val="auto"/>
+          <w:lang w:val="en-029"/>
+        </w:rPr>
+        <w:t>enter repentance an return toward thy religion.</w:t>
+      </w:r>
+      <w:r>
+        <w:rPr>
+          <w:rFonts w:ascii="Gentium" w:hAnsi="Gentium" w:cs="Gentium"/>
+          <w:noProof/>
+          <w:color w:val="auto"/>
+          <w:lang w:val="en-029"/>
+        </w:rPr>
+        <w:t xml:space="preserve"> </w:t>
+      </w:r>
+      <w:r>
+        <w:rPr>
+          <w:rFonts w:ascii="Gentium" w:hAnsi="Gentium" w:cs="Gentium"/>
+          <w:noProof/>
+          <w:color w:val="0070C0"/>
+          <w:vertAlign w:val="superscript"/>
+          <w:lang w:val="en-029"/>
+        </w:rPr>
+        <w:t>8 </w:t>
+      </w:r>
+      <w:r>
+        <w:rPr>
+          <w:rFonts w:ascii="Gentium" w:hAnsi="Gentium" w:cs="Gentium"/>
+          <w:noProof/>
+          <w:color w:val="auto"/>
+          <w:lang w:val="en-029"/>
+        </w:rPr>
+        <w:t>Like unto Him Word spoke formerly</w:t>
+      </w:r>
+      <w:r>
+        <w:rPr>
+          <w:rFonts w:ascii="Gentium" w:hAnsi="Gentium" w:cs="Gentium"/>
+          <w:noProof/>
+          <w:color w:val="auto"/>
+          <w:lang w:val="en-029"/>
+        </w:rPr>
+        <w:t xml:space="preserve"> ~ </w:t>
+      </w:r>
+      <w:r>
+        <w:rPr>
+          <w:rFonts w:ascii="Gentium" w:hAnsi="Gentium" w:cs="Gentium"/>
+          <w:noProof/>
+          <w:color w:val="auto"/>
+          <w:lang w:val="en-029"/>
+        </w:rPr>
+        <w:t>them shall arise by the Pardon Dew found from JAH</w:t>
+      </w:r>
+      <w:r>
+        <w:rPr>
+          <w:rFonts w:ascii="Gentium" w:hAnsi="Gentium" w:cs="Gentium"/>
+          <w:noProof/>
+          <w:color w:val="auto"/>
+          <w:lang w:val="en-029"/>
+        </w:rPr>
+        <w:t xml:space="preserve"> ~ </w:t>
+      </w:r>
+      <w:r>
+        <w:rPr>
+          <w:rFonts w:ascii="Gentium" w:hAnsi="Gentium" w:cs="Gentium"/>
+          <w:noProof/>
+          <w:color w:val="auto"/>
+          <w:lang w:val="en-029"/>
+        </w:rPr>
+        <w:t xml:space="preserve">an that Word shall turn all the world an arouse the persons who dead like unto Him loved. </w:t>
+      </w:r>
+      <w:r>
+        <w:rPr>
+          <w:rFonts w:ascii="Gentium" w:hAnsi="Gentium" w:cs="Gentium"/>
+          <w:noProof/>
+          <w:color w:val="0070C0"/>
+          <w:vertAlign w:val="superscript"/>
+          <w:lang w:val="en-029"/>
+        </w:rPr>
+        <w:t>9 </w:t>
+      </w:r>
+      <w:r>
+        <w:rPr>
+          <w:rFonts w:ascii="Gentium" w:hAnsi="Gentium" w:cs="Gentium"/>
+          <w:noProof/>
+          <w:color w:val="auto"/>
+          <w:lang w:val="en-029"/>
+        </w:rPr>
+        <w:t>An know that thou will arise an stand before Him</w:t>
+      </w:r>
+      <w:r>
+        <w:rPr>
+          <w:rFonts w:ascii="Gentium" w:hAnsi="Gentium" w:cs="Gentium"/>
+          <w:noProof/>
+          <w:color w:val="auto"/>
+          <w:lang w:val="en-029"/>
+        </w:rPr>
+        <w:t xml:space="preserve"> ~ </w:t>
+      </w:r>
+      <w:r>
+        <w:rPr>
+          <w:rFonts w:ascii="Gentium" w:hAnsi="Gentium" w:cs="Gentium"/>
+          <w:noProof/>
+          <w:color w:val="auto"/>
+          <w:lang w:val="en-029"/>
+        </w:rPr>
+        <w:t xml:space="preserve">an mek it not seem fe thee ina thy reasonin dullness that thou will remain ina grave. </w:t>
+      </w:r>
+      <w:r>
+        <w:rPr>
+          <w:rFonts w:ascii="Gentium" w:hAnsi="Gentium" w:cs="Gentium"/>
+          <w:noProof/>
+          <w:color w:val="0070C0"/>
+          <w:vertAlign w:val="superscript"/>
+          <w:lang w:val="en-029"/>
+        </w:rPr>
+        <w:t>10 </w:t>
+      </w:r>
+      <w:r>
+        <w:rPr>
+          <w:rFonts w:ascii="Gentium" w:hAnsi="Gentium" w:cs="Gentium"/>
+          <w:noProof/>
+          <w:color w:val="auto"/>
+          <w:lang w:val="en-029"/>
+        </w:rPr>
+        <w:t>It aren</w:t>
+      </w:r>
+      <w:r>
+        <w:rPr>
+          <w:rFonts w:ascii="Gentium" w:hAnsi="Gentium" w:cs="Gentium"/>
+          <w:noProof/>
+          <w:color w:val="auto"/>
+          <w:lang w:val="en-029"/>
+        </w:rPr>
+        <w:t>’</w:t>
+      </w:r>
+      <w:r>
+        <w:rPr>
+          <w:rFonts w:ascii="Gentium" w:hAnsi="Gentium" w:cs="Gentium"/>
+          <w:noProof/>
+          <w:color w:val="auto"/>
+          <w:lang w:val="en-029"/>
+        </w:rPr>
+        <w:t>t thus ~ thou will arise an raceive thy hardship like unto the Work measure that thou worked</w:t>
+      </w:r>
+      <w:r>
+        <w:rPr>
+          <w:rFonts w:ascii="Gentium" w:hAnsi="Gentium" w:cs="Gentium"/>
+          <w:noProof/>
+          <w:color w:val="auto"/>
+          <w:lang w:val="en-029"/>
+        </w:rPr>
+        <w:t xml:space="preserve"> ~ </w:t>
+      </w:r>
+      <w:r>
+        <w:rPr>
+          <w:rFonts w:ascii="Gentium" w:hAnsi="Gentium" w:cs="Gentium"/>
+          <w:noProof/>
+          <w:color w:val="auto"/>
+          <w:lang w:val="en-029"/>
+        </w:rPr>
+        <w:t>whether it be goodly or evil</w:t>
+      </w:r>
+      <w:r>
+        <w:rPr>
+          <w:rFonts w:ascii="Gentium" w:hAnsi="Gentium" w:cs="Gentium"/>
+          <w:noProof/>
+          <w:color w:val="auto"/>
+          <w:lang w:val="en-029"/>
+        </w:rPr>
+        <w:t xml:space="preserve"> ~ </w:t>
+      </w:r>
+      <w:r>
+        <w:rPr>
+          <w:rFonts w:ascii="Gentium" w:hAnsi="Gentium" w:cs="Gentium"/>
+          <w:noProof/>
+          <w:color w:val="auto"/>
+          <w:lang w:val="en-029"/>
+        </w:rPr>
+        <w:t>yet mek it not seem fe thee that thou will remain</w:t>
+      </w:r>
+      <w:r>
+        <w:rPr>
+          <w:rFonts w:ascii="Gentium" w:hAnsi="Gentium" w:cs="Gentium"/>
+          <w:noProof/>
+          <w:color w:val="auto"/>
+          <w:lang w:val="en-029"/>
+        </w:rPr>
+        <w:t xml:space="preserve"> ~ </w:t>
+      </w:r>
+      <w:r>
+        <w:rPr>
+          <w:rFonts w:ascii="Gentium" w:hAnsi="Gentium" w:cs="Gentium"/>
+          <w:noProof/>
+          <w:color w:val="auto"/>
+          <w:lang w:val="en-029"/>
+        </w:rPr>
+        <w:t>fe this Day are the day when them will raceive hardship.</w:t>
       </w:r>
     </w:p>
     <w:p>
@@ -15899,215 +16293,171 @@
           <w:vertAlign w:val="superscript"/>
           <w:lang w:val="en-029"/>
         </w:rPr>
-        <w:t>6 </w:t>
-      </w:r>
-      <w:r>
-        <w:rPr>
-          <w:rFonts w:ascii="Gentium" w:hAnsi="Gentium" w:cs="Gentium"/>
-          <w:noProof/>
-          <w:color w:val="auto"/>
-          <w:lang w:val="en-029"/>
-        </w:rPr>
-        <w:t>As them are Irated by Him Itority an by Him Word without a faada nor mother</w:t>
-      </w:r>
-      <w:r>
-        <w:rPr>
-          <w:rFonts w:ascii="Gentium" w:hAnsi="Gentium" w:cs="Gentium"/>
-          <w:noProof/>
-          <w:color w:val="auto"/>
-          <w:lang w:val="en-029"/>
-        </w:rPr>
-        <w:t xml:space="preserve"> ~ </w:t>
-      </w:r>
-      <w:r>
-        <w:rPr>
-          <w:rFonts w:ascii="Gentium" w:hAnsi="Gentium" w:cs="Gentium"/>
-          <w:noProof/>
-          <w:color w:val="auto"/>
-          <w:lang w:val="en-029"/>
-        </w:rPr>
-        <w:t xml:space="preserve">thou blind of reasonin who say </w:t>
-      </w:r>
-      <w:r>
-        <w:rPr>
-          <w:rFonts w:ascii="Gentium" w:hAnsi="Gentium" w:cs="Gentium"/>
-          <w:noProof/>
-          <w:color w:val="auto"/>
-          <w:lang w:val="en-029"/>
-        </w:rPr>
-        <w:t>“</w:t>
-      </w:r>
-      <w:r>
-        <w:rPr>
-          <w:rFonts w:ascii="Gentium" w:hAnsi="Gentium" w:cs="Gentium"/>
-          <w:noProof/>
-          <w:color w:val="auto"/>
-          <w:lang w:val="en-029"/>
-        </w:rPr>
-        <w:t>Persons who dead won</w:t>
-      </w:r>
-      <w:r>
-        <w:rPr>
-          <w:rFonts w:ascii="Gentium" w:hAnsi="Gentium" w:cs="Gentium"/>
-          <w:noProof/>
-          <w:color w:val="auto"/>
-          <w:lang w:val="en-029"/>
-        </w:rPr>
-        <w:t>’</w:t>
-      </w:r>
-      <w:r>
-        <w:rPr>
-          <w:rFonts w:ascii="Gentium" w:hAnsi="Gentium" w:cs="Gentium"/>
-          <w:noProof/>
-          <w:color w:val="auto"/>
-          <w:lang w:val="en-029"/>
-        </w:rPr>
-        <w:t>t arise</w:t>
-      </w:r>
-      <w:r>
-        <w:rPr>
-          <w:rFonts w:ascii="Gentium" w:hAnsi="Gentium" w:cs="Gentium"/>
-          <w:noProof/>
-          <w:color w:val="auto"/>
-          <w:lang w:val="en-029"/>
-        </w:rPr>
-        <w:t xml:space="preserve">” ~ </w:t>
-      </w:r>
-      <w:r>
-        <w:rPr>
-          <w:rFonts w:ascii="Gentium" w:hAnsi="Gentium" w:cs="Gentium"/>
-          <w:noProof/>
-          <w:color w:val="auto"/>
-          <w:lang w:val="en-029"/>
-        </w:rPr>
-        <w:t>if thou have knowledge or Wisdom</w:t>
-      </w:r>
-      <w:r>
-        <w:rPr>
-          <w:rFonts w:ascii="Gentium" w:hAnsi="Gentium" w:cs="Gentium"/>
-          <w:noProof/>
-          <w:color w:val="auto"/>
-          <w:lang w:val="en-029"/>
-        </w:rPr>
-        <w:t xml:space="preserve"> ~ </w:t>
-      </w:r>
-      <w:r>
-        <w:rPr>
-          <w:rFonts w:ascii="Gentium" w:hAnsi="Gentium" w:cs="Gentium"/>
-          <w:noProof/>
-          <w:color w:val="auto"/>
-          <w:lang w:val="en-029"/>
-        </w:rPr>
-        <w:t>how will thou say persons who dead won</w:t>
-      </w:r>
-      <w:r>
-        <w:rPr>
-          <w:rFonts w:ascii="Gentium" w:hAnsi="Gentium" w:cs="Gentium"/>
-          <w:noProof/>
-          <w:color w:val="auto"/>
-          <w:lang w:val="en-029"/>
-        </w:rPr>
-        <w:t>’</w:t>
-      </w:r>
-      <w:r>
-        <w:rPr>
-          <w:rFonts w:ascii="Gentium" w:hAnsi="Gentium" w:cs="Gentium"/>
-          <w:noProof/>
-          <w:color w:val="auto"/>
-          <w:lang w:val="en-029"/>
-        </w:rPr>
-        <w:t xml:space="preserve">t arise by them Irator JAH Word? </w:t>
-      </w:r>
-      <w:r>
-        <w:rPr>
-          <w:rFonts w:ascii="Gentium" w:hAnsi="Gentium" w:cs="Gentium"/>
-          <w:noProof/>
-          <w:color w:val="0070C0"/>
-          <w:vertAlign w:val="superscript"/>
-          <w:lang w:val="en-029"/>
-        </w:rPr>
-        <w:t>7 </w:t>
-      </w:r>
-      <w:r>
-        <w:rPr>
-          <w:rFonts w:ascii="Gentium" w:hAnsi="Gentium" w:cs="Gentium"/>
-          <w:noProof/>
-          <w:color w:val="auto"/>
-          <w:lang w:val="en-029"/>
-        </w:rPr>
-        <w:t>As persons who dead</w:t>
-      </w:r>
-      <w:r>
-        <w:rPr>
-          <w:rFonts w:ascii="Gentium" w:hAnsi="Gentium" w:cs="Gentium"/>
-          <w:noProof/>
-          <w:color w:val="auto"/>
-          <w:lang w:val="en-029"/>
-        </w:rPr>
-        <w:t xml:space="preserve"> ~ </w:t>
-      </w:r>
-      <w:r>
-        <w:rPr>
-          <w:rFonts w:ascii="Gentium" w:hAnsi="Gentium" w:cs="Gentium"/>
-          <w:noProof/>
-          <w:color w:val="auto"/>
-          <w:lang w:val="en-029"/>
-        </w:rPr>
-        <w:t>who were ashes an dust ina grave</w:t>
-      </w:r>
-      <w:r>
-        <w:rPr>
-          <w:rFonts w:ascii="Gentium" w:hAnsi="Gentium" w:cs="Gentium"/>
-          <w:noProof/>
-          <w:color w:val="auto"/>
-          <w:lang w:val="en-029"/>
-        </w:rPr>
-        <w:t xml:space="preserve"> ~ </w:t>
-      </w:r>
-      <w:r>
-        <w:rPr>
-          <w:rFonts w:ascii="Gentium" w:hAnsi="Gentium" w:cs="Gentium"/>
-          <w:noProof/>
-          <w:color w:val="auto"/>
-          <w:lang w:val="en-029"/>
-        </w:rPr>
-        <w:t>shall arise by JAH Word</w:t>
-      </w:r>
-      <w:r>
-        <w:rPr>
-          <w:rFonts w:ascii="Gentium" w:hAnsi="Gentium" w:cs="Gentium"/>
-          <w:noProof/>
-          <w:color w:val="auto"/>
-          <w:lang w:val="en-029"/>
-        </w:rPr>
-        <w:t xml:space="preserve"> ~ </w:t>
-      </w:r>
-      <w:r>
-        <w:rPr>
-          <w:rFonts w:ascii="Gentium" w:hAnsi="Gentium" w:cs="Gentium"/>
-          <w:noProof/>
-          <w:color w:val="auto"/>
-          <w:lang w:val="en-029"/>
-        </w:rPr>
-        <w:t>as fe thou</w:t>
-      </w:r>
-      <w:r>
-        <w:rPr>
-          <w:rFonts w:ascii="Gentium" w:hAnsi="Gentium" w:cs="Gentium"/>
-          <w:noProof/>
-          <w:color w:val="auto"/>
-          <w:lang w:val="en-029"/>
-        </w:rPr>
-        <w:t xml:space="preserve"> ~ </w:t>
-      </w:r>
-      <w:r>
-        <w:rPr>
-          <w:rFonts w:ascii="Gentium" w:hAnsi="Gentium" w:cs="Gentium"/>
-          <w:noProof/>
-          <w:color w:val="auto"/>
-          <w:lang w:val="en-029"/>
-        </w:rPr>
-        <w:t>enter repentance an return toward thy religion.</w:t>
+        <w:t>11 </w:t>
+      </w:r>
+      <w:r>
+        <w:rPr>
+          <w:rFonts w:ascii="Gentium" w:hAnsi="Gentium" w:cs="Gentium"/>
+          <w:noProof/>
+          <w:color w:val="auto"/>
+          <w:lang w:val="en-029"/>
+        </w:rPr>
+        <w:t>An ina Resurrection time thou will raceive thy hardship by all thy sin that thou worked ~ thou will finish thy sin hardship that were written Iginnin from thy infancy up til that time</w:t>
+      </w:r>
+      <w:r>
+        <w:rPr>
+          <w:rFonts w:ascii="Gentium" w:hAnsi="Gentium" w:cs="Gentium"/>
+          <w:noProof/>
+          <w:color w:val="auto"/>
+          <w:lang w:val="en-029"/>
+        </w:rPr>
+        <w:t xml:space="preserve"> ~ </w:t>
+      </w:r>
+      <w:r>
+        <w:rPr>
+          <w:rFonts w:ascii="Gentium" w:hAnsi="Gentium" w:cs="Gentium"/>
+          <w:noProof/>
+          <w:color w:val="auto"/>
+          <w:lang w:val="en-029"/>
+        </w:rPr>
+        <w:t>an thou have no reason that thou will pretext pon thy sin like unto this world Work that thou might deny thy sin.</w:t>
+      </w:r>
+      <w:r>
+        <w:rPr>
+          <w:rFonts w:ascii="Gentium" w:hAnsi="Gentium" w:cs="Gentium"/>
+          <w:noProof/>
+          <w:color w:val="auto"/>
+          <w:lang w:val="en-029"/>
+        </w:rPr>
+        <w:t xml:space="preserve"> </w:t>
+      </w:r>
+      <w:r>
+        <w:rPr>
+          <w:rFonts w:ascii="Gentium" w:hAnsi="Gentium" w:cs="Gentium"/>
+          <w:noProof/>
+          <w:color w:val="0070C0"/>
+          <w:vertAlign w:val="superscript"/>
+          <w:lang w:val="en-029"/>
+        </w:rPr>
+        <w:t>12 </w:t>
+      </w:r>
+      <w:r>
+        <w:rPr>
+          <w:rFonts w:ascii="Gentium" w:hAnsi="Gentium" w:cs="Gentium"/>
+          <w:noProof/>
+          <w:color w:val="auto"/>
+          <w:lang w:val="en-029"/>
+        </w:rPr>
+        <w:t>Like unto thou mek thy false word truth before thee</w:t>
+      </w:r>
+      <w:r>
+        <w:rPr>
+          <w:rFonts w:ascii="Gentium" w:hAnsi="Gentium" w:cs="Gentium"/>
+          <w:noProof/>
+          <w:color w:val="auto"/>
+          <w:lang w:val="en-029"/>
+        </w:rPr>
+        <w:t xml:space="preserve"> ~ </w:t>
+      </w:r>
+      <w:r>
+        <w:rPr>
+          <w:rFonts w:ascii="Gentium" w:hAnsi="Gentium" w:cs="Gentium"/>
+          <w:noProof/>
+          <w:color w:val="auto"/>
+          <w:lang w:val="en-029"/>
+        </w:rPr>
+        <w:t>an like unto thou mek the lie thing that thou spoke truth</w:t>
+      </w:r>
+      <w:r>
+        <w:rPr>
+          <w:rFonts w:ascii="Gentium" w:hAnsi="Gentium" w:cs="Gentium"/>
+          <w:noProof/>
+          <w:color w:val="auto"/>
+          <w:lang w:val="en-029"/>
+        </w:rPr>
+        <w:t xml:space="preserve"> ~ </w:t>
+      </w:r>
+      <w:r>
+        <w:rPr>
+          <w:rFonts w:ascii="Gentium" w:hAnsi="Gentium" w:cs="Gentium"/>
+          <w:noProof/>
+          <w:color w:val="auto"/>
+          <w:lang w:val="en-029"/>
+        </w:rPr>
+        <w:t xml:space="preserve">thou have no reason that thou will pretext like unto this world Work. </w:t>
+      </w:r>
+      <w:r>
+        <w:rPr>
+          <w:rFonts w:ascii="Gentium" w:hAnsi="Gentium" w:cs="Gentium"/>
+          <w:noProof/>
+          <w:color w:val="0070C0"/>
+          <w:vertAlign w:val="superscript"/>
+          <w:lang w:val="en-029"/>
+        </w:rPr>
+        <w:t>13 </w:t>
+      </w:r>
+      <w:r>
+        <w:rPr>
+          <w:rFonts w:ascii="Gentium" w:hAnsi="Gentium" w:cs="Gentium"/>
+          <w:noProof/>
+          <w:color w:val="auto"/>
+          <w:lang w:val="en-029"/>
+        </w:rPr>
+        <w:t>Becau it were that she know pon thee all thy evil Work thou worked</w:t>
+      </w:r>
+      <w:r>
+        <w:rPr>
+          <w:rFonts w:ascii="Gentium" w:hAnsi="Gentium" w:cs="Gentium"/>
+          <w:noProof/>
+          <w:color w:val="auto"/>
+          <w:lang w:val="en-029"/>
+        </w:rPr>
+        <w:t xml:space="preserve"> ~ </w:t>
+      </w:r>
+      <w:r>
+        <w:rPr>
+          <w:rFonts w:ascii="Gentium" w:hAnsi="Gentium" w:cs="Gentium"/>
+          <w:noProof/>
+          <w:color w:val="auto"/>
+          <w:lang w:val="en-029"/>
+        </w:rPr>
+        <w:t>an becau it were that she will reveal pon thee before she Irator JAH</w:t>
+      </w:r>
+      <w:r>
+        <w:rPr>
+          <w:rFonts w:ascii="Gentium" w:hAnsi="Gentium" w:cs="Gentium"/>
+          <w:noProof/>
+          <w:color w:val="auto"/>
+          <w:lang w:val="en-029"/>
+        </w:rPr>
+        <w:t xml:space="preserve"> ~ </w:t>
+      </w:r>
+      <w:r>
+        <w:rPr>
+          <w:rFonts w:ascii="Gentium" w:hAnsi="Gentium" w:cs="Gentium"/>
+          <w:noProof/>
+          <w:color w:val="auto"/>
+          <w:lang w:val="en-029"/>
+        </w:rPr>
+        <w:t>as JAH Word shall lodge pon thee an speak pon thee</w:t>
+      </w:r>
+      <w:r>
+        <w:rPr>
+          <w:rFonts w:ascii="Gentium" w:hAnsi="Gentium" w:cs="Gentium"/>
+          <w:noProof/>
+          <w:color w:val="auto"/>
+          <w:lang w:val="en-029"/>
+        </w:rPr>
+        <w:t xml:space="preserve"> ~ </w:t>
+      </w:r>
+      <w:r>
+        <w:rPr>
+          <w:rFonts w:ascii="Gentium" w:hAnsi="Gentium" w:cs="Gentium"/>
+          <w:noProof/>
+          <w:color w:val="auto"/>
+          <w:lang w:val="en-029"/>
+        </w:rPr>
+        <w:t>thou have no reason pon what thou pretext.</w:t>
       </w:r>
     </w:p>
     <w:p>
@@ -16131,180 +16481,134 @@
           <w:vertAlign w:val="superscript"/>
           <w:lang w:val="en-029"/>
         </w:rPr>
-        <w:t>8 </w:t>
-      </w:r>
-      <w:r>
-        <w:rPr>
-          <w:rFonts w:ascii="Gentium" w:hAnsi="Gentium" w:cs="Gentium"/>
-          <w:noProof/>
-          <w:color w:val="auto"/>
-          <w:lang w:val="en-029"/>
-        </w:rPr>
-        <w:t>Like unto Him Word spoke formerly</w:t>
-      </w:r>
-      <w:r>
-        <w:rPr>
-          <w:rFonts w:ascii="Gentium" w:hAnsi="Gentium" w:cs="Gentium"/>
-          <w:noProof/>
-          <w:color w:val="auto"/>
-          <w:lang w:val="en-029"/>
-        </w:rPr>
-        <w:t xml:space="preserve"> ~ </w:t>
-      </w:r>
-      <w:r>
-        <w:rPr>
-          <w:rFonts w:ascii="Gentium" w:hAnsi="Gentium" w:cs="Gentium"/>
-          <w:noProof/>
-          <w:color w:val="auto"/>
-          <w:lang w:val="en-029"/>
-        </w:rPr>
-        <w:t>them shall arise by the Pardon Dew found from JAH</w:t>
-      </w:r>
-      <w:r>
-        <w:rPr>
-          <w:rFonts w:ascii="Gentium" w:hAnsi="Gentium" w:cs="Gentium"/>
-          <w:noProof/>
-          <w:color w:val="auto"/>
-          <w:lang w:val="en-029"/>
-        </w:rPr>
-        <w:t xml:space="preserve"> ~ </w:t>
-      </w:r>
-      <w:r>
-        <w:rPr>
-          <w:rFonts w:ascii="Gentium" w:hAnsi="Gentium" w:cs="Gentium"/>
-          <w:noProof/>
-          <w:color w:val="auto"/>
-          <w:lang w:val="en-029"/>
-        </w:rPr>
-        <w:t xml:space="preserve">an that Word shall turn all the world an arouse the persons who dead like unto Him loved. </w:t>
-      </w:r>
-      <w:r>
-        <w:rPr>
-          <w:rFonts w:ascii="Gentium" w:hAnsi="Gentium" w:cs="Gentium"/>
-          <w:noProof/>
-          <w:color w:val="0070C0"/>
-          <w:vertAlign w:val="superscript"/>
-          <w:lang w:val="en-029"/>
-        </w:rPr>
-        <w:t>9 </w:t>
-      </w:r>
-      <w:r>
-        <w:rPr>
-          <w:rFonts w:ascii="Gentium" w:hAnsi="Gentium" w:cs="Gentium"/>
-          <w:noProof/>
-          <w:color w:val="auto"/>
-          <w:lang w:val="en-029"/>
-        </w:rPr>
-        <w:t>An know that thou will arise an stand before Him</w:t>
-      </w:r>
-      <w:r>
-        <w:rPr>
-          <w:rFonts w:ascii="Gentium" w:hAnsi="Gentium" w:cs="Gentium"/>
-          <w:noProof/>
-          <w:color w:val="auto"/>
-          <w:lang w:val="en-029"/>
-        </w:rPr>
-        <w:t xml:space="preserve"> ~ </w:t>
-      </w:r>
-      <w:r>
-        <w:rPr>
-          <w:rFonts w:ascii="Gentium" w:hAnsi="Gentium" w:cs="Gentium"/>
-          <w:noProof/>
-          <w:color w:val="auto"/>
-          <w:lang w:val="en-029"/>
-        </w:rPr>
-        <w:t xml:space="preserve">an mek it not seem fe thee ina thy reasonin dullness that thou will remain ina grave. </w:t>
-      </w:r>
-      <w:r>
-        <w:rPr>
-          <w:rFonts w:ascii="Gentium" w:hAnsi="Gentium" w:cs="Gentium"/>
-          <w:noProof/>
-          <w:color w:val="0070C0"/>
-          <w:vertAlign w:val="superscript"/>
-          <w:lang w:val="en-029"/>
-        </w:rPr>
-        <w:t>10 </w:t>
-      </w:r>
-      <w:r>
-        <w:rPr>
-          <w:rFonts w:ascii="Gentium" w:hAnsi="Gentium" w:cs="Gentium"/>
-          <w:noProof/>
-          <w:color w:val="auto"/>
-          <w:lang w:val="en-029"/>
-        </w:rPr>
-        <w:t>It aren</w:t>
-      </w:r>
-      <w:r>
-        <w:rPr>
-          <w:rFonts w:ascii="Gentium" w:hAnsi="Gentium" w:cs="Gentium"/>
-          <w:noProof/>
-          <w:color w:val="auto"/>
-          <w:lang w:val="en-029"/>
-        </w:rPr>
-        <w:t>’</w:t>
-      </w:r>
-      <w:r>
-        <w:rPr>
-          <w:rFonts w:ascii="Gentium" w:hAnsi="Gentium" w:cs="Gentium"/>
-          <w:noProof/>
-          <w:color w:val="auto"/>
-          <w:lang w:val="en-029"/>
-        </w:rPr>
-        <w:t>t thus ~ thou will arise an raceive thy hardship like unto the Work measure that thou worked</w:t>
-      </w:r>
-      <w:r>
-        <w:rPr>
-          <w:rFonts w:ascii="Gentium" w:hAnsi="Gentium" w:cs="Gentium"/>
-          <w:noProof/>
-          <w:color w:val="auto"/>
-          <w:lang w:val="en-029"/>
-        </w:rPr>
-        <w:t xml:space="preserve"> ~ </w:t>
-      </w:r>
-      <w:r>
-        <w:rPr>
-          <w:rFonts w:ascii="Gentium" w:hAnsi="Gentium" w:cs="Gentium"/>
-          <w:noProof/>
-          <w:color w:val="auto"/>
-          <w:lang w:val="en-029"/>
-        </w:rPr>
-        <w:t>whether it be goodly or evil</w:t>
-      </w:r>
-      <w:r>
-        <w:rPr>
-          <w:rFonts w:ascii="Gentium" w:hAnsi="Gentium" w:cs="Gentium"/>
-          <w:noProof/>
-          <w:color w:val="auto"/>
-          <w:lang w:val="en-029"/>
-        </w:rPr>
-        <w:t xml:space="preserve"> ~ </w:t>
-      </w:r>
-      <w:r>
-        <w:rPr>
-          <w:rFonts w:ascii="Gentium" w:hAnsi="Gentium" w:cs="Gentium"/>
-          <w:noProof/>
-          <w:color w:val="auto"/>
-          <w:lang w:val="en-029"/>
-        </w:rPr>
-        <w:t>yet mek it not seem fe thee that thou will remain</w:t>
-      </w:r>
-      <w:r>
-        <w:rPr>
-          <w:rFonts w:ascii="Gentium" w:hAnsi="Gentium" w:cs="Gentium"/>
-          <w:noProof/>
-          <w:color w:val="auto"/>
-          <w:lang w:val="en-029"/>
-        </w:rPr>
-        <w:t xml:space="preserve"> ~ </w:t>
-      </w:r>
-      <w:r>
-        <w:rPr>
-          <w:rFonts w:ascii="Gentium" w:hAnsi="Gentium" w:cs="Gentium"/>
-          <w:noProof/>
-          <w:color w:val="auto"/>
-          <w:lang w:val="en-029"/>
-        </w:rPr>
-        <w:t>fe this Day are the day when them will raceive hardship.</w:t>
+        <w:t>14 </w:t>
+      </w:r>
+      <w:r>
+        <w:rPr>
+          <w:rFonts w:ascii="Gentium" w:hAnsi="Gentium" w:cs="Gentium"/>
+          <w:noProof/>
+          <w:color w:val="auto"/>
+          <w:lang w:val="en-029"/>
+        </w:rPr>
+        <w:t>Thou will shame there becau thy sin that thou worked ~ it are that thou might be thanked with persons who are thanke pon them beautiful Work</w:t>
+      </w:r>
+      <w:r>
+        <w:rPr>
+          <w:rFonts w:ascii="Gentium" w:hAnsi="Gentium" w:cs="Gentium"/>
+          <w:noProof/>
+          <w:color w:val="auto"/>
+          <w:lang w:val="en-029"/>
+        </w:rPr>
+        <w:t xml:space="preserve"> ~ </w:t>
+      </w:r>
+      <w:r>
+        <w:rPr>
+          <w:rFonts w:ascii="Gentium" w:hAnsi="Gentium" w:cs="Gentium"/>
+          <w:noProof/>
+          <w:color w:val="auto"/>
+          <w:lang w:val="en-029"/>
+        </w:rPr>
+        <w:t>yet lest thou shame before man an Angels pon the day when Judgemant are judged</w:t>
+      </w:r>
+      <w:r>
+        <w:rPr>
+          <w:rFonts w:ascii="Gentium" w:hAnsi="Gentium" w:cs="Gentium"/>
+          <w:noProof/>
+          <w:color w:val="auto"/>
+          <w:lang w:val="en-029"/>
+        </w:rPr>
+        <w:t xml:space="preserve"> ~ </w:t>
+      </w:r>
+      <w:r>
+        <w:rPr>
+          <w:rFonts w:ascii="Gentium" w:hAnsi="Gentium" w:cs="Gentium"/>
+          <w:noProof/>
+          <w:color w:val="auto"/>
+          <w:lang w:val="en-029"/>
+        </w:rPr>
+        <w:t>quickly enter repentance ina this world before thou arrive toward there.</w:t>
+      </w:r>
+      <w:r>
+        <w:rPr>
+          <w:rFonts w:ascii="Gentium" w:hAnsi="Gentium" w:cs="Gentium"/>
+          <w:noProof/>
+          <w:color w:val="auto"/>
+          <w:lang w:val="en-029"/>
+        </w:rPr>
+        <w:t xml:space="preserve"> </w:t>
+      </w:r>
+      <w:r>
+        <w:rPr>
+          <w:rFonts w:ascii="Gentium" w:hAnsi="Gentium" w:cs="Gentium"/>
+          <w:noProof/>
+          <w:color w:val="0070C0"/>
+          <w:vertAlign w:val="superscript"/>
+          <w:lang w:val="en-029"/>
+        </w:rPr>
+        <w:t>15 </w:t>
+      </w:r>
+      <w:r>
+        <w:rPr>
+          <w:rFonts w:ascii="Gentium" w:hAnsi="Gentium" w:cs="Gentium"/>
+          <w:noProof/>
+          <w:color w:val="auto"/>
+          <w:lang w:val="en-029"/>
+        </w:rPr>
+        <w:t>Persons who praise JAH with Angels shall raceive them reward from them Irator without shamin</w:t>
+      </w:r>
+      <w:r>
+        <w:rPr>
+          <w:rFonts w:ascii="Gentium" w:hAnsi="Gentium" w:cs="Gentium"/>
+          <w:noProof/>
+          <w:color w:val="auto"/>
+          <w:lang w:val="en-029"/>
+        </w:rPr>
+        <w:t xml:space="preserve"> ~ </w:t>
+      </w:r>
+      <w:r>
+        <w:rPr>
+          <w:rFonts w:ascii="Gentium" w:hAnsi="Gentium" w:cs="Gentium"/>
+          <w:noProof/>
+          <w:color w:val="auto"/>
+          <w:lang w:val="en-029"/>
+        </w:rPr>
+        <w:t>an them shall be Irie ina the Kingdom of Heaven</w:t>
+      </w:r>
+      <w:r>
+        <w:rPr>
+          <w:rFonts w:ascii="Gentium" w:hAnsi="Gentium" w:cs="Gentium"/>
+          <w:noProof/>
+          <w:color w:val="auto"/>
+          <w:lang w:val="en-029"/>
+        </w:rPr>
+        <w:t xml:space="preserve"> ~ </w:t>
+      </w:r>
+      <w:r>
+        <w:rPr>
+          <w:rFonts w:ascii="Gentium" w:hAnsi="Gentium" w:cs="Gentium"/>
+          <w:noProof/>
+          <w:color w:val="auto"/>
+          <w:lang w:val="en-029"/>
+        </w:rPr>
+        <w:t>however unless thou worked goodly Work when thou are ina thy flesh ina Life</w:t>
+      </w:r>
+      <w:r>
+        <w:rPr>
+          <w:rFonts w:ascii="Gentium" w:hAnsi="Gentium" w:cs="Gentium"/>
+          <w:noProof/>
+          <w:color w:val="auto"/>
+          <w:lang w:val="en-029"/>
+        </w:rPr>
+        <w:t xml:space="preserve"> ~ </w:t>
+      </w:r>
+      <w:r>
+        <w:rPr>
+          <w:rFonts w:ascii="Gentium" w:hAnsi="Gentium" w:cs="Gentium"/>
+          <w:noProof/>
+          <w:color w:val="auto"/>
+          <w:lang w:val="en-029"/>
+        </w:rPr>
+        <w:t>thou have no fortune with righteous ones.</w:t>
       </w:r>
     </w:p>
     <w:p>
@@ -16328,34 +16632,280 @@
           <w:vertAlign w:val="superscript"/>
           <w:lang w:val="en-029"/>
         </w:rPr>
-        <w:t>11 </w:t>
-      </w:r>
-      <w:r>
-        <w:rPr>
-          <w:rFonts w:ascii="Gentium" w:hAnsi="Gentium" w:cs="Gentium"/>
-          <w:noProof/>
-          <w:color w:val="auto"/>
-          <w:lang w:val="en-029"/>
-        </w:rPr>
-        <w:t>An ina Resurrection time thou will raceive thy hardship by all thy sin that thou worked ~ thou will finish thy sin hardship that were written Iginnin from thy infancy up til that time</w:t>
-      </w:r>
-      <w:r>
-        <w:rPr>
-          <w:rFonts w:ascii="Gentium" w:hAnsi="Gentium" w:cs="Gentium"/>
-          <w:noProof/>
-          <w:color w:val="auto"/>
-          <w:lang w:val="en-029"/>
-        </w:rPr>
-        <w:t xml:space="preserve"> ~ </w:t>
-      </w:r>
-      <w:r>
-        <w:rPr>
-          <w:rFonts w:ascii="Gentium" w:hAnsi="Gentium" w:cs="Gentium"/>
-          <w:noProof/>
-          <w:color w:val="auto"/>
-          <w:lang w:val="en-029"/>
-        </w:rPr>
-        <w:t>an thou have no reason that thou will pretext pon thy sin like unto this world Work that thou might deny thy sin.</w:t>
+        <w:t>16 </w:t>
+      </w:r>
+      <w:r>
+        <w:rPr>
+          <w:rFonts w:ascii="Gentium" w:hAnsi="Gentium" w:cs="Gentium"/>
+          <w:noProof/>
+          <w:color w:val="auto"/>
+          <w:lang w:val="en-029"/>
+        </w:rPr>
+        <w:t>As thou weren</w:t>
+      </w:r>
+      <w:r>
+        <w:rPr>
+          <w:rFonts w:ascii="Gentium" w:hAnsi="Gentium" w:cs="Gentium"/>
+          <w:noProof/>
+          <w:color w:val="auto"/>
+          <w:lang w:val="en-029"/>
+        </w:rPr>
+        <w:t>’</w:t>
+      </w:r>
+      <w:r>
+        <w:rPr>
+          <w:rFonts w:ascii="Gentium" w:hAnsi="Gentium" w:cs="Gentium"/>
+          <w:noProof/>
+          <w:color w:val="auto"/>
+          <w:lang w:val="en-029"/>
+        </w:rPr>
+        <w:t>t prepared when thou have knowledge an when thou have this world where thou enter repentance</w:t>
+      </w:r>
+      <w:r>
+        <w:rPr>
+          <w:rFonts w:ascii="Gentium" w:hAnsi="Gentium" w:cs="Gentium"/>
+          <w:noProof/>
+          <w:color w:val="auto"/>
+          <w:lang w:val="en-029"/>
+        </w:rPr>
+        <w:t xml:space="preserve"> ~ </w:t>
+      </w:r>
+      <w:r>
+        <w:rPr>
+          <w:rFonts w:ascii="Gentium" w:hAnsi="Gentium" w:cs="Gentium"/>
+          <w:noProof/>
+          <w:color w:val="auto"/>
+          <w:lang w:val="en-029"/>
+        </w:rPr>
+        <w:t>there shall be a useless regret pon thee</w:t>
+      </w:r>
+      <w:r>
+        <w:rPr>
+          <w:rFonts w:ascii="Gentium" w:hAnsi="Gentium" w:cs="Gentium"/>
+          <w:noProof/>
+          <w:color w:val="auto"/>
+          <w:lang w:val="en-029"/>
+        </w:rPr>
+        <w:t xml:space="preserve"> ~ </w:t>
+      </w:r>
+      <w:r>
+        <w:rPr>
+          <w:rFonts w:ascii="Gentium" w:hAnsi="Gentium" w:cs="Gentium"/>
+          <w:noProof/>
+          <w:color w:val="auto"/>
+          <w:lang w:val="en-029"/>
+        </w:rPr>
+        <w:t>an fe thou didn</w:t>
+      </w:r>
+      <w:r>
+        <w:rPr>
+          <w:rFonts w:ascii="Gentium" w:hAnsi="Gentium" w:cs="Gentium"/>
+          <w:noProof/>
+          <w:color w:val="auto"/>
+          <w:lang w:val="en-029"/>
+        </w:rPr>
+        <w:t>’</w:t>
+      </w:r>
+      <w:r>
+        <w:rPr>
+          <w:rFonts w:ascii="Gentium" w:hAnsi="Gentium" w:cs="Gentium"/>
+          <w:noProof/>
+          <w:color w:val="auto"/>
+          <w:lang w:val="en-029"/>
+        </w:rPr>
+        <w:t xml:space="preserve">t give a morsel fe the hungry when thou have money. </w:t>
+      </w:r>
+      <w:r>
+        <w:rPr>
+          <w:rFonts w:ascii="Gentium" w:hAnsi="Gentium" w:cs="Gentium"/>
+          <w:noProof/>
+          <w:color w:val="0070C0"/>
+          <w:vertAlign w:val="superscript"/>
+          <w:lang w:val="en-029"/>
+        </w:rPr>
+        <w:t>17 </w:t>
+      </w:r>
+      <w:r>
+        <w:rPr>
+          <w:rFonts w:ascii="Gentium" w:hAnsi="Gentium" w:cs="Gentium"/>
+          <w:noProof/>
+          <w:color w:val="auto"/>
+          <w:lang w:val="en-029"/>
+        </w:rPr>
+        <w:t>An fe thou didn</w:t>
+      </w:r>
+      <w:r>
+        <w:rPr>
+          <w:rFonts w:ascii="Gentium" w:hAnsi="Gentium" w:cs="Gentium"/>
+          <w:noProof/>
+          <w:color w:val="auto"/>
+          <w:lang w:val="en-029"/>
+        </w:rPr>
+        <w:t>’</w:t>
+      </w:r>
+      <w:r>
+        <w:rPr>
+          <w:rFonts w:ascii="Gentium" w:hAnsi="Gentium" w:cs="Gentium"/>
+          <w:noProof/>
+          <w:color w:val="auto"/>
+          <w:lang w:val="en-029"/>
+        </w:rPr>
+        <w:t>t clothe the naked when thou have clothes</w:t>
+      </w:r>
+      <w:r>
+        <w:rPr>
+          <w:rFonts w:ascii="Gentium" w:hAnsi="Gentium" w:cs="Gentium"/>
+          <w:noProof/>
+          <w:color w:val="auto"/>
+          <w:lang w:val="en-029"/>
+        </w:rPr>
+        <w:t xml:space="preserve"> ~ </w:t>
+      </w:r>
+      <w:r>
+        <w:rPr>
+          <w:rFonts w:ascii="Gentium" w:hAnsi="Gentium" w:cs="Gentium"/>
+          <w:noProof/>
+          <w:color w:val="auto"/>
+          <w:lang w:val="en-029"/>
+        </w:rPr>
+        <w:t>an fe thou didn</w:t>
+      </w:r>
+      <w:r>
+        <w:rPr>
+          <w:rFonts w:ascii="Gentium" w:hAnsi="Gentium" w:cs="Gentium"/>
+          <w:noProof/>
+          <w:color w:val="auto"/>
+          <w:lang w:val="en-029"/>
+        </w:rPr>
+        <w:t>’</w:t>
+      </w:r>
+      <w:r>
+        <w:rPr>
+          <w:rFonts w:ascii="Gentium" w:hAnsi="Gentium" w:cs="Gentium"/>
+          <w:noProof/>
+          <w:color w:val="auto"/>
+          <w:lang w:val="en-029"/>
+        </w:rPr>
+        <w:t xml:space="preserve">t save the wronged when thou have Itority. </w:t>
+      </w:r>
+      <w:r>
+        <w:rPr>
+          <w:rFonts w:ascii="Gentium" w:hAnsi="Gentium" w:cs="Gentium"/>
+          <w:noProof/>
+          <w:color w:val="0070C0"/>
+          <w:vertAlign w:val="superscript"/>
+          <w:lang w:val="en-029"/>
+        </w:rPr>
+        <w:t>18 </w:t>
+      </w:r>
+      <w:r>
+        <w:rPr>
+          <w:rFonts w:ascii="Gentium" w:hAnsi="Gentium" w:cs="Gentium"/>
+          <w:noProof/>
+          <w:color w:val="auto"/>
+          <w:lang w:val="en-029"/>
+        </w:rPr>
+        <w:t>Fe thou didn</w:t>
+      </w:r>
+      <w:r>
+        <w:rPr>
+          <w:rFonts w:ascii="Gentium" w:hAnsi="Gentium" w:cs="Gentium"/>
+          <w:noProof/>
+          <w:color w:val="auto"/>
+          <w:lang w:val="en-029"/>
+        </w:rPr>
+        <w:t>’</w:t>
+      </w:r>
+      <w:r>
+        <w:rPr>
+          <w:rFonts w:ascii="Gentium" w:hAnsi="Gentium" w:cs="Gentium"/>
+          <w:noProof/>
+          <w:color w:val="auto"/>
+          <w:lang w:val="en-029"/>
+        </w:rPr>
+        <w:t xml:space="preserve">t teach the sinner person when </w:t>
+      </w:r>
+      <w:r>
+        <w:rPr>
+          <w:rFonts w:ascii="Gentium" w:hAnsi="Gentium" w:cs="Gentium"/>
+          <w:noProof/>
+          <w:color w:val="auto"/>
+          <w:lang w:val="en-029"/>
+        </w:rPr>
+        <w:lastRenderedPageBreak/>
+        <w:t>thou have knowledge</w:t>
+      </w:r>
+      <w:r>
+        <w:rPr>
+          <w:rFonts w:ascii="Gentium" w:hAnsi="Gentium" w:cs="Gentium"/>
+          <w:noProof/>
+          <w:color w:val="auto"/>
+          <w:lang w:val="en-029"/>
+        </w:rPr>
+        <w:t xml:space="preserve"> ~ </w:t>
+      </w:r>
+      <w:r>
+        <w:rPr>
+          <w:rFonts w:ascii="Gentium" w:hAnsi="Gentium" w:cs="Gentium"/>
+          <w:noProof/>
+          <w:color w:val="auto"/>
+          <w:lang w:val="en-029"/>
+        </w:rPr>
+        <w:t>that him might return an enter repentance</w:t>
+      </w:r>
+      <w:r>
+        <w:rPr>
+          <w:rFonts w:ascii="Gentium" w:hAnsi="Gentium" w:cs="Gentium"/>
+          <w:noProof/>
+          <w:color w:val="auto"/>
+          <w:lang w:val="en-029"/>
+        </w:rPr>
+        <w:t xml:space="preserve"> ~ </w:t>
+      </w:r>
+      <w:r>
+        <w:rPr>
+          <w:rFonts w:ascii="Gentium" w:hAnsi="Gentium" w:cs="Gentium"/>
+          <w:noProof/>
+          <w:color w:val="auto"/>
+          <w:lang w:val="en-029"/>
+        </w:rPr>
+        <w:t>an that JAH might forgive him him sin that him formerly worked ina ignorance</w:t>
+      </w:r>
+      <w:r>
+        <w:rPr>
+          <w:rFonts w:ascii="Gentium" w:hAnsi="Gentium" w:cs="Gentium"/>
+          <w:noProof/>
+          <w:color w:val="auto"/>
+          <w:lang w:val="en-029"/>
+        </w:rPr>
+        <w:t xml:space="preserve"> ~ </w:t>
+      </w:r>
+      <w:r>
+        <w:rPr>
+          <w:rFonts w:ascii="Gentium" w:hAnsi="Gentium" w:cs="Gentium"/>
+          <w:noProof/>
+          <w:color w:val="auto"/>
+          <w:lang w:val="en-029"/>
+        </w:rPr>
+        <w:t>an fe thou didn</w:t>
+      </w:r>
+      <w:r>
+        <w:rPr>
+          <w:rFonts w:ascii="Gentium" w:hAnsi="Gentium" w:cs="Gentium"/>
+          <w:noProof/>
+          <w:color w:val="auto"/>
+          <w:lang w:val="en-029"/>
+        </w:rPr>
+        <w:t>’</w:t>
+      </w:r>
+      <w:r>
+        <w:rPr>
+          <w:rFonts w:ascii="Gentium" w:hAnsi="Gentium" w:cs="Gentium"/>
+          <w:noProof/>
+          <w:color w:val="auto"/>
+          <w:lang w:val="en-029"/>
+        </w:rPr>
+        <w:t>t fight with demons who quarrel with thee when thou have Power that thou able fe prevail.</w:t>
       </w:r>
     </w:p>
     <w:p>
@@ -16379,125 +16929,254 @@
           <w:vertAlign w:val="superscript"/>
           <w:lang w:val="en-029"/>
         </w:rPr>
-        <w:t>12 </w:t>
-      </w:r>
-      <w:r>
-        <w:rPr>
-          <w:rFonts w:ascii="Gentium" w:hAnsi="Gentium" w:cs="Gentium"/>
-          <w:noProof/>
-          <w:color w:val="auto"/>
-          <w:lang w:val="en-029"/>
-        </w:rPr>
-        <w:t>Like unto thou mek thy false word truth before thee</w:t>
-      </w:r>
-      <w:r>
-        <w:rPr>
-          <w:rFonts w:ascii="Gentium" w:hAnsi="Gentium" w:cs="Gentium"/>
-          <w:noProof/>
-          <w:color w:val="auto"/>
-          <w:lang w:val="en-029"/>
-        </w:rPr>
-        <w:t xml:space="preserve"> ~ </w:t>
-      </w:r>
-      <w:r>
-        <w:rPr>
-          <w:rFonts w:ascii="Gentium" w:hAnsi="Gentium" w:cs="Gentium"/>
-          <w:noProof/>
-          <w:color w:val="auto"/>
-          <w:lang w:val="en-029"/>
-        </w:rPr>
-        <w:t>an like unto thou mek the lie thing that thou spoke truth</w:t>
-      </w:r>
-      <w:r>
-        <w:rPr>
-          <w:rFonts w:ascii="Gentium" w:hAnsi="Gentium" w:cs="Gentium"/>
-          <w:noProof/>
-          <w:color w:val="auto"/>
-          <w:lang w:val="en-029"/>
-        </w:rPr>
-        <w:t xml:space="preserve"> ~ </w:t>
-      </w:r>
-      <w:r>
-        <w:rPr>
-          <w:rFonts w:ascii="Gentium" w:hAnsi="Gentium" w:cs="Gentium"/>
-          <w:noProof/>
-          <w:color w:val="auto"/>
-          <w:lang w:val="en-029"/>
-        </w:rPr>
-        <w:t xml:space="preserve">thou have no reason that thou will pretext like unto this world Work. </w:t>
-      </w:r>
-      <w:r>
-        <w:rPr>
-          <w:rFonts w:ascii="Gentium" w:hAnsi="Gentium" w:cs="Gentium"/>
-          <w:noProof/>
-          <w:color w:val="0070C0"/>
-          <w:vertAlign w:val="superscript"/>
-          <w:lang w:val="en-029"/>
-        </w:rPr>
-        <w:t>13 </w:t>
-      </w:r>
-      <w:r>
-        <w:rPr>
-          <w:rFonts w:ascii="Gentium" w:hAnsi="Gentium" w:cs="Gentium"/>
-          <w:noProof/>
-          <w:color w:val="auto"/>
-          <w:lang w:val="en-029"/>
-        </w:rPr>
-        <w:t>Becau it were that she know pon thee all thy evil Work thou worked</w:t>
-      </w:r>
-      <w:r>
-        <w:rPr>
-          <w:rFonts w:ascii="Gentium" w:hAnsi="Gentium" w:cs="Gentium"/>
-          <w:noProof/>
-          <w:color w:val="auto"/>
-          <w:lang w:val="en-029"/>
-        </w:rPr>
-        <w:t xml:space="preserve"> ~ </w:t>
-      </w:r>
-      <w:r>
-        <w:rPr>
-          <w:rFonts w:ascii="Gentium" w:hAnsi="Gentium" w:cs="Gentium"/>
-          <w:noProof/>
-          <w:color w:val="auto"/>
-          <w:lang w:val="en-029"/>
-        </w:rPr>
-        <w:t>an becau it were that she will reveal pon thee before she Irator JAH</w:t>
-      </w:r>
-      <w:r>
-        <w:rPr>
-          <w:rFonts w:ascii="Gentium" w:hAnsi="Gentium" w:cs="Gentium"/>
-          <w:noProof/>
-          <w:color w:val="auto"/>
-          <w:lang w:val="en-029"/>
-        </w:rPr>
-        <w:t xml:space="preserve"> ~ </w:t>
-      </w:r>
-      <w:r>
-        <w:rPr>
-          <w:rFonts w:ascii="Gentium" w:hAnsi="Gentium" w:cs="Gentium"/>
-          <w:noProof/>
-          <w:color w:val="auto"/>
-          <w:lang w:val="en-029"/>
-        </w:rPr>
-        <w:t>as JAH Word shall lodge pon thee an speak pon thee</w:t>
-      </w:r>
-      <w:r>
-        <w:rPr>
-          <w:rFonts w:ascii="Gentium" w:hAnsi="Gentium" w:cs="Gentium"/>
-          <w:noProof/>
-          <w:color w:val="auto"/>
-          <w:lang w:val="en-029"/>
-        </w:rPr>
-        <w:t xml:space="preserve"> ~ </w:t>
-      </w:r>
-      <w:r>
-        <w:rPr>
-          <w:rFonts w:ascii="Gentium" w:hAnsi="Gentium" w:cs="Gentium"/>
-          <w:noProof/>
-          <w:color w:val="auto"/>
-          <w:lang w:val="en-029"/>
-        </w:rPr>
-        <w:t>thou have no reason pon what thou pretext.</w:t>
+        <w:t>19 </w:t>
+      </w:r>
+      <w:r>
+        <w:rPr>
+          <w:rFonts w:ascii="Gentium" w:hAnsi="Gentium" w:cs="Gentium"/>
+          <w:noProof/>
+          <w:color w:val="auto"/>
+          <w:lang w:val="en-029"/>
+        </w:rPr>
+        <w:t>An fe thou didn</w:t>
+      </w:r>
+      <w:r>
+        <w:rPr>
+          <w:rFonts w:ascii="Gentium" w:hAnsi="Gentium" w:cs="Gentium"/>
+          <w:noProof/>
+          <w:color w:val="auto"/>
+          <w:lang w:val="en-029"/>
+        </w:rPr>
+        <w:t>’</w:t>
+      </w:r>
+      <w:r>
+        <w:rPr>
+          <w:rFonts w:ascii="Gentium" w:hAnsi="Gentium" w:cs="Gentium"/>
+          <w:noProof/>
+          <w:color w:val="auto"/>
+          <w:lang w:val="en-029"/>
+        </w:rPr>
+        <w:t>t fast nor pray when thou have firmness that thou might weaken thy infancy Power that are pon flesh</w:t>
+      </w:r>
+      <w:r>
+        <w:rPr>
+          <w:rFonts w:ascii="Gentium" w:hAnsi="Gentium" w:cs="Gentium"/>
+          <w:noProof/>
+          <w:color w:val="auto"/>
+          <w:lang w:val="en-029"/>
+        </w:rPr>
+        <w:t xml:space="preserve"> ~ </w:t>
+      </w:r>
+      <w:r>
+        <w:rPr>
+          <w:rFonts w:ascii="Gentium" w:hAnsi="Gentium" w:cs="Gentium"/>
+          <w:noProof/>
+          <w:color w:val="auto"/>
+          <w:lang w:val="en-029"/>
+        </w:rPr>
+        <w:t>an that thou might subject thy ras self fe Rightness that aren</w:t>
+      </w:r>
+      <w:r>
+        <w:rPr>
+          <w:rFonts w:ascii="Gentium" w:hAnsi="Gentium" w:cs="Gentium"/>
+          <w:noProof/>
+          <w:color w:val="auto"/>
+          <w:lang w:val="en-029"/>
+        </w:rPr>
+        <w:t>’</w:t>
+      </w:r>
+      <w:r>
+        <w:rPr>
+          <w:rFonts w:ascii="Gentium" w:hAnsi="Gentium" w:cs="Gentium"/>
+          <w:noProof/>
+          <w:color w:val="auto"/>
+          <w:lang w:val="en-029"/>
+        </w:rPr>
+        <w:t xml:space="preserve">t favorin pon flesh </w:t>
+      </w:r>
+      <w:r>
+        <w:rPr>
+          <w:rFonts w:ascii="Gentium" w:hAnsi="Gentium" w:cs="Gentium"/>
+          <w:noProof/>
+          <w:color w:val="0070C0"/>
+          <w:vertAlign w:val="superscript"/>
+          <w:lang w:val="en-029"/>
+        </w:rPr>
+        <w:t>20 </w:t>
+      </w:r>
+      <w:r>
+        <w:rPr>
+          <w:rFonts w:ascii="Gentium" w:hAnsi="Gentium" w:cs="Gentium"/>
+          <w:noProof/>
+          <w:color w:val="auto"/>
+          <w:lang w:val="en-029"/>
+        </w:rPr>
+        <w:t>that aren</w:t>
+      </w:r>
+      <w:r>
+        <w:rPr>
+          <w:rFonts w:ascii="Gentium" w:hAnsi="Gentium" w:cs="Gentium"/>
+          <w:noProof/>
+          <w:color w:val="auto"/>
+          <w:lang w:val="en-029"/>
+        </w:rPr>
+        <w:t>’</w:t>
+      </w:r>
+      <w:r>
+        <w:rPr>
+          <w:rFonts w:ascii="Gentium" w:hAnsi="Gentium" w:cs="Gentium"/>
+          <w:noProof/>
+          <w:color w:val="auto"/>
+          <w:lang w:val="en-029"/>
+        </w:rPr>
+        <w:t>t favorin Irie Ites when it are ina this world ina beautiful drink an sweet food</w:t>
+      </w:r>
+      <w:r>
+        <w:rPr>
+          <w:rFonts w:ascii="Gentium" w:hAnsi="Gentium" w:cs="Gentium"/>
+          <w:noProof/>
+          <w:color w:val="auto"/>
+          <w:lang w:val="en-029"/>
+        </w:rPr>
+        <w:t xml:space="preserve"> ~ </w:t>
+      </w:r>
+      <w:r>
+        <w:rPr>
+          <w:rFonts w:ascii="Gentium" w:hAnsi="Gentium" w:cs="Gentium"/>
+          <w:noProof/>
+          <w:color w:val="auto"/>
+          <w:lang w:val="en-029"/>
+        </w:rPr>
+        <w:t>an that aren</w:t>
+      </w:r>
+      <w:r>
+        <w:rPr>
+          <w:rFonts w:ascii="Gentium" w:hAnsi="Gentium" w:cs="Gentium"/>
+          <w:noProof/>
+          <w:color w:val="auto"/>
+          <w:lang w:val="en-029"/>
+        </w:rPr>
+        <w:t>’</w:t>
+      </w:r>
+      <w:r>
+        <w:rPr>
+          <w:rFonts w:ascii="Gentium" w:hAnsi="Gentium" w:cs="Gentium"/>
+          <w:noProof/>
+          <w:color w:val="auto"/>
+          <w:lang w:val="en-029"/>
+        </w:rPr>
+        <w:t xml:space="preserve">t adornin ina thin clothes an silver an gold </w:t>
+      </w:r>
+      <w:r>
+        <w:rPr>
+          <w:rFonts w:ascii="Gentium" w:hAnsi="Gentium" w:cs="Gentium"/>
+          <w:noProof/>
+          <w:color w:val="0070C0"/>
+          <w:vertAlign w:val="superscript"/>
+          <w:lang w:val="en-029"/>
+        </w:rPr>
+        <w:t>21 </w:t>
+      </w:r>
+      <w:r>
+        <w:rPr>
+          <w:rFonts w:ascii="Gentium" w:hAnsi="Gentium" w:cs="Gentium"/>
+          <w:noProof/>
+          <w:color w:val="auto"/>
+          <w:lang w:val="en-029"/>
+        </w:rPr>
+        <w:t>an as thou didn</w:t>
+      </w:r>
+      <w:r>
+        <w:rPr>
+          <w:rFonts w:ascii="Gentium" w:hAnsi="Gentium" w:cs="Gentium"/>
+          <w:noProof/>
+          <w:color w:val="auto"/>
+          <w:lang w:val="en-029"/>
+        </w:rPr>
+        <w:t>’</w:t>
+      </w:r>
+      <w:r>
+        <w:rPr>
+          <w:rFonts w:ascii="Gentium" w:hAnsi="Gentium" w:cs="Gentium"/>
+          <w:noProof/>
+          <w:color w:val="auto"/>
+          <w:lang w:val="en-029"/>
+        </w:rPr>
+        <w:t>t fast nor pray when thou have firmness that thou might subject thy ras self fe Rightness that aren</w:t>
+      </w:r>
+      <w:r>
+        <w:rPr>
+          <w:rFonts w:ascii="Gentium" w:hAnsi="Gentium" w:cs="Gentium"/>
+          <w:noProof/>
+          <w:color w:val="auto"/>
+          <w:lang w:val="en-029"/>
+        </w:rPr>
+        <w:t>’</w:t>
+      </w:r>
+      <w:r>
+        <w:rPr>
+          <w:rFonts w:ascii="Gentium" w:hAnsi="Gentium" w:cs="Gentium"/>
+          <w:noProof/>
+          <w:color w:val="auto"/>
+          <w:lang w:val="en-029"/>
+        </w:rPr>
+        <w:t xml:space="preserve">t adornin ina honoured </w:t>
+      </w:r>
+      <w:bookmarkStart w:id="1" w:name="_Hlk214017410"/>
+      <w:r>
+        <w:rPr>
+          <w:rFonts w:ascii="Gentium" w:hAnsi="Gentium" w:cs="Gentium"/>
+          <w:noProof/>
+          <w:color w:val="auto"/>
+          <w:lang w:val="en-029"/>
+        </w:rPr>
+        <w:t>Hindekie</w:t>
+      </w:r>
+      <w:bookmarkEnd w:id="1"/>
+      <w:r>
+        <w:rPr>
+          <w:rFonts w:ascii="Gentium" w:hAnsi="Gentium" w:cs="Gentium"/>
+          <w:noProof/>
+          <w:color w:val="auto"/>
+          <w:lang w:val="en-029"/>
+        </w:rPr>
+        <w:t xml:space="preserve"> jewels called emerald an phazyon</w:t>
+      </w:r>
+      <w:r>
+        <w:rPr>
+          <w:rFonts w:ascii="Gentium" w:hAnsi="Gentium" w:cs="Gentium"/>
+          <w:noProof/>
+          <w:color w:val="auto"/>
+          <w:lang w:val="en-029"/>
+        </w:rPr>
+        <w:t xml:space="preserve"> ~ </w:t>
+      </w:r>
+      <w:r>
+        <w:rPr>
+          <w:rFonts w:ascii="Gentium" w:hAnsi="Gentium" w:cs="Gentium"/>
+          <w:noProof/>
+          <w:color w:val="auto"/>
+          <w:lang w:val="en-029"/>
+        </w:rPr>
+        <w:t>there shall be a useless regret pon thee ~ this aren</w:t>
+      </w:r>
+      <w:r>
+        <w:rPr>
+          <w:rFonts w:ascii="Gentium" w:hAnsi="Gentium" w:cs="Gentium"/>
+          <w:noProof/>
+          <w:color w:val="auto"/>
+          <w:lang w:val="en-029"/>
+        </w:rPr>
+        <w:t>’</w:t>
+      </w:r>
+      <w:r>
+        <w:rPr>
+          <w:rFonts w:ascii="Gentium" w:hAnsi="Gentium" w:cs="Gentium"/>
+          <w:noProof/>
+          <w:color w:val="auto"/>
+          <w:lang w:val="en-029"/>
+        </w:rPr>
+        <w:t>t a person ornamant that are due.</w:t>
       </w:r>
     </w:p>
     <w:p>
@@ -16521,135 +17200,161 @@
           <w:vertAlign w:val="superscript"/>
           <w:lang w:val="en-029"/>
         </w:rPr>
-        <w:lastRenderedPageBreak/>
-        <w:t>14 </w:t>
-      </w:r>
-      <w:r>
-        <w:rPr>
-          <w:rFonts w:ascii="Gentium" w:hAnsi="Gentium" w:cs="Gentium"/>
-          <w:noProof/>
-          <w:color w:val="auto"/>
-          <w:lang w:val="en-029"/>
-        </w:rPr>
-        <w:t>Thou will shame there becau thy sin that thou worked ~ it are that thou might be thanked with persons who are thanke pon them beautiful Work</w:t>
-      </w:r>
-      <w:r>
-        <w:rPr>
-          <w:rFonts w:ascii="Gentium" w:hAnsi="Gentium" w:cs="Gentium"/>
-          <w:noProof/>
-          <w:color w:val="auto"/>
-          <w:lang w:val="en-029"/>
-        </w:rPr>
-        <w:t xml:space="preserve"> ~ </w:t>
-      </w:r>
-      <w:r>
-        <w:rPr>
-          <w:rFonts w:ascii="Gentium" w:hAnsi="Gentium" w:cs="Gentium"/>
-          <w:noProof/>
-          <w:color w:val="auto"/>
-          <w:lang w:val="en-029"/>
-        </w:rPr>
-        <w:t>yet lest thou shame before man an Angels pon the day when Judgemant are judged</w:t>
-      </w:r>
-      <w:r>
-        <w:rPr>
-          <w:rFonts w:ascii="Gentium" w:hAnsi="Gentium" w:cs="Gentium"/>
-          <w:noProof/>
-          <w:color w:val="auto"/>
-          <w:lang w:val="en-029"/>
-        </w:rPr>
-        <w:t xml:space="preserve"> ~ </w:t>
-      </w:r>
-      <w:r>
-        <w:rPr>
-          <w:rFonts w:ascii="Gentium" w:hAnsi="Gentium" w:cs="Gentium"/>
-          <w:noProof/>
-          <w:color w:val="auto"/>
-          <w:lang w:val="en-029"/>
-        </w:rPr>
-        <w:t>quickly enter repentance ina this world before thou arrive toward there.</w:t>
-      </w:r>
-      <w:r>
-        <w:rPr>
-          <w:rFonts w:ascii="Gentium" w:hAnsi="Gentium" w:cs="Gentium"/>
-          <w:noProof/>
-          <w:color w:val="auto"/>
-          <w:lang w:val="en-029"/>
-        </w:rPr>
-        <w:t xml:space="preserve"> </w:t>
-      </w:r>
-      <w:r>
-        <w:rPr>
-          <w:rFonts w:ascii="Gentium" w:hAnsi="Gentium" w:cs="Gentium"/>
-          <w:noProof/>
-          <w:color w:val="0070C0"/>
-          <w:vertAlign w:val="superscript"/>
-          <w:lang w:val="en-029"/>
-        </w:rPr>
-        <w:t>15 </w:t>
-      </w:r>
-      <w:r>
-        <w:rPr>
-          <w:rFonts w:ascii="Gentium" w:hAnsi="Gentium" w:cs="Gentium"/>
-          <w:noProof/>
-          <w:color w:val="auto"/>
-          <w:lang w:val="en-029"/>
-        </w:rPr>
-        <w:t>Persons who praise JAH with Angels shall raceive them reward from them Irator without shamin</w:t>
-      </w:r>
-      <w:r>
-        <w:rPr>
-          <w:rFonts w:ascii="Gentium" w:hAnsi="Gentium" w:cs="Gentium"/>
-          <w:noProof/>
-          <w:color w:val="auto"/>
-          <w:lang w:val="en-029"/>
-        </w:rPr>
-        <w:t xml:space="preserve"> ~ </w:t>
-      </w:r>
-      <w:r>
-        <w:rPr>
-          <w:rFonts w:ascii="Gentium" w:hAnsi="Gentium" w:cs="Gentium"/>
-          <w:noProof/>
-          <w:color w:val="auto"/>
-          <w:lang w:val="en-029"/>
-        </w:rPr>
-        <w:t>an them shall be Irie ina the Kingdom of Heaven</w:t>
-      </w:r>
-      <w:r>
-        <w:rPr>
-          <w:rFonts w:ascii="Gentium" w:hAnsi="Gentium" w:cs="Gentium"/>
-          <w:noProof/>
-          <w:color w:val="auto"/>
-          <w:lang w:val="en-029"/>
-        </w:rPr>
-        <w:t xml:space="preserve"> ~ </w:t>
-      </w:r>
-      <w:r>
-        <w:rPr>
-          <w:rFonts w:ascii="Gentium" w:hAnsi="Gentium" w:cs="Gentium"/>
-          <w:noProof/>
-          <w:color w:val="auto"/>
-          <w:lang w:val="en-029"/>
-        </w:rPr>
-        <w:t>however unless thou worked goodly Work when thou are ina thy flesh ina Life</w:t>
-      </w:r>
-      <w:r>
-        <w:rPr>
-          <w:rFonts w:ascii="Gentium" w:hAnsi="Gentium" w:cs="Gentium"/>
-          <w:noProof/>
-          <w:color w:val="auto"/>
-          <w:lang w:val="en-029"/>
-        </w:rPr>
-        <w:t xml:space="preserve"> ~ </w:t>
-      </w:r>
-      <w:r>
-        <w:rPr>
-          <w:rFonts w:ascii="Gentium" w:hAnsi="Gentium" w:cs="Gentium"/>
-          <w:noProof/>
-          <w:color w:val="auto"/>
-          <w:lang w:val="en-029"/>
-        </w:rPr>
-        <w:t>thou have no fortune with righteous ones.</w:t>
+        <w:t>22 </w:t>
+      </w:r>
+      <w:r>
+        <w:rPr>
+          <w:rFonts w:ascii="Gentium" w:hAnsi="Gentium" w:cs="Gentium"/>
+          <w:noProof/>
+          <w:color w:val="auto"/>
+          <w:lang w:val="en-029"/>
+        </w:rPr>
+        <w:t>As fe a person ornamant</w:t>
+      </w:r>
+      <w:r>
+        <w:rPr>
+          <w:rFonts w:ascii="Gentium" w:hAnsi="Gentium" w:cs="Gentium"/>
+          <w:noProof/>
+          <w:color w:val="auto"/>
+          <w:lang w:val="en-029"/>
+        </w:rPr>
+        <w:t xml:space="preserve"> ~ </w:t>
+      </w:r>
+      <w:r>
+        <w:rPr>
+          <w:rFonts w:ascii="Gentium" w:hAnsi="Gentium" w:cs="Gentium"/>
+          <w:noProof/>
+          <w:color w:val="auto"/>
+          <w:lang w:val="en-029"/>
+        </w:rPr>
+        <w:t>it are purity</w:t>
+      </w:r>
+      <w:r>
+        <w:rPr>
+          <w:rFonts w:ascii="Gentium" w:hAnsi="Gentium" w:cs="Gentium"/>
+          <w:noProof/>
+          <w:color w:val="auto"/>
+          <w:lang w:val="en-029"/>
+        </w:rPr>
+        <w:t xml:space="preserve"> ~ </w:t>
+      </w:r>
+      <w:r>
+        <w:rPr>
+          <w:rFonts w:ascii="Gentium" w:hAnsi="Gentium" w:cs="Gentium"/>
+          <w:noProof/>
+          <w:color w:val="auto"/>
+          <w:lang w:val="en-029"/>
+        </w:rPr>
+        <w:t>Wisdom</w:t>
+      </w:r>
+      <w:r>
+        <w:rPr>
+          <w:rFonts w:ascii="Gentium" w:hAnsi="Gentium" w:cs="Gentium"/>
+          <w:noProof/>
+          <w:color w:val="auto"/>
+          <w:lang w:val="en-029"/>
+        </w:rPr>
+        <w:t xml:space="preserve"> ~ </w:t>
+      </w:r>
+      <w:r>
+        <w:rPr>
+          <w:rFonts w:ascii="Gentium" w:hAnsi="Gentium" w:cs="Gentium"/>
+          <w:noProof/>
+          <w:color w:val="auto"/>
+          <w:lang w:val="en-029"/>
+        </w:rPr>
+        <w:t>knowledge</w:t>
+      </w:r>
+      <w:r>
+        <w:rPr>
+          <w:rFonts w:ascii="Gentium" w:hAnsi="Gentium" w:cs="Gentium"/>
+          <w:noProof/>
+          <w:color w:val="auto"/>
+          <w:lang w:val="en-029"/>
+        </w:rPr>
+        <w:t xml:space="preserve"> ~ </w:t>
+      </w:r>
+      <w:r>
+        <w:rPr>
+          <w:rFonts w:ascii="Gentium" w:hAnsi="Gentium" w:cs="Gentium"/>
+          <w:noProof/>
+          <w:color w:val="auto"/>
+          <w:lang w:val="en-029"/>
+        </w:rPr>
+        <w:t xml:space="preserve">lovin one another by what are due without envyin nor jealousy nor doubtin nor quarrels ~ while thou loved thy companion like unto thy ras self </w:t>
+      </w:r>
+      <w:r>
+        <w:rPr>
+          <w:rFonts w:ascii="Gentium" w:hAnsi="Gentium" w:cs="Gentium"/>
+          <w:noProof/>
+          <w:color w:val="0070C0"/>
+          <w:vertAlign w:val="superscript"/>
+          <w:lang w:val="en-029"/>
+        </w:rPr>
+        <w:t>23 </w:t>
+      </w:r>
+      <w:r>
+        <w:rPr>
+          <w:rFonts w:ascii="Gentium" w:hAnsi="Gentium" w:cs="Gentium"/>
+          <w:noProof/>
+          <w:color w:val="auto"/>
+          <w:lang w:val="en-029"/>
+        </w:rPr>
+        <w:t>an without thy doin a evil thing pon a person who did a evil thing pon thee-I</w:t>
+      </w:r>
+      <w:r>
+        <w:rPr>
+          <w:rFonts w:ascii="Gentium" w:hAnsi="Gentium" w:cs="Gentium"/>
+          <w:noProof/>
+          <w:color w:val="auto"/>
+          <w:lang w:val="en-029"/>
+        </w:rPr>
+        <w:t xml:space="preserve"> ~ </w:t>
+      </w:r>
+      <w:r>
+        <w:rPr>
+          <w:rFonts w:ascii="Gentium" w:hAnsi="Gentium" w:cs="Gentium"/>
+          <w:noProof/>
+          <w:color w:val="auto"/>
+          <w:lang w:val="en-029"/>
+        </w:rPr>
+        <w:t>it are lovin one another by what are due</w:t>
+      </w:r>
+      <w:r>
+        <w:rPr>
+          <w:rFonts w:ascii="Gentium" w:hAnsi="Gentium" w:cs="Gentium"/>
+          <w:noProof/>
+          <w:color w:val="auto"/>
+          <w:lang w:val="en-029"/>
+        </w:rPr>
+        <w:t xml:space="preserve"> ~ </w:t>
+      </w:r>
+      <w:r>
+        <w:rPr>
+          <w:rFonts w:ascii="Gentium" w:hAnsi="Gentium" w:cs="Gentium"/>
+          <w:noProof/>
+          <w:color w:val="auto"/>
+          <w:lang w:val="en-029"/>
+        </w:rPr>
+        <w:t>that thou might enter toward the Kingdom of Heaven that are given fe person who indured the tribulation</w:t>
+      </w:r>
+      <w:r>
+        <w:rPr>
+          <w:rFonts w:ascii="Gentium" w:hAnsi="Gentium" w:cs="Gentium"/>
+          <w:noProof/>
+          <w:color w:val="auto"/>
+          <w:lang w:val="en-029"/>
+        </w:rPr>
+        <w:t xml:space="preserve"> ~ </w:t>
+      </w:r>
+      <w:r>
+        <w:rPr>
+          <w:rFonts w:ascii="Gentium" w:hAnsi="Gentium" w:cs="Gentium"/>
+          <w:noProof/>
+          <w:color w:val="auto"/>
+          <w:lang w:val="en-029"/>
+        </w:rPr>
+        <w:t>that Him might give thee the honoured Kingdom of Heaven an thy reward pon makin hope ina the Kingdom of Heaven ina Resurrection time with honoured persons ina knowledge an Wisdom.</w:t>
       </w:r>
     </w:p>
     <w:p>
@@ -16673,16 +17378,16 @@
           <w:vertAlign w:val="superscript"/>
           <w:lang w:val="en-029"/>
         </w:rPr>
-        <w:t>16 </w:t>
-      </w:r>
-      <w:r>
-        <w:rPr>
-          <w:rFonts w:ascii="Gentium" w:hAnsi="Gentium" w:cs="Gentium"/>
-          <w:noProof/>
-          <w:color w:val="auto"/>
-          <w:lang w:val="en-029"/>
-        </w:rPr>
-        <w:t>As thou weren</w:t>
+        <w:t>24 </w:t>
+      </w:r>
+      <w:r>
+        <w:rPr>
+          <w:rFonts w:ascii="Gentium" w:hAnsi="Gentium" w:cs="Gentium"/>
+          <w:noProof/>
+          <w:color w:val="auto"/>
+          <w:lang w:val="en-029"/>
+        </w:rPr>
+        <w:t>An don</w:t>
       </w:r>
       <w:r>
         <w:rPr>
@@ -16700,43 +17405,25 @@
           <w:color w:val="auto"/>
           <w:lang w:val="en-029"/>
         </w:rPr>
-        <w:t>t prepared when thou have knowledge an when thou have this world where thou enter repentance</w:t>
-      </w:r>
-      <w:r>
-        <w:rPr>
-          <w:rFonts w:ascii="Gentium" w:hAnsi="Gentium" w:cs="Gentium"/>
-          <w:noProof/>
-          <w:color w:val="auto"/>
-          <w:lang w:val="en-029"/>
-        </w:rPr>
-        <w:t xml:space="preserve"> ~ </w:t>
-      </w:r>
-      <w:r>
-        <w:rPr>
-          <w:rFonts w:ascii="Gentium" w:hAnsi="Gentium" w:cs="Gentium"/>
-          <w:noProof/>
-          <w:color w:val="auto"/>
-          <w:lang w:val="en-029"/>
-        </w:rPr>
-        <w:t>there shall be a useless regret pon thee</w:t>
-      </w:r>
-      <w:r>
-        <w:rPr>
-          <w:rFonts w:ascii="Gentium" w:hAnsi="Gentium" w:cs="Gentium"/>
-          <w:noProof/>
-          <w:color w:val="auto"/>
-          <w:lang w:val="en-029"/>
-        </w:rPr>
-        <w:t xml:space="preserve"> ~ </w:t>
-      </w:r>
-      <w:r>
-        <w:rPr>
-          <w:rFonts w:ascii="Gentium" w:hAnsi="Gentium" w:cs="Gentium"/>
-          <w:noProof/>
-          <w:color w:val="auto"/>
-          <w:lang w:val="en-029"/>
-        </w:rPr>
-        <w:t>an fe thou didn</w:t>
+        <w:t xml:space="preserve">t say </w:t>
+      </w:r>
+      <w:r>
+        <w:rPr>
+          <w:rFonts w:ascii="Gentium" w:hAnsi="Gentium" w:cs="Gentium"/>
+          <w:noProof/>
+          <w:color w:val="auto"/>
+          <w:lang w:val="en-029"/>
+        </w:rPr>
+        <w:t>“</w:t>
+      </w:r>
+      <w:r>
+        <w:rPr>
+          <w:rFonts w:ascii="Gentium" w:hAnsi="Gentium" w:cs="Gentium"/>
+          <w:noProof/>
+          <w:color w:val="auto"/>
+          <w:lang w:val="en-029"/>
+        </w:rPr>
+        <w:t>After wi dead wi won</w:t>
       </w:r>
       <w:r>
         <w:rPr>
@@ -16754,26 +17441,43 @@
           <w:color w:val="auto"/>
           <w:lang w:val="en-029"/>
         </w:rPr>
-        <w:t xml:space="preserve">t give a morsel fe the hungry when thou have money. </w:t>
-      </w:r>
-      <w:r>
-        <w:rPr>
-          <w:rFonts w:ascii="Gentium" w:hAnsi="Gentium" w:cs="Gentium"/>
-          <w:noProof/>
-          <w:color w:val="0070C0"/>
-          <w:vertAlign w:val="superscript"/>
-          <w:lang w:val="en-029"/>
-        </w:rPr>
-        <w:t>17 </w:t>
-      </w:r>
-      <w:r>
-        <w:rPr>
-          <w:rFonts w:ascii="Gentium" w:hAnsi="Gentium" w:cs="Gentium"/>
-          <w:noProof/>
-          <w:color w:val="auto"/>
-          <w:lang w:val="en-029"/>
-        </w:rPr>
-        <w:t>An fe thou didn</w:t>
+        <w:t>t arise</w:t>
+      </w:r>
+      <w:r>
+        <w:rPr>
+          <w:rFonts w:ascii="Gentium" w:hAnsi="Gentium" w:cs="Gentium"/>
+          <w:noProof/>
+          <w:color w:val="auto"/>
+          <w:lang w:val="en-029"/>
+        </w:rPr>
+        <w:t xml:space="preserve">” ~ </w:t>
+      </w:r>
+      <w:r>
+        <w:rPr>
+          <w:rFonts w:ascii="Gentium" w:hAnsi="Gentium" w:cs="Gentium"/>
+          <w:noProof/>
+          <w:color w:val="auto"/>
+          <w:lang w:val="en-029"/>
+        </w:rPr>
+        <w:t>fe Deeyablos cut off hope of persons who speak an think this lest them be saved in Resurrection time ~ them will know that them have hardship pon them pon the time Advent arrived pon them ~ ina Resurrection time persons will be totally sad who worked sin ina not knowin that Him might think of them sin pon them</w:t>
+      </w:r>
+      <w:r>
+        <w:rPr>
+          <w:rFonts w:ascii="Gentium" w:hAnsi="Gentium" w:cs="Gentium"/>
+          <w:noProof/>
+          <w:color w:val="auto"/>
+          <w:lang w:val="en-029"/>
+        </w:rPr>
+        <w:t xml:space="preserve"> ~ </w:t>
+      </w:r>
+      <w:r>
+        <w:rPr>
+          <w:rFonts w:ascii="Gentium" w:hAnsi="Gentium" w:cs="Gentium"/>
+          <w:noProof/>
+          <w:color w:val="auto"/>
+          <w:lang w:val="en-029"/>
+        </w:rPr>
+        <w:t>fe them didn</w:t>
       </w:r>
       <w:r>
         <w:rPr>
@@ -16791,152 +17495,7 @@
           <w:color w:val="auto"/>
           <w:lang w:val="en-029"/>
         </w:rPr>
-        <w:t>t clothe the naked when thou have clothes</w:t>
-      </w:r>
-      <w:r>
-        <w:rPr>
-          <w:rFonts w:ascii="Gentium" w:hAnsi="Gentium" w:cs="Gentium"/>
-          <w:noProof/>
-          <w:color w:val="auto"/>
-          <w:lang w:val="en-029"/>
-        </w:rPr>
-        <w:t xml:space="preserve"> ~ </w:t>
-      </w:r>
-      <w:r>
-        <w:rPr>
-          <w:rFonts w:ascii="Gentium" w:hAnsi="Gentium" w:cs="Gentium"/>
-          <w:noProof/>
-          <w:color w:val="auto"/>
-          <w:lang w:val="en-029"/>
-        </w:rPr>
-        <w:t>an fe thou didn</w:t>
-      </w:r>
-      <w:r>
-        <w:rPr>
-          <w:rFonts w:ascii="Gentium" w:hAnsi="Gentium" w:cs="Gentium"/>
-          <w:noProof/>
-          <w:color w:val="auto"/>
-          <w:lang w:val="en-029"/>
-        </w:rPr>
-        <w:t>’</w:t>
-      </w:r>
-      <w:r>
-        <w:rPr>
-          <w:rFonts w:ascii="Gentium" w:hAnsi="Gentium" w:cs="Gentium"/>
-          <w:noProof/>
-          <w:color w:val="auto"/>
-          <w:lang w:val="en-029"/>
-        </w:rPr>
-        <w:t xml:space="preserve">t save the wronged when thou have Itority. </w:t>
-      </w:r>
-      <w:r>
-        <w:rPr>
-          <w:rFonts w:ascii="Gentium" w:hAnsi="Gentium" w:cs="Gentium"/>
-          <w:noProof/>
-          <w:color w:val="0070C0"/>
-          <w:vertAlign w:val="superscript"/>
-          <w:lang w:val="en-029"/>
-        </w:rPr>
-        <w:t>18 </w:t>
-      </w:r>
-      <w:r>
-        <w:rPr>
-          <w:rFonts w:ascii="Gentium" w:hAnsi="Gentium" w:cs="Gentium"/>
-          <w:noProof/>
-          <w:color w:val="auto"/>
-          <w:lang w:val="en-029"/>
-        </w:rPr>
-        <w:t>Fe thou didn</w:t>
-      </w:r>
-      <w:r>
-        <w:rPr>
-          <w:rFonts w:ascii="Gentium" w:hAnsi="Gentium" w:cs="Gentium"/>
-          <w:noProof/>
-          <w:color w:val="auto"/>
-          <w:lang w:val="en-029"/>
-        </w:rPr>
-        <w:t>’</w:t>
-      </w:r>
-      <w:r>
-        <w:rPr>
-          <w:rFonts w:ascii="Gentium" w:hAnsi="Gentium" w:cs="Gentium"/>
-          <w:noProof/>
-          <w:color w:val="auto"/>
-          <w:lang w:val="en-029"/>
-        </w:rPr>
-        <w:t>t teach the sinner person when thou have knowledge</w:t>
-      </w:r>
-      <w:r>
-        <w:rPr>
-          <w:rFonts w:ascii="Gentium" w:hAnsi="Gentium" w:cs="Gentium"/>
-          <w:noProof/>
-          <w:color w:val="auto"/>
-          <w:lang w:val="en-029"/>
-        </w:rPr>
-        <w:t xml:space="preserve"> ~ </w:t>
-      </w:r>
-      <w:r>
-        <w:rPr>
-          <w:rFonts w:ascii="Gentium" w:hAnsi="Gentium" w:cs="Gentium"/>
-          <w:noProof/>
-          <w:color w:val="auto"/>
-          <w:lang w:val="en-029"/>
-        </w:rPr>
-        <w:t>that him might return an enter repentance</w:t>
-      </w:r>
-      <w:r>
-        <w:rPr>
-          <w:rFonts w:ascii="Gentium" w:hAnsi="Gentium" w:cs="Gentium"/>
-          <w:noProof/>
-          <w:color w:val="auto"/>
-          <w:lang w:val="en-029"/>
-        </w:rPr>
-        <w:t xml:space="preserve"> ~ </w:t>
-      </w:r>
-      <w:r>
-        <w:rPr>
-          <w:rFonts w:ascii="Gentium" w:hAnsi="Gentium" w:cs="Gentium"/>
-          <w:noProof/>
-          <w:color w:val="auto"/>
-          <w:lang w:val="en-029"/>
-        </w:rPr>
-        <w:t>an that JAH might forgive him him sin that him formerly worked ina ignorance</w:t>
-      </w:r>
-      <w:r>
-        <w:rPr>
-          <w:rFonts w:ascii="Gentium" w:hAnsi="Gentium" w:cs="Gentium"/>
-          <w:noProof/>
-          <w:color w:val="auto"/>
-          <w:lang w:val="en-029"/>
-        </w:rPr>
-        <w:t xml:space="preserve"> ~ </w:t>
-      </w:r>
-      <w:r>
-        <w:rPr>
-          <w:rFonts w:ascii="Gentium" w:hAnsi="Gentium" w:cs="Gentium"/>
-          <w:noProof/>
-          <w:color w:val="auto"/>
-          <w:lang w:val="en-029"/>
-        </w:rPr>
-        <w:t>an fe thou didn</w:t>
-      </w:r>
-      <w:r>
-        <w:rPr>
-          <w:rFonts w:ascii="Gentium" w:hAnsi="Gentium" w:cs="Gentium"/>
-          <w:noProof/>
-          <w:color w:val="auto"/>
-          <w:lang w:val="en-029"/>
-        </w:rPr>
-        <w:t>’</w:t>
-      </w:r>
-      <w:r>
-        <w:rPr>
-          <w:rFonts w:ascii="Gentium" w:hAnsi="Gentium" w:cs="Gentium"/>
-          <w:noProof/>
-          <w:color w:val="auto"/>
-          <w:lang w:val="en-029"/>
-        </w:rPr>
-        <w:t>t fight with demons who quarrel with thee when thou have Power that thou able fe prevail.</w:t>
+        <w:t>t believe ina Him that them will arise pon that Day.</w:t>
       </w:r>
     </w:p>
     <w:p>
@@ -16960,16 +17519,53 @@
           <w:vertAlign w:val="superscript"/>
           <w:lang w:val="en-029"/>
         </w:rPr>
-        <w:t>19 </w:t>
-      </w:r>
-      <w:r>
-        <w:rPr>
-          <w:rFonts w:ascii="Gentium" w:hAnsi="Gentium" w:cs="Gentium"/>
-          <w:noProof/>
-          <w:color w:val="auto"/>
-          <w:lang w:val="en-029"/>
-        </w:rPr>
-        <w:t>An fe thou didn</w:t>
+        <w:t>25 </w:t>
+      </w:r>
+      <w:r>
+        <w:rPr>
+          <w:rFonts w:ascii="Gentium" w:hAnsi="Gentium" w:cs="Gentium"/>
+          <w:noProof/>
+          <w:color w:val="auto"/>
+          <w:lang w:val="en-029"/>
+        </w:rPr>
+        <w:t>Becaudis thing them shall be reproached like unto them Work evil measure that them worked ina this world</w:t>
+      </w:r>
+      <w:r>
+        <w:rPr>
+          <w:rFonts w:ascii="Gentium" w:hAnsi="Gentium" w:cs="Gentium"/>
+          <w:noProof/>
+          <w:color w:val="auto"/>
+          <w:lang w:val="en-029"/>
+        </w:rPr>
+        <w:t xml:space="preserve"> ~ </w:t>
+      </w:r>
+      <w:r>
+        <w:rPr>
+          <w:rFonts w:ascii="Gentium" w:hAnsi="Gentium" w:cs="Gentium"/>
+          <w:noProof/>
+          <w:color w:val="auto"/>
+          <w:lang w:val="en-029"/>
+        </w:rPr>
+        <w:t xml:space="preserve">an them shall sight up the Resurrection that them denied whereby them will arise together ina flesh. </w:t>
+      </w:r>
+      <w:r>
+        <w:rPr>
+          <w:rFonts w:ascii="Gentium" w:hAnsi="Gentium" w:cs="Gentium"/>
+          <w:noProof/>
+          <w:color w:val="0070C0"/>
+          <w:vertAlign w:val="superscript"/>
+          <w:lang w:val="en-029"/>
+        </w:rPr>
+        <w:t>26 </w:t>
+      </w:r>
+      <w:r>
+        <w:rPr>
+          <w:rFonts w:ascii="Gentium" w:hAnsi="Gentium" w:cs="Gentium"/>
+          <w:noProof/>
+          <w:color w:val="auto"/>
+          <w:lang w:val="en-029"/>
+        </w:rPr>
+        <w:t>Them shall weep at that time becau them didn</w:t>
       </w:r>
       <w:r>
         <w:rPr>
@@ -16987,25 +17583,26 @@
           <w:color w:val="auto"/>
           <w:lang w:val="en-029"/>
         </w:rPr>
-        <w:t>t fast nor pray when thou have firmness that thou might weaken thy infancy Power that are pon flesh</w:t>
-      </w:r>
-      <w:r>
-        <w:rPr>
-          <w:rFonts w:ascii="Gentium" w:hAnsi="Gentium" w:cs="Gentium"/>
-          <w:noProof/>
-          <w:color w:val="auto"/>
-          <w:lang w:val="en-029"/>
-        </w:rPr>
-        <w:t xml:space="preserve"> ~ </w:t>
-      </w:r>
-      <w:r>
-        <w:rPr>
-          <w:rFonts w:ascii="Gentium" w:hAnsi="Gentium" w:cs="Gentium"/>
-          <w:noProof/>
-          <w:color w:val="auto"/>
-          <w:lang w:val="en-029"/>
-        </w:rPr>
-        <w:t>an that thou might subject thy ras self fe Rightness that aren</w:t>
+        <w:t xml:space="preserve">t work goodly Work ~ it would have been better fe them if them wept ina this world if it are possible fe them lest them be who weep ina Gehannem. </w:t>
+      </w:r>
+      <w:r>
+        <w:rPr>
+          <w:rFonts w:ascii="Gentium" w:hAnsi="Gentium" w:cs="Gentium"/>
+          <w:noProof/>
+          <w:color w:val="0070C0"/>
+          <w:vertAlign w:val="superscript"/>
+          <w:lang w:val="en-029"/>
+        </w:rPr>
+        <w:t>27 </w:t>
+      </w:r>
+      <w:r>
+        <w:rPr>
+          <w:rFonts w:ascii="Gentium" w:hAnsi="Gentium" w:cs="Gentium"/>
+          <w:noProof/>
+          <w:color w:val="auto"/>
+          <w:lang w:val="en-029"/>
+        </w:rPr>
+        <w:t>If InI didn</w:t>
       </w:r>
       <w:r>
         <w:rPr>
@@ -17023,26 +17620,25 @@
           <w:color w:val="auto"/>
           <w:lang w:val="en-029"/>
         </w:rPr>
-        <w:t xml:space="preserve">t favorin pon flesh </w:t>
-      </w:r>
-      <w:r>
-        <w:rPr>
-          <w:rFonts w:ascii="Gentium" w:hAnsi="Gentium" w:cs="Gentium"/>
-          <w:noProof/>
-          <w:color w:val="0070C0"/>
-          <w:vertAlign w:val="superscript"/>
-          <w:lang w:val="en-029"/>
-        </w:rPr>
-        <w:t>20 </w:t>
-      </w:r>
-      <w:r>
-        <w:rPr>
-          <w:rFonts w:ascii="Gentium" w:hAnsi="Gentium" w:cs="Gentium"/>
-          <w:noProof/>
-          <w:color w:val="auto"/>
-          <w:lang w:val="en-029"/>
-        </w:rPr>
-        <w:t>that aren</w:t>
+        <w:t>t weep ina this world by InI accord</w:t>
+      </w:r>
+      <w:r>
+        <w:rPr>
+          <w:rFonts w:ascii="Gentium" w:hAnsi="Gentium" w:cs="Gentium"/>
+          <w:noProof/>
+          <w:color w:val="auto"/>
+          <w:lang w:val="en-029"/>
+        </w:rPr>
+        <w:t xml:space="preserve"> ~ </w:t>
+      </w:r>
+      <w:r>
+        <w:rPr>
+          <w:rFonts w:ascii="Gentium" w:hAnsi="Gentium" w:cs="Gentium"/>
+          <w:noProof/>
+          <w:color w:val="auto"/>
+          <w:lang w:val="en-029"/>
+        </w:rPr>
+        <w:t>demons will mek InI weep without InI accord ina Gehannem ~ if InI didn</w:t>
       </w:r>
       <w:r>
         <w:rPr>
@@ -17060,134 +17656,25 @@
           <w:color w:val="auto"/>
           <w:lang w:val="en-029"/>
         </w:rPr>
-        <w:t>t favorin Irie Ites when it are ina this world ina beautiful drink an sweet food</w:t>
-      </w:r>
-      <w:r>
-        <w:rPr>
-          <w:rFonts w:ascii="Gentium" w:hAnsi="Gentium" w:cs="Gentium"/>
-          <w:noProof/>
-          <w:color w:val="auto"/>
-          <w:lang w:val="en-029"/>
-        </w:rPr>
-        <w:t xml:space="preserve"> ~ </w:t>
-      </w:r>
-      <w:r>
-        <w:rPr>
-          <w:rFonts w:ascii="Gentium" w:hAnsi="Gentium" w:cs="Gentium"/>
-          <w:noProof/>
-          <w:color w:val="auto"/>
-          <w:lang w:val="en-029"/>
-        </w:rPr>
-        <w:t>an that aren</w:t>
-      </w:r>
-      <w:r>
-        <w:rPr>
-          <w:rFonts w:ascii="Gentium" w:hAnsi="Gentium" w:cs="Gentium"/>
-          <w:noProof/>
-          <w:color w:val="auto"/>
-          <w:lang w:val="en-029"/>
-        </w:rPr>
-        <w:t>’</w:t>
-      </w:r>
-      <w:r>
-        <w:rPr>
-          <w:rFonts w:ascii="Gentium" w:hAnsi="Gentium" w:cs="Gentium"/>
-          <w:noProof/>
-          <w:color w:val="auto"/>
-          <w:lang w:val="en-029"/>
-        </w:rPr>
-        <w:t xml:space="preserve">t adornin ina thin clothes an silver an gold </w:t>
-      </w:r>
-      <w:r>
-        <w:rPr>
-          <w:rFonts w:ascii="Gentium" w:hAnsi="Gentium" w:cs="Gentium"/>
-          <w:noProof/>
-          <w:color w:val="0070C0"/>
-          <w:vertAlign w:val="superscript"/>
-          <w:lang w:val="en-029"/>
-        </w:rPr>
-        <w:t>21 </w:t>
-      </w:r>
-      <w:r>
-        <w:rPr>
-          <w:rFonts w:ascii="Gentium" w:hAnsi="Gentium" w:cs="Gentium"/>
-          <w:noProof/>
-          <w:color w:val="auto"/>
-          <w:lang w:val="en-029"/>
-        </w:rPr>
-        <w:t>an as thou didn</w:t>
-      </w:r>
-      <w:r>
-        <w:rPr>
-          <w:rFonts w:ascii="Gentium" w:hAnsi="Gentium" w:cs="Gentium"/>
-          <w:noProof/>
-          <w:color w:val="auto"/>
-          <w:lang w:val="en-029"/>
-        </w:rPr>
-        <w:t>’</w:t>
-      </w:r>
-      <w:r>
-        <w:rPr>
-          <w:rFonts w:ascii="Gentium" w:hAnsi="Gentium" w:cs="Gentium"/>
-          <w:noProof/>
-          <w:color w:val="auto"/>
-          <w:lang w:val="en-029"/>
-        </w:rPr>
-        <w:t>t fast nor pray when thou have firmness that thou might subject thy ras self fe Rightness that aren</w:t>
-      </w:r>
-      <w:r>
-        <w:rPr>
-          <w:rFonts w:ascii="Gentium" w:hAnsi="Gentium" w:cs="Gentium"/>
-          <w:noProof/>
-          <w:color w:val="auto"/>
-          <w:lang w:val="en-029"/>
-        </w:rPr>
-        <w:t>’</w:t>
-      </w:r>
-      <w:r>
-        <w:rPr>
-          <w:rFonts w:ascii="Gentium" w:hAnsi="Gentium" w:cs="Gentium"/>
-          <w:noProof/>
-          <w:color w:val="auto"/>
-          <w:lang w:val="en-029"/>
-        </w:rPr>
-        <w:t>t adornin ina honoured Hindekie jewels called emerald an phazyon</w:t>
-      </w:r>
-      <w:r>
-        <w:rPr>
-          <w:rFonts w:ascii="Gentium" w:hAnsi="Gentium" w:cs="Gentium"/>
-          <w:noProof/>
-          <w:color w:val="auto"/>
-          <w:lang w:val="en-029"/>
-        </w:rPr>
-        <w:t xml:space="preserve"> ~ </w:t>
-      </w:r>
-      <w:r>
-        <w:rPr>
-          <w:rFonts w:ascii="Gentium" w:hAnsi="Gentium" w:cs="Gentium"/>
-          <w:noProof/>
-          <w:color w:val="auto"/>
-          <w:lang w:val="en-029"/>
-        </w:rPr>
-        <w:t>there shall be a useless regret pon thee ~ this aren</w:t>
-      </w:r>
-      <w:r>
-        <w:rPr>
-          <w:rFonts w:ascii="Gentium" w:hAnsi="Gentium" w:cs="Gentium"/>
-          <w:noProof/>
-          <w:color w:val="auto"/>
-          <w:lang w:val="en-029"/>
-        </w:rPr>
-        <w:t>’</w:t>
-      </w:r>
-      <w:r>
-        <w:rPr>
-          <w:rFonts w:ascii="Gentium" w:hAnsi="Gentium" w:cs="Gentium"/>
-          <w:noProof/>
-          <w:color w:val="auto"/>
-          <w:lang w:val="en-029"/>
-        </w:rPr>
-        <w:t>t a person ornamant that are due.</w:t>
+        <w:t>t enter repentance ina this world</w:t>
+      </w:r>
+      <w:r>
+        <w:rPr>
+          <w:rFonts w:ascii="Gentium" w:hAnsi="Gentium" w:cs="Gentium"/>
+          <w:noProof/>
+          <w:color w:val="auto"/>
+          <w:lang w:val="en-029"/>
+        </w:rPr>
+        <w:t xml:space="preserve"> ~ </w:t>
+      </w:r>
+      <w:r>
+        <w:rPr>
+          <w:rFonts w:ascii="Gentium" w:hAnsi="Gentium" w:cs="Gentium"/>
+          <w:noProof/>
+          <w:color w:val="auto"/>
+          <w:lang w:val="en-029"/>
+        </w:rPr>
+        <w:t>InI prepare worthless an useless cries an mournin ina Gehannem.</w:t>
       </w:r>
     </w:p>
     <w:p>
@@ -17211,505 +17698,6 @@
           <w:vertAlign w:val="superscript"/>
           <w:lang w:val="en-029"/>
         </w:rPr>
-        <w:t>22 </w:t>
-      </w:r>
-      <w:r>
-        <w:rPr>
-          <w:rFonts w:ascii="Gentium" w:hAnsi="Gentium" w:cs="Gentium"/>
-          <w:noProof/>
-          <w:color w:val="auto"/>
-          <w:lang w:val="en-029"/>
-        </w:rPr>
-        <w:t>As fe a person ornamant</w:t>
-      </w:r>
-      <w:r>
-        <w:rPr>
-          <w:rFonts w:ascii="Gentium" w:hAnsi="Gentium" w:cs="Gentium"/>
-          <w:noProof/>
-          <w:color w:val="auto"/>
-          <w:lang w:val="en-029"/>
-        </w:rPr>
-        <w:t xml:space="preserve"> ~ </w:t>
-      </w:r>
-      <w:r>
-        <w:rPr>
-          <w:rFonts w:ascii="Gentium" w:hAnsi="Gentium" w:cs="Gentium"/>
-          <w:noProof/>
-          <w:color w:val="auto"/>
-          <w:lang w:val="en-029"/>
-        </w:rPr>
-        <w:t>it are purity</w:t>
-      </w:r>
-      <w:r>
-        <w:rPr>
-          <w:rFonts w:ascii="Gentium" w:hAnsi="Gentium" w:cs="Gentium"/>
-          <w:noProof/>
-          <w:color w:val="auto"/>
-          <w:lang w:val="en-029"/>
-        </w:rPr>
-        <w:t xml:space="preserve"> ~ </w:t>
-      </w:r>
-      <w:r>
-        <w:rPr>
-          <w:rFonts w:ascii="Gentium" w:hAnsi="Gentium" w:cs="Gentium"/>
-          <w:noProof/>
-          <w:color w:val="auto"/>
-          <w:lang w:val="en-029"/>
-        </w:rPr>
-        <w:t>Wisdom</w:t>
-      </w:r>
-      <w:r>
-        <w:rPr>
-          <w:rFonts w:ascii="Gentium" w:hAnsi="Gentium" w:cs="Gentium"/>
-          <w:noProof/>
-          <w:color w:val="auto"/>
-          <w:lang w:val="en-029"/>
-        </w:rPr>
-        <w:t xml:space="preserve"> ~ </w:t>
-      </w:r>
-      <w:r>
-        <w:rPr>
-          <w:rFonts w:ascii="Gentium" w:hAnsi="Gentium" w:cs="Gentium"/>
-          <w:noProof/>
-          <w:color w:val="auto"/>
-          <w:lang w:val="en-029"/>
-        </w:rPr>
-        <w:t>knowledge</w:t>
-      </w:r>
-      <w:r>
-        <w:rPr>
-          <w:rFonts w:ascii="Gentium" w:hAnsi="Gentium" w:cs="Gentium"/>
-          <w:noProof/>
-          <w:color w:val="auto"/>
-          <w:lang w:val="en-029"/>
-        </w:rPr>
-        <w:t xml:space="preserve"> ~ </w:t>
-      </w:r>
-      <w:r>
-        <w:rPr>
-          <w:rFonts w:ascii="Gentium" w:hAnsi="Gentium" w:cs="Gentium"/>
-          <w:noProof/>
-          <w:color w:val="auto"/>
-          <w:lang w:val="en-029"/>
-        </w:rPr>
-        <w:t xml:space="preserve">lovin one another by what are due without envyin nor jealousy nor doubtin nor quarrels ~ while thou loved thy companion like unto thy ras self </w:t>
-      </w:r>
-      <w:r>
-        <w:rPr>
-          <w:rFonts w:ascii="Gentium" w:hAnsi="Gentium" w:cs="Gentium"/>
-          <w:noProof/>
-          <w:color w:val="0070C0"/>
-          <w:vertAlign w:val="superscript"/>
-          <w:lang w:val="en-029"/>
-        </w:rPr>
-        <w:t>23 </w:t>
-      </w:r>
-      <w:r>
-        <w:rPr>
-          <w:rFonts w:ascii="Gentium" w:hAnsi="Gentium" w:cs="Gentium"/>
-          <w:noProof/>
-          <w:color w:val="auto"/>
-          <w:lang w:val="en-029"/>
-        </w:rPr>
-        <w:t>an without thy doin a evil thing pon a person who did a evil thing pon thee-I</w:t>
-      </w:r>
-      <w:r>
-        <w:rPr>
-          <w:rFonts w:ascii="Gentium" w:hAnsi="Gentium" w:cs="Gentium"/>
-          <w:noProof/>
-          <w:color w:val="auto"/>
-          <w:lang w:val="en-029"/>
-        </w:rPr>
-        <w:t xml:space="preserve"> ~ </w:t>
-      </w:r>
-      <w:r>
-        <w:rPr>
-          <w:rFonts w:ascii="Gentium" w:hAnsi="Gentium" w:cs="Gentium"/>
-          <w:noProof/>
-          <w:color w:val="auto"/>
-          <w:lang w:val="en-029"/>
-        </w:rPr>
-        <w:t>it are lovin one another by what are due</w:t>
-      </w:r>
-      <w:r>
-        <w:rPr>
-          <w:rFonts w:ascii="Gentium" w:hAnsi="Gentium" w:cs="Gentium"/>
-          <w:noProof/>
-          <w:color w:val="auto"/>
-          <w:lang w:val="en-029"/>
-        </w:rPr>
-        <w:t xml:space="preserve"> ~ </w:t>
-      </w:r>
-      <w:r>
-        <w:rPr>
-          <w:rFonts w:ascii="Gentium" w:hAnsi="Gentium" w:cs="Gentium"/>
-          <w:noProof/>
-          <w:color w:val="auto"/>
-          <w:lang w:val="en-029"/>
-        </w:rPr>
-        <w:t>that thou might enter toward the Kingdom of Heaven that are given fe person who indured the tribulation</w:t>
-      </w:r>
-      <w:r>
-        <w:rPr>
-          <w:rFonts w:ascii="Gentium" w:hAnsi="Gentium" w:cs="Gentium"/>
-          <w:noProof/>
-          <w:color w:val="auto"/>
-          <w:lang w:val="en-029"/>
-        </w:rPr>
-        <w:t xml:space="preserve"> ~ </w:t>
-      </w:r>
-      <w:r>
-        <w:rPr>
-          <w:rFonts w:ascii="Gentium" w:hAnsi="Gentium" w:cs="Gentium"/>
-          <w:noProof/>
-          <w:color w:val="auto"/>
-          <w:lang w:val="en-029"/>
-        </w:rPr>
-        <w:t>that Him might give thee the honoured Kingdom of Heaven an thy reward pon makin hope ina the Kingdom of Heaven ina Resurrection time with honoured persons ina knowledge an Wisdom.</w:t>
-      </w:r>
-    </w:p>
-    <w:p>
-      <w:pPr>
-        <w:pStyle w:val="Default"/>
-        <w:widowControl/>
-        <w:spacing w:before="120"/>
-        <w:jc w:val="both"/>
-        <w:rPr>
-          <w:rFonts w:ascii="Gentium" w:hAnsi="Gentium" w:cs="Gentium"/>
-          <w:noProof/>
-          <w:color w:val="auto"/>
-          <w:lang w:val="en-029"/>
-        </w:rPr>
-      </w:pPr>
-      <w:r>
-        <w:rPr>
-          <w:rFonts w:ascii="Gentium" w:hAnsi="Gentium" w:cs="Gentium"/>
-          <w:noProof/>
-          <w:color w:val="0070C0"/>
-          <w:vertAlign w:val="superscript"/>
-          <w:lang w:val="en-029"/>
-        </w:rPr>
-        <w:t>24 </w:t>
-      </w:r>
-      <w:r>
-        <w:rPr>
-          <w:rFonts w:ascii="Gentium" w:hAnsi="Gentium" w:cs="Gentium"/>
-          <w:noProof/>
-          <w:color w:val="auto"/>
-          <w:lang w:val="en-029"/>
-        </w:rPr>
-        <w:t>An don</w:t>
-      </w:r>
-      <w:r>
-        <w:rPr>
-          <w:rFonts w:ascii="Gentium" w:hAnsi="Gentium" w:cs="Gentium"/>
-          <w:noProof/>
-          <w:color w:val="auto"/>
-          <w:lang w:val="en-029"/>
-        </w:rPr>
-        <w:t>’</w:t>
-      </w:r>
-      <w:r>
-        <w:rPr>
-          <w:rFonts w:ascii="Gentium" w:hAnsi="Gentium" w:cs="Gentium"/>
-          <w:noProof/>
-          <w:color w:val="auto"/>
-          <w:lang w:val="en-029"/>
-        </w:rPr>
-        <w:t xml:space="preserve">t say </w:t>
-      </w:r>
-      <w:r>
-        <w:rPr>
-          <w:rFonts w:ascii="Gentium" w:hAnsi="Gentium" w:cs="Gentium"/>
-          <w:noProof/>
-          <w:color w:val="auto"/>
-          <w:lang w:val="en-029"/>
-        </w:rPr>
-        <w:t>“</w:t>
-      </w:r>
-      <w:r>
-        <w:rPr>
-          <w:rFonts w:ascii="Gentium" w:hAnsi="Gentium" w:cs="Gentium"/>
-          <w:noProof/>
-          <w:color w:val="auto"/>
-          <w:lang w:val="en-029"/>
-        </w:rPr>
-        <w:t>After wi dead wi won</w:t>
-      </w:r>
-      <w:r>
-        <w:rPr>
-          <w:rFonts w:ascii="Gentium" w:hAnsi="Gentium" w:cs="Gentium"/>
-          <w:noProof/>
-          <w:color w:val="auto"/>
-          <w:lang w:val="en-029"/>
-        </w:rPr>
-        <w:t>’</w:t>
-      </w:r>
-      <w:r>
-        <w:rPr>
-          <w:rFonts w:ascii="Gentium" w:hAnsi="Gentium" w:cs="Gentium"/>
-          <w:noProof/>
-          <w:color w:val="auto"/>
-          <w:lang w:val="en-029"/>
-        </w:rPr>
-        <w:t>t arise</w:t>
-      </w:r>
-      <w:r>
-        <w:rPr>
-          <w:rFonts w:ascii="Gentium" w:hAnsi="Gentium" w:cs="Gentium"/>
-          <w:noProof/>
-          <w:color w:val="auto"/>
-          <w:lang w:val="en-029"/>
-        </w:rPr>
-        <w:t xml:space="preserve">” ~ </w:t>
-      </w:r>
-      <w:r>
-        <w:rPr>
-          <w:rFonts w:ascii="Gentium" w:hAnsi="Gentium" w:cs="Gentium"/>
-          <w:noProof/>
-          <w:color w:val="auto"/>
-          <w:lang w:val="en-029"/>
-        </w:rPr>
-        <w:t>fe Deeyablos cut off hope of persons who speak an think this lest them be saved in Resurrection time ~ them will know that them have hardship pon them pon the time Advent arrived pon them ~ ina Resurrection time persons will be totally sad who worked sin ina not knowin that Him might think of them sin pon them</w:t>
-      </w:r>
-      <w:r>
-        <w:rPr>
-          <w:rFonts w:ascii="Gentium" w:hAnsi="Gentium" w:cs="Gentium"/>
-          <w:noProof/>
-          <w:color w:val="auto"/>
-          <w:lang w:val="en-029"/>
-        </w:rPr>
-        <w:t xml:space="preserve"> ~ </w:t>
-      </w:r>
-      <w:r>
-        <w:rPr>
-          <w:rFonts w:ascii="Gentium" w:hAnsi="Gentium" w:cs="Gentium"/>
-          <w:noProof/>
-          <w:color w:val="auto"/>
-          <w:lang w:val="en-029"/>
-        </w:rPr>
-        <w:t>fe them didn</w:t>
-      </w:r>
-      <w:r>
-        <w:rPr>
-          <w:rFonts w:ascii="Gentium" w:hAnsi="Gentium" w:cs="Gentium"/>
-          <w:noProof/>
-          <w:color w:val="auto"/>
-          <w:lang w:val="en-029"/>
-        </w:rPr>
-        <w:t>’</w:t>
-      </w:r>
-      <w:r>
-        <w:rPr>
-          <w:rFonts w:ascii="Gentium" w:hAnsi="Gentium" w:cs="Gentium"/>
-          <w:noProof/>
-          <w:color w:val="auto"/>
-          <w:lang w:val="en-029"/>
-        </w:rPr>
-        <w:t>t believe ina Him that them will arise pon that Day.</w:t>
-      </w:r>
-    </w:p>
-    <w:p>
-      <w:pPr>
-        <w:pStyle w:val="Default"/>
-        <w:widowControl/>
-        <w:spacing w:before="120"/>
-        <w:jc w:val="both"/>
-        <w:rPr>
-          <w:rFonts w:ascii="Gentium" w:hAnsi="Gentium" w:cs="Gentium"/>
-          <w:noProof/>
-          <w:color w:val="auto"/>
-          <w:lang w:val="en-029"/>
-        </w:rPr>
-      </w:pPr>
-      <w:r>
-        <w:rPr>
-          <w:rFonts w:ascii="Gentium" w:hAnsi="Gentium" w:cs="Gentium"/>
-          <w:noProof/>
-          <w:color w:val="0070C0"/>
-          <w:vertAlign w:val="superscript"/>
-          <w:lang w:val="en-029"/>
-        </w:rPr>
-        <w:t>25 </w:t>
-      </w:r>
-      <w:r>
-        <w:rPr>
-          <w:rFonts w:ascii="Gentium" w:hAnsi="Gentium" w:cs="Gentium"/>
-          <w:noProof/>
-          <w:color w:val="auto"/>
-          <w:lang w:val="en-029"/>
-        </w:rPr>
-        <w:t>Becaudis thing them shall be reproached like unto them Work evil measure that them worked ina this world</w:t>
-      </w:r>
-      <w:r>
-        <w:rPr>
-          <w:rFonts w:ascii="Gentium" w:hAnsi="Gentium" w:cs="Gentium"/>
-          <w:noProof/>
-          <w:color w:val="auto"/>
-          <w:lang w:val="en-029"/>
-        </w:rPr>
-        <w:t xml:space="preserve"> ~ </w:t>
-      </w:r>
-      <w:r>
-        <w:rPr>
-          <w:rFonts w:ascii="Gentium" w:hAnsi="Gentium" w:cs="Gentium"/>
-          <w:noProof/>
-          <w:color w:val="auto"/>
-          <w:lang w:val="en-029"/>
-        </w:rPr>
-        <w:t xml:space="preserve">an them shall sight up the Resurrection that them denied whereby them will arise together ina flesh. </w:t>
-      </w:r>
-      <w:r>
-        <w:rPr>
-          <w:rFonts w:ascii="Gentium" w:hAnsi="Gentium" w:cs="Gentium"/>
-          <w:noProof/>
-          <w:color w:val="0070C0"/>
-          <w:vertAlign w:val="superscript"/>
-          <w:lang w:val="en-029"/>
-        </w:rPr>
-        <w:t>26 </w:t>
-      </w:r>
-      <w:r>
-        <w:rPr>
-          <w:rFonts w:ascii="Gentium" w:hAnsi="Gentium" w:cs="Gentium"/>
-          <w:noProof/>
-          <w:color w:val="auto"/>
-          <w:lang w:val="en-029"/>
-        </w:rPr>
-        <w:t>Them shall weep at that time becau them didn</w:t>
-      </w:r>
-      <w:r>
-        <w:rPr>
-          <w:rFonts w:ascii="Gentium" w:hAnsi="Gentium" w:cs="Gentium"/>
-          <w:noProof/>
-          <w:color w:val="auto"/>
-          <w:lang w:val="en-029"/>
-        </w:rPr>
-        <w:t>’</w:t>
-      </w:r>
-      <w:r>
-        <w:rPr>
-          <w:rFonts w:ascii="Gentium" w:hAnsi="Gentium" w:cs="Gentium"/>
-          <w:noProof/>
-          <w:color w:val="auto"/>
-          <w:lang w:val="en-029"/>
-        </w:rPr>
-        <w:t xml:space="preserve">t work goodly Work ~ it would have been better fe them if them wept ina this world if it are possible fe them lest them be who weep ina Gehannem. </w:t>
-      </w:r>
-      <w:r>
-        <w:rPr>
-          <w:rFonts w:ascii="Gentium" w:hAnsi="Gentium" w:cs="Gentium"/>
-          <w:noProof/>
-          <w:color w:val="0070C0"/>
-          <w:vertAlign w:val="superscript"/>
-          <w:lang w:val="en-029"/>
-        </w:rPr>
-        <w:t>27 </w:t>
-      </w:r>
-      <w:r>
-        <w:rPr>
-          <w:rFonts w:ascii="Gentium" w:hAnsi="Gentium" w:cs="Gentium"/>
-          <w:noProof/>
-          <w:color w:val="auto"/>
-          <w:lang w:val="en-029"/>
-        </w:rPr>
-        <w:t>If InI didn</w:t>
-      </w:r>
-      <w:r>
-        <w:rPr>
-          <w:rFonts w:ascii="Gentium" w:hAnsi="Gentium" w:cs="Gentium"/>
-          <w:noProof/>
-          <w:color w:val="auto"/>
-          <w:lang w:val="en-029"/>
-        </w:rPr>
-        <w:t>’</w:t>
-      </w:r>
-      <w:r>
-        <w:rPr>
-          <w:rFonts w:ascii="Gentium" w:hAnsi="Gentium" w:cs="Gentium"/>
-          <w:noProof/>
-          <w:color w:val="auto"/>
-          <w:lang w:val="en-029"/>
-        </w:rPr>
-        <w:t>t weep ina this world by InI accord</w:t>
-      </w:r>
-      <w:r>
-        <w:rPr>
-          <w:rFonts w:ascii="Gentium" w:hAnsi="Gentium" w:cs="Gentium"/>
-          <w:noProof/>
-          <w:color w:val="auto"/>
-          <w:lang w:val="en-029"/>
-        </w:rPr>
-        <w:t xml:space="preserve"> ~ </w:t>
-      </w:r>
-      <w:r>
-        <w:rPr>
-          <w:rFonts w:ascii="Gentium" w:hAnsi="Gentium" w:cs="Gentium"/>
-          <w:noProof/>
-          <w:color w:val="auto"/>
-          <w:lang w:val="en-029"/>
-        </w:rPr>
-        <w:t>demons will mek InI weep without InI accord ina Gehannem ~ if InI didn</w:t>
-      </w:r>
-      <w:r>
-        <w:rPr>
-          <w:rFonts w:ascii="Gentium" w:hAnsi="Gentium" w:cs="Gentium"/>
-          <w:noProof/>
-          <w:color w:val="auto"/>
-          <w:lang w:val="en-029"/>
-        </w:rPr>
-        <w:t>’</w:t>
-      </w:r>
-      <w:r>
-        <w:rPr>
-          <w:rFonts w:ascii="Gentium" w:hAnsi="Gentium" w:cs="Gentium"/>
-          <w:noProof/>
-          <w:color w:val="auto"/>
-          <w:lang w:val="en-029"/>
-        </w:rPr>
-        <w:t>t enter repentance ina this world</w:t>
-      </w:r>
-      <w:r>
-        <w:rPr>
-          <w:rFonts w:ascii="Gentium" w:hAnsi="Gentium" w:cs="Gentium"/>
-          <w:noProof/>
-          <w:color w:val="auto"/>
-          <w:lang w:val="en-029"/>
-        </w:rPr>
-        <w:t xml:space="preserve"> ~ </w:t>
-      </w:r>
-      <w:r>
-        <w:rPr>
-          <w:rFonts w:ascii="Gentium" w:hAnsi="Gentium" w:cs="Gentium"/>
-          <w:noProof/>
-          <w:color w:val="auto"/>
-          <w:lang w:val="en-029"/>
-        </w:rPr>
-        <w:t>InI prepare worthless an useless cries an mournin ina Gehannem.</w:t>
-      </w:r>
-    </w:p>
-    <w:p>
-      <w:pPr>
-        <w:pStyle w:val="Default"/>
-        <w:widowControl/>
-        <w:spacing w:before="120"/>
-        <w:jc w:val="both"/>
-        <w:rPr>
-          <w:rFonts w:ascii="Gentium" w:hAnsi="Gentium" w:cs="Gentium"/>
-          <w:noProof/>
-          <w:color w:val="auto"/>
-          <w:lang w:val="en-029"/>
-        </w:rPr>
-      </w:pPr>
-      <w:r>
-        <w:rPr>
-          <w:rFonts w:ascii="Gentium" w:hAnsi="Gentium" w:cs="Gentium"/>
-          <w:noProof/>
-          <w:color w:val="0070C0"/>
-          <w:vertAlign w:val="superscript"/>
-          <w:lang w:val="en-029"/>
-        </w:rPr>
-        <w:lastRenderedPageBreak/>
         <w:t>28 </w:t>
       </w:r>
       <w:r>
